--- a/ТЗ_ФНТ_РК.docx
+++ b/ТЗ_ФНТ_РК.docx
@@ -23,7 +23,7 @@
         <w:pStyle w:val="Date"/>
       </w:pPr>
       <w:r>
-        <w:t xml:space="preserve">Версия 1.2 · 2025</w:t>
+        <w:t xml:space="preserve">Версия 1.5 · 2025</w:t>
       </w:r>
     </w:p>
     <w:sdt>
@@ -52,12 +52,7 @@
         </w:p>
       </w:sdtContent>
     </w:sdt>
-    <w:p>
-      <w:r>
-        <w:br w:type="page"/>
-      </w:r>
-    </w:p>
-    <w:bookmarkStart w:id="49" w:name="цель-и-охват"/>
+    <w:bookmarkStart w:id="9" w:name="цель-и-охват"/>
     <w:p>
       <w:pPr>
         <w:pStyle w:val="Heading2"/>
@@ -79,7 +74,7 @@
         <w:pStyle w:val="BodyText"/>
       </w:pPr>
       <w:r>
-        <w:t xml:space="preserve">Интерфейс работает на трёх языках (RU, KZ, EN) с переключением в один клик. Счёт крупных матчей ведётся по очкам в реальном времени и транслируется на YouTube (§6.3). Рейтинг пересчитывается автоматически после каждого турнира по заложенной в системе методике (ELO). Конструктор сеток покрывает стандартные форматы и любые нестандартные размеры.</w:t>
+        <w:t xml:space="preserve">Интерфейс работает на трёх языках (RU, KZ, EN) с переключением в один клик. Счёт крупных матчей ведётся по очкам в реальном времени и транслируется на YouTube (§6.3). Рейтинг игроков пересчитывается автоматически после каждого турнира по заложенной в системе методике (ELO), а оценка судей считается по действующей нормативной методике федерации, перенесённой в систему (§7.2). Конструктор сеток покрывает стандартные форматы и любые нестандартные размеры, а система подсказывает, какая схема проведения уложится в имеющиеся столы и часы (§5.3). Ежегодные регистрационные взносы ведутся в системе и влияют на допуск к турнирам (§9.2).</w:t>
       </w:r>
     </w:p>
     <w:p>
@@ -97,8 +92,8 @@
         </w:pict>
       </w:r>
     </w:p>
-    <w:bookmarkEnd w:id="49"/>
-    <w:bookmarkStart w:id="51" w:name="роли-и-права-доступа"/>
+    <w:bookmarkEnd w:id="9"/>
+    <w:bookmarkStart w:id="11" w:name="роли-и-права-доступа"/>
     <w:p>
       <w:pPr>
         <w:pStyle w:val="Heading2"/>
@@ -112,7 +107,7 @@
         <w:pStyle w:val="FirstParagraph"/>
       </w:pPr>
       <w:r>
-        <w:t xml:space="preserve">В системе шесть ролей.</w:t>
+        <w:t xml:space="preserve">В системе девять ролей.</w:t>
       </w:r>
     </w:p>
     <w:tbl>
@@ -216,7 +211,85 @@
                 <w:b/>
                 <w:bCs/>
               </w:rPr>
-              <w:t xml:space="preserve">Главный судья</w:t>
+              <w:t xml:space="preserve">Федерация</w:t>
+            </w:r>
+          </w:p>
+        </w:tc>
+        <w:tc>
+          <w:tcPr/>
+          <w:p>
+            <w:pPr>
+              <w:pStyle w:val="Compact"/>
+            </w:pPr>
+            <w:r>
+              <w:t xml:space="preserve">вся деятельность</w:t>
+            </w:r>
+          </w:p>
+        </w:tc>
+        <w:tc>
+          <w:tcPr/>
+          <w:p>
+            <w:pPr>
+              <w:pStyle w:val="Compact"/>
+            </w:pPr>
+            <w:r>
+              <w:t xml:space="preserve">полный доступ ко всему, что происходит в системе</w:t>
+            </w:r>
+          </w:p>
+        </w:tc>
+      </w:tr>
+      <w:tr>
+        <w:tc>
+          <w:tcPr/>
+          <w:p>
+            <w:pPr>
+              <w:pStyle w:val="Compact"/>
+            </w:pPr>
+            <w:r>
+              <w:rPr>
+                <w:b/>
+                <w:bCs/>
+              </w:rPr>
+              <w:t xml:space="preserve">Председатель судейской коллегии</w:t>
+            </w:r>
+          </w:p>
+        </w:tc>
+        <w:tc>
+          <w:tcPr/>
+          <w:p>
+            <w:pPr>
+              <w:pStyle w:val="Compact"/>
+            </w:pPr>
+            <w:r>
+              <w:t xml:space="preserve">все турниры</w:t>
+            </w:r>
+          </w:p>
+        </w:tc>
+        <w:tc>
+          <w:tcPr/>
+          <w:p>
+            <w:pPr>
+              <w:pStyle w:val="Compact"/>
+            </w:pPr>
+            <w:r>
+              <w:t xml:space="preserve">назначение главного судьи турнира, утверждение системы проведения и итогового протокола, отмена и перенос; оценка судей: сбор, анализ и обработка, с доступом ко всем протоколам и соревнованиям (§7.2)</w:t>
+            </w:r>
+          </w:p>
+        </w:tc>
+      </w:tr>
+      <w:tr>
+        <w:tc>
+          <w:tcPr/>
+          <w:p>
+            <w:pPr>
+              <w:pStyle w:val="Compact"/>
+            </w:pPr>
+            <w:r>
+              <w:rPr>
+                <w:b/>
+                <w:bCs/>
+              </w:rPr>
+              <w:t xml:space="preserve">Главный судья турнира</w:t>
             </w:r>
           </w:p>
         </w:tc>
@@ -238,7 +311,7 @@
               <w:pStyle w:val="Compact"/>
             </w:pPr>
             <w:r>
-              <w:t xml:space="preserve">создание турнира, конфигурация сетки через конструктор, вызов пар, завершение турнира, запуск расчёта рейтинга</w:t>
+              <w:t xml:space="preserve">выбор системы проведения, сборка сетки, расписание и столы, рассмотрение заявок игроков, вызов пар, формирование итогового протокола</w:t>
             </w:r>
           </w:p>
         </w:tc>
@@ -294,6 +367,45 @@
                 <w:b/>
                 <w:bCs/>
               </w:rPr>
+              <w:t xml:space="preserve">Бухгалтер</w:t>
+            </w:r>
+          </w:p>
+        </w:tc>
+        <w:tc>
+          <w:tcPr/>
+          <w:p>
+            <w:pPr>
+              <w:pStyle w:val="Compact"/>
+            </w:pPr>
+            <w:r>
+              <w:t xml:space="preserve">взносы</w:t>
+            </w:r>
+          </w:p>
+        </w:tc>
+        <w:tc>
+          <w:tcPr/>
+          <w:p>
+            <w:pPr>
+              <w:pStyle w:val="Compact"/>
+            </w:pPr>
+            <w:r>
+              <w:t xml:space="preserve">проверка оплаты ежегодного регистрационного взноса, отметка об оплате (§9)</w:t>
+            </w:r>
+          </w:p>
+        </w:tc>
+      </w:tr>
+      <w:tr>
+        <w:tc>
+          <w:tcPr/>
+          <w:p>
+            <w:pPr>
+              <w:pStyle w:val="Compact"/>
+            </w:pPr>
+            <w:r>
+              <w:rPr>
+                <w:b/>
+                <w:bCs/>
+              </w:rPr>
               <w:t xml:space="preserve">Тренер, представитель</w:t>
             </w:r>
           </w:p>
@@ -400,7 +512,7 @@
         </w:tc>
       </w:tr>
     </w:tbl>
-    <w:bookmarkStart w:id="50" w:name="принципы-ролевой-модели"/>
+    <w:bookmarkStart w:id="10" w:name="принципы-ролевой-модели"/>
     <w:p>
       <w:pPr>
         <w:pStyle w:val="Heading3"/>
@@ -415,6 +527,22 @@
       </w:pPr>
       <w:r>
         <w:t xml:space="preserve">Роль это не глобальный флаг, а связка пользователя, роли и области (система, турнир, клуб или стол): один человек может быть тренером в клубе А, судьёй стола на турнире Б и игроком на турнире В. Права проверяются централизованно, в одном месте, а не разрозненными проверками по всей системе. Роль назначается явно и имеет срок жизни, например судья стола назначается на время турнира.</w:t>
+      </w:r>
+    </w:p>
+    <w:p>
+      <w:pPr>
+        <w:pStyle w:val="BodyText"/>
+      </w:pPr>
+      <w:r>
+        <w:t xml:space="preserve">Судейство разделено на два уровня намеренно. Главный судья турнира ведёт один конкретный турнир и принимает решения по нему: выбирает систему проведения, собирает сетку, формирует итоговый протокол. Председатель судейской коллегии эти решения утверждает и не подменяет собой судью. Главный судья не может назначить турнир себе сам. Администратор системы в судейство не входит: его область техническая, и распределение турниров ему не подчиняется.</w:t>
+      </w:r>
+    </w:p>
+    <w:p>
+      <w:pPr>
+        <w:pStyle w:val="BodyText"/>
+      </w:pPr>
+      <w:r>
+        <w:t xml:space="preserve">У федерации полный доступ ко всему, что происходит в системе. Это безопасно потому, что система именная: каждое действие записывается вместе с тем, кто его совершил и когда (§13). Видно не только текущее состояние, но и кто его создал.</w:t>
       </w:r>
     </w:p>
     <w:p>
@@ -424,9 +552,9 @@
         </w:pict>
       </w:r>
     </w:p>
-    <w:bookmarkEnd w:id="50"/>
-    <w:bookmarkEnd w:id="51"/>
-    <w:bookmarkStart w:id="54" w:name="публичный-сайт-ru-kz-en"/>
+    <w:bookmarkEnd w:id="10"/>
+    <w:bookmarkEnd w:id="11"/>
+    <w:bookmarkStart w:id="14" w:name="публичный-сайт-ru-kz-en"/>
     <w:p>
       <w:pPr>
         <w:pStyle w:val="Heading2"/>
@@ -435,7 +563,7 @@
         <w:t xml:space="preserve">3. Публичный сайт (RU, KZ, EN)</w:t>
       </w:r>
     </w:p>
-    <w:bookmarkStart w:id="52" w:name="многоязычность"/>
+    <w:bookmarkStart w:id="12" w:name="многоязычность"/>
     <w:p>
       <w:pPr>
         <w:pStyle w:val="Heading3"/>
@@ -452,8 +580,8 @@
         <w:t xml:space="preserve">Сайт работает на трёх языках (русский, казахский, английский) с переключением в один клик на любой странице. Переведён весь интерфейс, а контент (новости, описания турниров) ведётся на трёх языках. Даты и числа отображаются по локали.</w:t>
       </w:r>
     </w:p>
-    <w:bookmarkEnd w:id="52"/>
-    <w:bookmarkStart w:id="53" w:name="страницы"/>
+    <w:bookmarkEnd w:id="12"/>
+    <w:bookmarkStart w:id="13" w:name="страницы"/>
     <w:p>
       <w:pPr>
         <w:pStyle w:val="Heading3"/>
@@ -477,24 +605,24 @@
         </w:pict>
       </w:r>
     </w:p>
-    <w:bookmarkEnd w:id="53"/>
-    <w:bookmarkEnd w:id="54"/>
-    <w:bookmarkStart w:id="58" w:name="X648ba6a9df6d7cf469c6d8fd299a18207b8bcad"/>
+    <w:bookmarkEnd w:id="13"/>
+    <w:bookmarkEnd w:id="14"/>
+    <w:bookmarkStart w:id="21" w:name="управление-турнирами"/>
     <w:p>
       <w:pPr>
         <w:pStyle w:val="Heading2"/>
       </w:pPr>
       <w:r>
-        <w:t xml:space="preserve">4. Управление турнирами (панель главного судьи)</w:t>
-      </w:r>
-    </w:p>
-    <w:bookmarkStart w:id="55" w:name="создание-турнира"/>
+        <w:t xml:space="preserve">4. Управление турнирами</w:t>
+      </w:r>
+    </w:p>
+    <w:bookmarkStart w:id="15" w:name="жизненный-цикл-турнира"/>
     <w:p>
       <w:pPr>
         <w:pStyle w:val="Heading3"/>
       </w:pPr>
       <w:r>
-        <w:t xml:space="preserve">4.1. Создание турнира</w:t>
+        <w:t xml:space="preserve">4.1. Жизненный цикл турнира</w:t>
       </w:r>
     </w:p>
     <w:p>
@@ -502,715 +630,7 @@
         <w:pStyle w:val="FirstParagraph"/>
       </w:pPr>
       <w:r>
-        <w:t xml:space="preserve">Главный судья создаёт турнир и задаёт его параметры: название, даты, место, уровень; формат сетки (из библиотеки или свой через конструктор, §5) и дисциплину (одиночная, парная, командная); число партий. Участники добавляются из базы или вручную, с посевом или жеребьёвкой; пара сеётся по среднему рейтингу двух игроков. Назначаются судьи столов и отмечаются столы с трансляцией в реальном времени. Готовый турнир публикуется и запускается.</w:t>
-      </w:r>
-    </w:p>
-    <w:bookmarkEnd w:id="55"/>
-    <w:bookmarkStart w:id="56" w:name="ход-турнира"/>
-    <w:p>
-      <w:pPr>
-        <w:pStyle w:val="Heading3"/>
-      </w:pPr>
-      <w:r>
-        <w:t xml:space="preserve">4.2. Ход турнира</w:t>
-      </w:r>
-    </w:p>
-    <w:p>
-      <w:pPr>
-        <w:pStyle w:val="FirstParagraph"/>
-      </w:pPr>
-      <w:r>
-        <w:t xml:space="preserve">Во время турнира главный судья видит сводную панель со столами, матчами, ожидающими парами и статусами. Он вызывает пары на столы, а назначенный судья получает уведомление мгновенно. Сетка обновляется автоматически после каждого результата, а любой результат можно скорректировать вручную с записью в журнал. Матч не стартует, пока на стол не назначен судья стола. После завершения турнира ввод результатов блокируется и запускается расчёт рейтинга.</w:t>
-      </w:r>
-    </w:p>
-    <w:bookmarkEnd w:id="56"/>
-    <w:bookmarkStart w:id="57" w:name="печать-протоколов"/>
-    <w:p>
-      <w:pPr>
-        <w:pStyle w:val="Heading3"/>
-      </w:pPr>
-      <w:r>
-        <w:t xml:space="preserve">4.3. Печать протоколов</w:t>
-      </w:r>
-    </w:p>
-    <w:p>
-      <w:pPr>
-        <w:pStyle w:val="FirstParagraph"/>
-      </w:pPr>
-      <w:r>
-        <w:t xml:space="preserve">Главный судья печатает протокол матча (участники, судья, счёт, дата, подпись).</w:t>
-      </w:r>
-    </w:p>
-    <w:p>
-      <w:r>
-        <w:pict>
-          <v:rect style="width:0;height:1.5pt" o:hralign="center" o:hrstd="t" o:hr="t"/>
-        </w:pict>
-      </w:r>
-    </w:p>
-    <w:bookmarkEnd w:id="57"/>
-    <w:bookmarkEnd w:id="58"/>
-    <w:bookmarkStart w:id="61" w:name="форматы-турнирных-сеток-и-конструктор"/>
-    <w:p>
-      <w:pPr>
-        <w:pStyle w:val="Heading2"/>
-      </w:pPr>
-      <w:r>
-        <w:t xml:space="preserve">5. Форматы турнирных сеток и конструктор</w:t>
-      </w:r>
-    </w:p>
-    <w:bookmarkStart w:id="59" w:name="стандартные-форматы-библиотека"/>
-    <w:p>
-      <w:pPr>
-        <w:pStyle w:val="Heading3"/>
-      </w:pPr>
-      <w:r>
-        <w:t xml:space="preserve">5.1. Стандартные форматы (библиотека)</w:t>
-      </w:r>
-    </w:p>
-    <w:tbl>
-      <w:tblPr>
-        <w:tblStyle w:val="Table"/>
-        <w:tblW w:type="pct" w:w="5000"/>
-        <w:tblLayout w:type="fixed"/>
-        <w:tblLook w:firstRow="1" w:lastRow="0" w:firstColumn="0" w:lastColumn="0" w:noHBand="0" w:noVBand="0" w:val="0020"/>
-      </w:tblPr>
-      <w:tblGrid>
-        <w:gridCol w:w="3960"/>
-        <w:gridCol w:w="3960"/>
-      </w:tblGrid>
-      <w:tr>
-        <w:trPr>
-          <w:tblHeader w:val="on"/>
-        </w:trPr>
-        <w:tc>
-          <w:tcPr/>
-          <w:p>
-            <w:pPr>
-              <w:pStyle w:val="Compact"/>
-            </w:pPr>
-            <w:r>
-              <w:t xml:space="preserve">Формат</w:t>
-            </w:r>
-          </w:p>
-        </w:tc>
-        <w:tc>
-          <w:tcPr/>
-          <w:p>
-            <w:pPr>
-              <w:pStyle w:val="Compact"/>
-            </w:pPr>
-            <w:r>
-              <w:t xml:space="preserve">Суть</w:t>
-            </w:r>
-          </w:p>
-        </w:tc>
-      </w:tr>
-      <w:tr>
-        <w:tc>
-          <w:tcPr/>
-          <w:p>
-            <w:pPr>
-              <w:pStyle w:val="Compact"/>
-            </w:pPr>
-            <w:r>
-              <w:t xml:space="preserve">Олимпийская (на выбывание)</w:t>
-            </w:r>
-          </w:p>
-        </w:tc>
-        <w:tc>
-          <w:tcPr/>
-          <w:p>
-            <w:pPr>
-              <w:pStyle w:val="Compact"/>
-            </w:pPr>
-            <w:r>
-              <w:t xml:space="preserve">проигравший выбывает</w:t>
-            </w:r>
-          </w:p>
-        </w:tc>
-      </w:tr>
-      <w:tr>
-        <w:tc>
-          <w:tcPr/>
-          <w:p>
-            <w:pPr>
-              <w:pStyle w:val="Compact"/>
-            </w:pPr>
-            <w:r>
-              <w:t xml:space="preserve">Двойное выбывание</w:t>
-            </w:r>
-          </w:p>
-        </w:tc>
-        <w:tc>
-          <w:tcPr/>
-          <w:p>
-            <w:pPr>
-              <w:pStyle w:val="Compact"/>
-            </w:pPr>
-            <w:r>
-              <w:t xml:space="preserve">верхняя и нижняя сетки, выбывание после двух поражений</w:t>
-            </w:r>
-          </w:p>
-        </w:tc>
-      </w:tr>
-      <w:tr>
-        <w:tc>
-          <w:tcPr/>
-          <w:p>
-            <w:pPr>
-              <w:pStyle w:val="Compact"/>
-            </w:pPr>
-            <w:r>
-              <w:t xml:space="preserve">Круговая (каждый с каждым)</w:t>
-            </w:r>
-          </w:p>
-        </w:tc>
-        <w:tc>
-          <w:tcPr/>
-          <w:p>
-            <w:pPr>
-              <w:pStyle w:val="Compact"/>
-            </w:pPr>
-            <w:r>
-              <w:t xml:space="preserve">все играют со всеми</w:t>
-            </w:r>
-          </w:p>
-        </w:tc>
-      </w:tr>
-      <w:tr>
-        <w:tc>
-          <w:tcPr/>
-          <w:p>
-            <w:pPr>
-              <w:pStyle w:val="Compact"/>
-            </w:pPr>
-            <w:r>
-              <w:t xml:space="preserve">Групповой этап и плей-офф</w:t>
-            </w:r>
-          </w:p>
-        </w:tc>
-        <w:tc>
-          <w:tcPr/>
-          <w:p>
-            <w:pPr>
-              <w:pStyle w:val="Compact"/>
-            </w:pPr>
-            <w:r>
-              <w:t xml:space="preserve">группы, лучшие выходят в плей-офф</w:t>
-            </w:r>
-          </w:p>
-        </w:tc>
-      </w:tr>
-    </w:tbl>
-    <w:bookmarkEnd w:id="59"/>
-    <w:bookmarkStart w:id="60" w:name="конструктор-нестандартных-сеток"/>
-    <w:p>
-      <w:pPr>
-        <w:pStyle w:val="Heading3"/>
-      </w:pPr>
-      <w:r>
-        <w:t xml:space="preserve">5.2. Конструктор нестандартных сеток</w:t>
-      </w:r>
-    </w:p>
-    <w:p>
-      <w:pPr>
-        <w:pStyle w:val="FirstParagraph"/>
-      </w:pPr>
-      <w:r>
-        <w:t xml:space="preserve">Главный судья собирает сетку, которой нет в библиотеке: произвольное число участников, свои группы, ручная расстановка перетаскиванием, сохранение шаблона в библиотеку. Свободные места расставляются автоматически.</w:t>
-      </w:r>
-    </w:p>
-    <w:p>
-      <w:pPr>
-        <w:pStyle w:val="BodyText"/>
-      </w:pPr>
-      <w:r>
-        <w:t xml:space="preserve">Любая сетка интерактивна, обновляется после каждого результата и масштабируется под экран.</w:t>
-      </w:r>
-    </w:p>
-    <w:p>
-      <w:r>
-        <w:pict>
-          <v:rect style="width:0;height:1.5pt" o:hralign="center" o:hrstd="t" o:hr="t"/>
-        </w:pict>
-      </w:r>
-    </w:p>
-    <w:bookmarkEnd w:id="60"/>
-    <w:bookmarkEnd w:id="61"/>
-    <w:bookmarkStart w:id="65" w:name="интерфейс-судьи-стола-адаптивный-сайт"/>
-    <w:p>
-      <w:pPr>
-        <w:pStyle w:val="Heading2"/>
-      </w:pPr>
-      <w:r>
-        <w:t xml:space="preserve">6. Интерфейс судьи стола (адаптивный сайт)</w:t>
-      </w:r>
-    </w:p>
-    <w:p>
-      <w:pPr>
-        <w:pStyle w:val="FirstParagraph"/>
-      </w:pPr>
-      <w:r>
-        <w:t xml:space="preserve">Судья работает с адаптивного сайта на любом устройстве, вход по логину и паролю или короткому коду. Задача интерфейса: быстро и без ошибок фиксировать счёт и передавать результат.</w:t>
-      </w:r>
-    </w:p>
-    <w:bookmarkStart w:id="62" w:name="ввод-по-партиям"/>
-    <w:p>
-      <w:pPr>
-        <w:pStyle w:val="Heading3"/>
-      </w:pPr>
-      <w:r>
-        <w:t xml:space="preserve">6.1. Ввод по партиям</w:t>
-      </w:r>
-    </w:p>
-    <w:p>
-      <w:pPr>
-        <w:pStyle w:val="FirstParagraph"/>
-      </w:pPr>
-      <w:r>
-        <w:t xml:space="preserve">Судья вводит итог каждой партии, итог матча вычисляется из партий и вручную не задаётся. Последнюю партию можно исправить, правка пишется в журнал. Готовый результат уходит главному судье и в базу.</w:t>
-      </w:r>
-    </w:p>
-    <w:bookmarkEnd w:id="62"/>
-    <w:bookmarkStart w:id="63" w:name="ввод-по-очкам-в-реальном-времени"/>
-    <w:p>
-      <w:pPr>
-        <w:pStyle w:val="Heading3"/>
-      </w:pPr>
-      <w:r>
-        <w:t xml:space="preserve">6.2. Ввод по очкам в реальном времени</w:t>
-      </w:r>
-    </w:p>
-    <w:p>
-      <w:pPr>
-        <w:pStyle w:val="FirstParagraph"/>
-      </w:pPr>
-      <w:r>
-        <w:t xml:space="preserve">Для крупных турниров главный судья включает этот режим, и судья ведёт счёт по каждому очку с возможностью отменить последнее. Публично счёт виден в блоке «Прямой эфир» на сайте и обновляется в реальном времени. Каждое очко сохраняется для аналитики и трансляции.</w:t>
-      </w:r>
-    </w:p>
-    <w:bookmarkEnd w:id="63"/>
-    <w:bookmarkStart w:id="64" w:name="X935e39f4f62e54152a9a7fe9490481b97fbbab0"/>
-    <w:p>
-      <w:pPr>
-        <w:pStyle w:val="Heading3"/>
-      </w:pPr>
-      <w:r>
-        <w:t xml:space="preserve">6.3. Трансляция на YouTube и функционал зрителей</w:t>
-      </w:r>
-    </w:p>
-    <w:p>
-      <w:pPr>
-        <w:pStyle w:val="FirstParagraph"/>
-      </w:pPr>
-      <w:r>
-        <w:t xml:space="preserve">Матчи крупных турниров транслируются на YouTube: видео со столов с наложенным на картинку счётом. Камеры на столах выводят видео, а счёт накладывается на картинку автоматически из ввода судьи, без оператора. Трансляция встраивается на страницу турнира рядом со счётом в реальном времени и сеткой, и открыта для всех: зрителей, игроков и гостей.</w:t>
-      </w:r>
-    </w:p>
-    <w:p>
-      <w:r>
-        <w:pict>
-          <v:rect style="width:0;height:1.5pt" o:hralign="center" o:hrstd="t" o:hr="t"/>
-        </w:pict>
-      </w:r>
-    </w:p>
-    <w:bookmarkEnd w:id="64"/>
-    <w:bookmarkEnd w:id="65"/>
-    <w:bookmarkStart w:id="66" w:name="система-рейтинга"/>
-    <w:p>
-      <w:pPr>
-        <w:pStyle w:val="Heading2"/>
-      </w:pPr>
-      <w:r>
-        <w:t xml:space="preserve">7. Система рейтинга</w:t>
-      </w:r>
-    </w:p>
-    <w:p>
-      <w:pPr>
-        <w:pStyle w:val="FirstParagraph"/>
-      </w:pPr>
-      <w:r>
-        <w:t xml:space="preserve">Рейтинг считается по единой методике, заложенной в системе и одинаковой для всех турниров. Пересчёт запускается главным судьёй по завершении турнира и не задваивается при повторе. Методика на базе ELO: рейтинг меняется по итогу матча с учётом силы соперника, а коэффициенты по уровню турнира и силе игрока зафиксированы в Приложении А. Рейтинг ведётся и для игроков, и для судей.</w:t>
-      </w:r>
-    </w:p>
-    <w:p>
-      <w:r>
-        <w:pict>
-          <v:rect style="width:0;height:1.5pt" o:hralign="center" o:hrstd="t" o:hr="t"/>
-        </w:pict>
-      </w:r>
-    </w:p>
-    <w:bookmarkEnd w:id="66"/>
-    <w:bookmarkStart w:id="67" w:name="онлайн-заявки-права-по-уровню-турнира"/>
-    <w:p>
-      <w:pPr>
-        <w:pStyle w:val="Heading2"/>
-      </w:pPr>
-      <w:r>
-        <w:t xml:space="preserve">8. Онлайн-заявки (права по уровню турнира)</w:t>
-      </w:r>
-    </w:p>
-    <w:tbl>
-      <w:tblPr>
-        <w:tblStyle w:val="Table"/>
-        <w:tblW w:type="pct" w:w="5000"/>
-        <w:tblLayout w:type="fixed"/>
-        <w:tblLook w:firstRow="1" w:lastRow="0" w:firstColumn="0" w:lastColumn="0" w:noHBand="0" w:noVBand="0" w:val="0020"/>
-      </w:tblPr>
-      <w:tblGrid>
-        <w:gridCol w:w="3960"/>
-        <w:gridCol w:w="3960"/>
-      </w:tblGrid>
-      <w:tr>
-        <w:trPr>
-          <w:tblHeader w:val="on"/>
-        </w:trPr>
-        <w:tc>
-          <w:tcPr/>
-          <w:p>
-            <w:pPr>
-              <w:pStyle w:val="Compact"/>
-            </w:pPr>
-            <w:r>
-              <w:t xml:space="preserve">Уровень турнира</w:t>
-            </w:r>
-          </w:p>
-        </w:tc>
-        <w:tc>
-          <w:tcPr/>
-          <w:p>
-            <w:pPr>
-              <w:pStyle w:val="Compact"/>
-            </w:pPr>
-            <w:r>
-              <w:t xml:space="preserve">Кто подаёт заявку</w:t>
-            </w:r>
-          </w:p>
-        </w:tc>
-      </w:tr>
-      <w:tr>
-        <w:tc>
-          <w:tcPr/>
-          <w:p>
-            <w:pPr>
-              <w:pStyle w:val="Compact"/>
-            </w:pPr>
-            <w:r>
-              <w:t xml:space="preserve">Открытый (городской)</w:t>
-            </w:r>
-          </w:p>
-        </w:tc>
-        <w:tc>
-          <w:tcPr/>
-          <w:p>
-            <w:pPr>
-              <w:pStyle w:val="Compact"/>
-            </w:pPr>
-            <w:r>
-              <w:t xml:space="preserve">сам игрок или тренер</w:t>
-            </w:r>
-          </w:p>
-        </w:tc>
-      </w:tr>
-      <w:tr>
-        <w:tc>
-          <w:tcPr/>
-          <w:p>
-            <w:pPr>
-              <w:pStyle w:val="Compact"/>
-            </w:pPr>
-            <w:r>
-              <w:t xml:space="preserve">Республиканский</w:t>
-            </w:r>
-          </w:p>
-        </w:tc>
-        <w:tc>
-          <w:tcPr/>
-          <w:p>
-            <w:pPr>
-              <w:pStyle w:val="Compact"/>
-            </w:pPr>
-            <w:r>
-              <w:t xml:space="preserve">только главный тренер региона или представитель федерации</w:t>
-            </w:r>
-          </w:p>
-        </w:tc>
-      </w:tr>
-    </w:tbl>
-    <w:p>
-      <w:pPr>
-        <w:pStyle w:val="BodyText"/>
-      </w:pPr>
-      <w:r>
-        <w:t xml:space="preserve">Заявка подаётся на выбранный турнир: в парном разряде парой, а тренер может подать список игроков; к заявке прикрепляются документы. Заявка проходит статусы с уведомлением заявителю, и после принятия игрок попадает в список участников.</w:t>
-      </w:r>
-    </w:p>
-    <w:p>
-      <w:r>
-        <w:pict>
-          <v:rect style="width:0;height:1.5pt" o:hralign="center" o:hrstd="t" o:hr="t"/>
-        </w:pict>
-      </w:r>
-    </w:p>
-    <w:bookmarkEnd w:id="67"/>
-    <w:bookmarkStart w:id="68" w:name="реестры-база-данных-участников"/>
-    <w:p>
-      <w:pPr>
-        <w:pStyle w:val="Heading2"/>
-      </w:pPr>
-      <w:r>
-        <w:t xml:space="preserve">9. Реестры (база данных участников)</w:t>
-      </w:r>
-    </w:p>
-    <w:p>
-      <w:pPr>
-        <w:pStyle w:val="FirstParagraph"/>
-      </w:pPr>
-      <w:r>
-        <w:t xml:space="preserve">Система ведёт реестры участников. По каждому игроку хранятся профиль, разряд, клуб, тренер и рейтинг с историей. По судье хранятся профиль, категория и история судейства, а по тренеру ведутся профиль, подопечные и права подачи заявок. Отдельно ведётся реестр организаций: спортшколы, клубы и федерации регионов.</w:t>
-      </w:r>
-    </w:p>
-    <w:p>
-      <w:r>
-        <w:pict>
-          <v:rect style="width:0;height:1.5pt" o:hralign="center" o:hrstd="t" o:hr="t"/>
-        </w:pict>
-      </w:r>
-    </w:p>
-    <w:bookmarkEnd w:id="68"/>
-    <w:bookmarkStart w:id="69" w:name="мобильное-приложение-игрока-android-ios"/>
-    <w:p>
-      <w:pPr>
-        <w:pStyle w:val="Heading2"/>
-      </w:pPr>
-      <w:r>
-        <w:t xml:space="preserve">10. Мобильное приложение игрока (Android, iOS)</w:t>
-      </w:r>
-    </w:p>
-    <w:p>
-      <w:pPr>
-        <w:pStyle w:val="FirstParagraph"/>
-      </w:pPr>
-      <w:r>
-        <w:t xml:space="preserve">Помимо сайта, игроку доступно нативное приложение под Android и iOS как дополнительный удобный канал; болельщики и гости пользуются публичным сайтом. В приложении игрок видит свой профиль и рейтинг, свои турниры и матчи (ближайший турнир, статус заявки, текущий матч), может подать заявку и следить за матчами в реальном времени. Уведомления сообщают о вызове на стол, статусе заявки и результатах. Базовая аналитика бесплатна, расширенная платная (§11).</w:t>
-      </w:r>
-    </w:p>
-    <w:p>
-      <w:pPr>
-        <w:pStyle w:val="BodyText"/>
-      </w:pPr>
-      <w:r>
-        <w:t xml:space="preserve">Данные и вход общие с сайтом.</w:t>
-      </w:r>
-    </w:p>
-    <w:p>
-      <w:r>
-        <w:pict>
-          <v:rect style="width:0;height:1.5pt" o:hralign="center" o:hrstd="t" o:hr="t"/>
-        </w:pict>
-      </w:r>
-    </w:p>
-    <w:bookmarkEnd w:id="69"/>
-    <w:bookmarkStart w:id="70" w:name="монетизация"/>
-    <w:p>
-      <w:pPr>
-        <w:pStyle w:val="Heading2"/>
-      </w:pPr>
-      <w:r>
-        <w:t xml:space="preserve">11. Монетизация</w:t>
-      </w:r>
-    </w:p>
-    <w:p>
-      <w:pPr>
-        <w:pStyle w:val="FirstParagraph"/>
-      </w:pPr>
-      <w:r>
-        <w:t xml:space="preserve">Базовые функции сайта и приложения бесплатны. Платно предлагается</w:t>
-      </w:r>
-      <w:r>
-        <w:t xml:space="preserve"> </w:t>
-      </w:r>
-      <w:r>
-        <w:rPr>
-          <w:b/>
-          <w:bCs/>
-        </w:rPr>
-        <w:t xml:space="preserve">расширенная аналитика игрока</w:t>
-      </w:r>
-      <w:r>
-        <w:t xml:space="preserve">: детальная статистика, разбор по очкам, прогноз рейтинга, подробная история встреч, экспорт.</w:t>
-      </w:r>
-    </w:p>
-    <w:p>
-      <w:pPr>
-        <w:pStyle w:val="BodyText"/>
-      </w:pPr>
-      <w:r>
-        <w:t xml:space="preserve">Оплата встроена в сайт и приложение. Бесплатный уровень остаётся полноценным.</w:t>
-      </w:r>
-    </w:p>
-    <w:p>
-      <w:r>
-        <w:pict>
-          <v:rect style="width:0;height:1.5pt" o:hralign="center" o:hrstd="t" o:hr="t"/>
-        </w:pict>
-      </w:r>
-    </w:p>
-    <w:bookmarkEnd w:id="70"/>
-    <w:bookmarkStart w:id="71" w:name="технологические-принципы"/>
-    <w:p>
-      <w:pPr>
-        <w:pStyle w:val="Heading2"/>
-      </w:pPr>
-      <w:r>
-        <w:t xml:space="preserve">12. Технологические принципы</w:t>
-      </w:r>
-    </w:p>
-    <w:p>
-      <w:pPr>
-        <w:pStyle w:val="FirstParagraph"/>
-      </w:pPr>
-      <w:r>
-        <w:t xml:space="preserve">Технические решения описаны на уровне принципов, без деталей реализации. Продукт это адаптивное веб-приложение; обновления мгновенные, счёт в реальном времени и панели судей отражают изменения без перезагрузки страницы. Три языка заложены с первой версии. Доступ разграничен по ролям, соединение защищено, пароли хранятся зашифрованными. Документы и фотографии хранятся в облаке с ежедневными резервными копиями. Конструктор сеток и методика рейтинга меняются настройками, без переписывания системы.</w:t>
-      </w:r>
-    </w:p>
-    <w:p>
-      <w:r>
-        <w:pict>
-          <v:rect style="width:0;height:1.5pt" o:hralign="center" o:hrstd="t" o:hr="t"/>
-        </w:pict>
-      </w:r>
-    </w:p>
-    <w:bookmarkEnd w:id="71"/>
-    <w:bookmarkStart w:id="72" w:name="нефункциональные-требования"/>
-    <w:p>
-      <w:pPr>
-        <w:pStyle w:val="Heading2"/>
-      </w:pPr>
-      <w:r>
-        <w:t xml:space="preserve">13. Нефункциональные требования</w:t>
-      </w:r>
-    </w:p>
-    <w:p>
-      <w:pPr>
-        <w:pStyle w:val="Compact"/>
-        <w:numPr>
-          <w:ilvl w:val="0"/>
-          <w:numId w:val="1001"/>
-        </w:numPr>
-      </w:pPr>
-      <w:r>
-        <w:t xml:space="preserve">Счёт обновляется в реальном времени, загрузка страницы быстрая, рейтинг-таблица до 500 игроков открывается постранично.</w:t>
-      </w:r>
-    </w:p>
-    <w:p>
-      <w:pPr>
-        <w:pStyle w:val="Compact"/>
-        <w:numPr>
-          <w:ilvl w:val="0"/>
-          <w:numId w:val="1001"/>
-        </w:numPr>
-      </w:pPr>
-      <w:r>
-        <w:t xml:space="preserve">Резервное копирование ежедневное, целевая доступность 99,5% в месяц, результаты матчей не удаляются.</w:t>
-      </w:r>
-    </w:p>
-    <w:p>
-      <w:pPr>
-        <w:pStyle w:val="Compact"/>
-        <w:numPr>
-          <w:ilvl w:val="0"/>
-          <w:numId w:val="1001"/>
-        </w:numPr>
-      </w:pPr>
-      <w:r>
-        <w:t xml:space="preserve">Соединение защищённое, пароли хранятся зашифрованными, доступ по ролям, ведётся журнал всех правок результатов, соблюдается Закон РК №94-V.</w:t>
-      </w:r>
-    </w:p>
-    <w:p>
-      <w:pPr>
-        <w:pStyle w:val="Compact"/>
-        <w:numPr>
-          <w:ilvl w:val="0"/>
-          <w:numId w:val="1001"/>
-        </w:numPr>
-      </w:pPr>
-      <w:r>
-        <w:t xml:space="preserve">Веб-платформа адаптивная и полноценно работает и в десктоп-версии, и в мобильной, подстраиваясь под размер экрана. Администратор и главный судья работают преимущественно с десктопа, судья стола с мобильного устройства, а игроки, тренеры и зрители пользуются любой из версий на своё усмотрение.</w:t>
-      </w:r>
-    </w:p>
-    <w:p>
-      <w:pPr>
-        <w:pStyle w:val="Compact"/>
-        <w:numPr>
-          <w:ilvl w:val="0"/>
-          <w:numId w:val="1001"/>
-        </w:numPr>
-      </w:pPr>
-      <w:r>
-        <w:t xml:space="preserve">Интерфейс судьи адаптивный и работает на любом устройстве, сайт можно добавить на главный экран.</w:t>
-      </w:r>
-    </w:p>
-    <w:p>
-      <w:pPr>
-        <w:pStyle w:val="Compact"/>
-        <w:numPr>
-          <w:ilvl w:val="0"/>
-          <w:numId w:val="1001"/>
-        </w:numPr>
-      </w:pPr>
-      <w:r>
-        <w:t xml:space="preserve">При обрыве сети приложение судьи продолжает работать локально и постоянно пытается восстановить связь; после восстановления данные синхронизируются без потери счёта.</w:t>
-      </w:r>
-    </w:p>
-    <w:p>
-      <w:pPr>
-        <w:pStyle w:val="Compact"/>
-        <w:numPr>
-          <w:ilvl w:val="0"/>
-          <w:numId w:val="1001"/>
-        </w:numPr>
-      </w:pPr>
-      <w:r>
-        <w:t xml:space="preserve">Счёт в реальном времени работает на нескольких столах одновременно.</w:t>
-      </w:r>
-    </w:p>
-    <w:p>
-      <w:pPr>
-        <w:pStyle w:val="Compact"/>
-        <w:numPr>
-          <w:ilvl w:val="0"/>
-          <w:numId w:val="1001"/>
-        </w:numPr>
-      </w:pPr>
-      <w:r>
-        <w:t xml:space="preserve">Поддерживаются три языка (RU, KZ, EN), казахский в кириллице и латинице.</w:t>
-      </w:r>
-    </w:p>
-    <w:p>
-      <w:r>
-        <w:pict>
-          <v:rect style="width:0;height:1.5pt" o:hralign="center" o:hrstd="t" o:hr="t"/>
-        </w:pict>
-      </w:r>
-    </w:p>
-    <w:bookmarkEnd w:id="72"/>
-    <w:bookmarkStart w:id="73" w:name="этапы-разработки"/>
-    <w:p>
-      <w:pPr>
-        <w:pStyle w:val="Heading2"/>
-      </w:pPr>
-      <w:r>
-        <w:t xml:space="preserve">14. Этапы разработки</w:t>
-      </w:r>
-    </w:p>
-    <w:p>
-      <w:pPr>
-        <w:pStyle w:val="FirstParagraph"/>
-      </w:pPr>
-      <w:r>
-        <w:t xml:space="preserve">Помесячный план на 12 месяцев.</w:t>
+        <w:t xml:space="preserve">Турнир проходит через последовательность состояний. Состояние определяет, кто сейчас действует, что ещё можно править и что видно публично.</w:t>
       </w:r>
     </w:p>
     <w:tbl>
@@ -1236,6 +656,1324 @@
               <w:pStyle w:val="Compact"/>
             </w:pPr>
             <w:r>
+              <w:t xml:space="preserve">Состояние</w:t>
+            </w:r>
+          </w:p>
+        </w:tc>
+        <w:tc>
+          <w:tcPr/>
+          <w:p>
+            <w:pPr>
+              <w:pStyle w:val="Compact"/>
+            </w:pPr>
+            <w:r>
+              <w:t xml:space="preserve">Кто действует</w:t>
+            </w:r>
+          </w:p>
+        </w:tc>
+        <w:tc>
+          <w:tcPr/>
+          <w:p>
+            <w:pPr>
+              <w:pStyle w:val="Compact"/>
+            </w:pPr>
+            <w:r>
+              <w:t xml:space="preserve">Что происходит</w:t>
+            </w:r>
+          </w:p>
+        </w:tc>
+      </w:tr>
+      <w:tr>
+        <w:tc>
+          <w:tcPr/>
+          <w:p>
+            <w:pPr>
+              <w:pStyle w:val="Compact"/>
+            </w:pPr>
+            <w:r>
+              <w:t xml:space="preserve">Черновик</w:t>
+            </w:r>
+          </w:p>
+        </w:tc>
+        <w:tc>
+          <w:tcPr/>
+          <w:p>
+            <w:pPr>
+              <w:pStyle w:val="Compact"/>
+            </w:pPr>
+            <w:r>
+              <w:t xml:space="preserve">Председатель судейской коллегии</w:t>
+            </w:r>
+          </w:p>
+        </w:tc>
+        <w:tc>
+          <w:tcPr/>
+          <w:p>
+            <w:pPr>
+              <w:pStyle w:val="Compact"/>
+            </w:pPr>
+            <w:r>
+              <w:t xml:space="preserve">турнир заведён, публично не виден</w:t>
+            </w:r>
+          </w:p>
+        </w:tc>
+      </w:tr>
+      <w:tr>
+        <w:tc>
+          <w:tcPr/>
+          <w:p>
+            <w:pPr>
+              <w:pStyle w:val="Compact"/>
+            </w:pPr>
+            <w:r>
+              <w:t xml:space="preserve">Приём заявок судей</w:t>
+            </w:r>
+          </w:p>
+        </w:tc>
+        <w:tc>
+          <w:tcPr/>
+          <w:p>
+            <w:pPr>
+              <w:pStyle w:val="Compact"/>
+            </w:pPr>
+            <w:r>
+              <w:t xml:space="preserve">Судьи</w:t>
+            </w:r>
+          </w:p>
+        </w:tc>
+        <w:tc>
+          <w:tcPr/>
+          <w:p>
+            <w:pPr>
+              <w:pStyle w:val="Compact"/>
+            </w:pPr>
+            <w:r>
+              <w:t xml:space="preserve">судьи подают заявки на судейство</w:t>
+            </w:r>
+          </w:p>
+        </w:tc>
+      </w:tr>
+      <w:tr>
+        <w:tc>
+          <w:tcPr/>
+          <w:p>
+            <w:pPr>
+              <w:pStyle w:val="Compact"/>
+            </w:pPr>
+            <w:r>
+              <w:t xml:space="preserve">Судья назначен</w:t>
+            </w:r>
+          </w:p>
+        </w:tc>
+        <w:tc>
+          <w:tcPr/>
+          <w:p>
+            <w:pPr>
+              <w:pStyle w:val="Compact"/>
+            </w:pPr>
+            <w:r>
+              <w:t xml:space="preserve">Председатель судейской коллегии</w:t>
+            </w:r>
+          </w:p>
+        </w:tc>
+        <w:tc>
+          <w:tcPr/>
+          <w:p>
+            <w:pPr>
+              <w:pStyle w:val="Compact"/>
+            </w:pPr>
+            <w:r>
+              <w:t xml:space="preserve">из заявок выбран главный судья турнира</w:t>
+            </w:r>
+          </w:p>
+        </w:tc>
+      </w:tr>
+      <w:tr>
+        <w:tc>
+          <w:tcPr/>
+          <w:p>
+            <w:pPr>
+              <w:pStyle w:val="Compact"/>
+            </w:pPr>
+            <w:r>
+              <w:t xml:space="preserve">Система проведения на утверждении</w:t>
+            </w:r>
+          </w:p>
+        </w:tc>
+        <w:tc>
+          <w:tcPr/>
+          <w:p>
+            <w:pPr>
+              <w:pStyle w:val="Compact"/>
+            </w:pPr>
+            <w:r>
+              <w:t xml:space="preserve">Председатель судейской коллегии</w:t>
+            </w:r>
+          </w:p>
+        </w:tc>
+        <w:tc>
+          <w:tcPr/>
+          <w:p>
+            <w:pPr>
+              <w:pStyle w:val="Compact"/>
+            </w:pPr>
+            <w:r>
+              <w:t xml:space="preserve">судья выбрал систему проведения, собрал сетку и расписание, отправил на утверждение</w:t>
+            </w:r>
+          </w:p>
+        </w:tc>
+      </w:tr>
+      <w:tr>
+        <w:tc>
+          <w:tcPr/>
+          <w:p>
+            <w:pPr>
+              <w:pStyle w:val="Compact"/>
+            </w:pPr>
+            <w:r>
+              <w:t xml:space="preserve">Приём заявок игроков</w:t>
+            </w:r>
+          </w:p>
+        </w:tc>
+        <w:tc>
+          <w:tcPr/>
+          <w:p>
+            <w:pPr>
+              <w:pStyle w:val="Compact"/>
+            </w:pPr>
+            <w:r>
+              <w:t xml:space="preserve">Игроки, тренеры</w:t>
+            </w:r>
+          </w:p>
+        </w:tc>
+        <w:tc>
+          <w:tcPr/>
+          <w:p>
+            <w:pPr>
+              <w:pStyle w:val="Compact"/>
+            </w:pPr>
+            <w:r>
+              <w:t xml:space="preserve">система проведения утверждена, турнир опубликован</w:t>
+            </w:r>
+          </w:p>
+        </w:tc>
+      </w:tr>
+      <w:tr>
+        <w:tc>
+          <w:tcPr/>
+          <w:p>
+            <w:pPr>
+              <w:pStyle w:val="Compact"/>
+            </w:pPr>
+            <w:r>
+              <w:t xml:space="preserve">Идёт</w:t>
+            </w:r>
+          </w:p>
+        </w:tc>
+        <w:tc>
+          <w:tcPr/>
+          <w:p>
+            <w:pPr>
+              <w:pStyle w:val="Compact"/>
+            </w:pPr>
+            <w:r>
+              <w:t xml:space="preserve">Главный судья турнира, судьи столов</w:t>
+            </w:r>
+          </w:p>
+        </w:tc>
+        <w:tc>
+          <w:tcPr/>
+          <w:p>
+            <w:pPr>
+              <w:pStyle w:val="Compact"/>
+            </w:pPr>
+            <w:r>
+              <w:t xml:space="preserve">матчи играются, счёт ведётся</w:t>
+            </w:r>
+          </w:p>
+        </w:tc>
+      </w:tr>
+      <w:tr>
+        <w:tc>
+          <w:tcPr/>
+          <w:p>
+            <w:pPr>
+              <w:pStyle w:val="Compact"/>
+            </w:pPr>
+            <w:r>
+              <w:t xml:space="preserve">Итоговый протокол на утверждении</w:t>
+            </w:r>
+          </w:p>
+        </w:tc>
+        <w:tc>
+          <w:tcPr/>
+          <w:p>
+            <w:pPr>
+              <w:pStyle w:val="Compact"/>
+            </w:pPr>
+            <w:r>
+              <w:t xml:space="preserve">Председатель судейской коллегии</w:t>
+            </w:r>
+          </w:p>
+        </w:tc>
+        <w:tc>
+          <w:tcPr/>
+          <w:p>
+            <w:pPr>
+              <w:pStyle w:val="Compact"/>
+            </w:pPr>
+            <w:r>
+              <w:t xml:space="preserve">турнир сыгран, ввод заблокирован, протокол сформирован и отправлен</w:t>
+            </w:r>
+          </w:p>
+        </w:tc>
+      </w:tr>
+      <w:tr>
+        <w:tc>
+          <w:tcPr/>
+          <w:p>
+            <w:pPr>
+              <w:pStyle w:val="Compact"/>
+            </w:pPr>
+            <w:r>
+              <w:t xml:space="preserve">Завершён</w:t>
+            </w:r>
+          </w:p>
+        </w:tc>
+        <w:tc>
+          <w:tcPr/>
+          <w:p>
+            <w:pPr>
+              <w:pStyle w:val="Compact"/>
+            </w:pPr>
+            <w:r>
+              <w:t xml:space="preserve">Система</w:t>
+            </w:r>
+          </w:p>
+        </w:tc>
+        <w:tc>
+          <w:tcPr/>
+          <w:p>
+            <w:pPr>
+              <w:pStyle w:val="Compact"/>
+            </w:pPr>
+            <w:r>
+              <w:t xml:space="preserve">итоговый протокол утверждён, рейтинг пересчитан</w:t>
+            </w:r>
+          </w:p>
+        </w:tc>
+      </w:tr>
+    </w:tbl>
+    <w:p>
+      <w:pPr>
+        <w:pStyle w:val="BodyText"/>
+      </w:pPr>
+      <w:r>
+        <w:t xml:space="preserve">Председатель судейской коллегии утверждает турнир дважды: до публикации систему проведения, после игры итоговый протокол. Первое решает, состоится ли турнир в таком виде, второе решает, попадёт ли он в рейтинг. В обоих случаях решение принимает судья, а председатель его утверждает.</w:t>
+      </w:r>
+    </w:p>
+    <w:p>
+      <w:pPr>
+        <w:pStyle w:val="BodyText"/>
+      </w:pPr>
+      <w:r>
+        <w:t xml:space="preserve">Публично турнир появляется с момента публикации, то есть при открытии заявок игроков. До этого он виден только федерации и судьям.</w:t>
+      </w:r>
+    </w:p>
+    <w:p>
+      <w:pPr>
+        <w:pStyle w:val="BodyText"/>
+      </w:pPr>
+      <w:r>
+        <w:t xml:space="preserve">Отменить или перенести турнир может председатель судейской коллегии на любом этапе до завершения. Поданные заявки при этом сохраняются, а их авторы получают уведомление.</w:t>
+      </w:r>
+    </w:p>
+    <w:bookmarkEnd w:id="15"/>
+    <w:bookmarkStart w:id="16" w:name="создание-турнира-и-назначение-судьи"/>
+    <w:p>
+      <w:pPr>
+        <w:pStyle w:val="Heading3"/>
+      </w:pPr>
+      <w:r>
+        <w:t xml:space="preserve">4.2. Создание турнира и назначение судьи</w:t>
+      </w:r>
+    </w:p>
+    <w:p>
+      <w:pPr>
+        <w:pStyle w:val="FirstParagraph"/>
+      </w:pPr>
+      <w:r>
+        <w:t xml:space="preserve">Председатель судейской коллегии создаёт турнир и задаёт то, что определяет его место в календаре: название, уровень, город и окно дат.</w:t>
+      </w:r>
+    </w:p>
+    <w:p>
+      <w:pPr>
+        <w:pStyle w:val="BodyText"/>
+      </w:pPr>
+      <w:r>
+        <w:t xml:space="preserve">Судейство распределяется через заявки. Турнир открывается для заявок, судьи подают их, а председатель судейской коллегии выбирает одного из заявившихся: в списке заявок видны рейтинг судьи, его категория и история судейства. На небольшой турнир судью можно назначить напрямую, не собирая заявки. Отклонённая заявка возвращается с причиной, и судья может подать её снова, пока приём открыт.</w:t>
+      </w:r>
+    </w:p>
+    <w:bookmarkEnd w:id="16"/>
+    <w:bookmarkStart w:id="17" w:name="система-проведения-и-её-утверждение"/>
+    <w:p>
+      <w:pPr>
+        <w:pStyle w:val="Heading3"/>
+      </w:pPr>
+      <w:r>
+        <w:t xml:space="preserve">4.3. Система проведения и её утверждение</w:t>
+      </w:r>
+    </w:p>
+    <w:p>
+      <w:pPr>
+        <w:pStyle w:val="FirstParagraph"/>
+      </w:pPr>
+      <w:r>
+        <w:t xml:space="preserve">Систему проведения выбирает назначенный главный судья турнира. Он задаёт формат сетки (из библиотеки или свой через конструктор, §5) и дисциплину (одиночная, парная, командная); число партий; расписание по дням и столам. Он же назначает судей столов и отмечает столы с трансляцией в реальном времени. Участники добавляются из базы или вручную, с посевом или жеребьёвкой; пара сеётся по среднему рейтингу двух игроков. Подобрать систему проведения под число участников, столы и часы помогает подсказка системы (§5.3), но решение остаётся за судьёй.</w:t>
+      </w:r>
+    </w:p>
+    <w:p>
+      <w:pPr>
+        <w:pStyle w:val="BodyText"/>
+      </w:pPr>
+      <w:r>
+        <w:t xml:space="preserve">Готовую систему проведения судья отправляет на утверждение. Председатель судейской коллегии либо утверждает её, и тогда турнир публикуется и открывается приём заявок, либо возвращает с причиной на доработку. Без утверждения турнир не публикуется и не стартует.</w:t>
+      </w:r>
+    </w:p>
+    <w:bookmarkEnd w:id="17"/>
+    <w:bookmarkStart w:id="18" w:name="ход-турнира"/>
+    <w:p>
+      <w:pPr>
+        <w:pStyle w:val="Heading3"/>
+      </w:pPr>
+      <w:r>
+        <w:t xml:space="preserve">4.4. Ход турнира</w:t>
+      </w:r>
+    </w:p>
+    <w:p>
+      <w:pPr>
+        <w:pStyle w:val="FirstParagraph"/>
+      </w:pPr>
+      <w:r>
+        <w:t xml:space="preserve">Во время турнира главный судья турнира видит сводную панель со столами, матчами, ожидающими парами и статусами. Он вызывает пары на столы, а назначенный судья получает уведомление мгновенно. Сетка обновляется автоматически после каждого результата, а любой результат можно скорректировать вручную с записью в журнал. Матч не стартует, пока на стол не назначен судья стола.</w:t>
+      </w:r>
+    </w:p>
+    <w:bookmarkEnd w:id="18"/>
+    <w:bookmarkStart w:id="19" w:name="итоговый-протокол-и-его-утверждение"/>
+    <w:p>
+      <w:pPr>
+        <w:pStyle w:val="Heading3"/>
+      </w:pPr>
+      <w:r>
+        <w:t xml:space="preserve">4.5. Итоговый протокол и его утверждение</w:t>
+      </w:r>
+    </w:p>
+    <w:p>
+      <w:pPr>
+        <w:pStyle w:val="FirstParagraph"/>
+      </w:pPr>
+      <w:r>
+        <w:t xml:space="preserve">Когда все матчи сыграны, главный судья турнира формирует итоговый протокол: ввод результатов блокируется, и протокол уходит на утверждение председателю судейской коллегии. Тот сверяет его и либо утверждает окончательно, и тогда запускается пересчёт рейтинга, либо возвращает с причиной. При возврате ввод открывается снова, судья исправляет то, на что указал председатель, и отправляет протокол повторно.</w:t>
+      </w:r>
+    </w:p>
+    <w:p>
+      <w:pPr>
+        <w:pStyle w:val="BodyText"/>
+      </w:pPr>
+      <w:r>
+        <w:t xml:space="preserve">Утверждение это не публикация. Результаты видны публично по ходу турнира, сразу после каждого матча, а утверждение фиксирует итог и решает, попадёт ли турнир в рейтинг.</w:t>
+      </w:r>
+    </w:p>
+    <w:bookmarkEnd w:id="19"/>
+    <w:bookmarkStart w:id="20" w:name="печать-протоколов"/>
+    <w:p>
+      <w:pPr>
+        <w:pStyle w:val="Heading3"/>
+      </w:pPr>
+      <w:r>
+        <w:t xml:space="preserve">4.6. Печать протоколов</w:t>
+      </w:r>
+    </w:p>
+    <w:p>
+      <w:pPr>
+        <w:pStyle w:val="FirstParagraph"/>
+      </w:pPr>
+      <w:r>
+        <w:t xml:space="preserve">Итоговый протокол турнира и протокол отдельного матча (участники, судья, счёт, дата, подпись) выводятся на печать.</w:t>
+      </w:r>
+    </w:p>
+    <w:p>
+      <w:r>
+        <w:pict>
+          <v:rect style="width:0;height:1.5pt" o:hralign="center" o:hrstd="t" o:hr="t"/>
+        </w:pict>
+      </w:r>
+    </w:p>
+    <w:bookmarkEnd w:id="20"/>
+    <w:bookmarkEnd w:id="21"/>
+    <w:bookmarkStart w:id="25" w:name="форматы-турнирных-сеток-и-конструктор"/>
+    <w:p>
+      <w:pPr>
+        <w:pStyle w:val="Heading2"/>
+      </w:pPr>
+      <w:r>
+        <w:t xml:space="preserve">5. Форматы турнирных сеток и конструктор</w:t>
+      </w:r>
+    </w:p>
+    <w:bookmarkStart w:id="22" w:name="стандартные-форматы-библиотека"/>
+    <w:p>
+      <w:pPr>
+        <w:pStyle w:val="Heading3"/>
+      </w:pPr>
+      <w:r>
+        <w:t xml:space="preserve">5.1. Стандартные форматы (библиотека)</w:t>
+      </w:r>
+    </w:p>
+    <w:tbl>
+      <w:tblPr>
+        <w:tblStyle w:val="Table"/>
+        <w:tblW w:type="pct" w:w="5000"/>
+        <w:tblLayout w:type="fixed"/>
+        <w:tblLook w:firstRow="1" w:lastRow="0" w:firstColumn="0" w:lastColumn="0" w:noHBand="0" w:noVBand="0" w:val="0020"/>
+      </w:tblPr>
+      <w:tblGrid>
+        <w:gridCol w:w="3960"/>
+        <w:gridCol w:w="3960"/>
+      </w:tblGrid>
+      <w:tr>
+        <w:trPr>
+          <w:tblHeader w:val="on"/>
+        </w:trPr>
+        <w:tc>
+          <w:tcPr/>
+          <w:p>
+            <w:pPr>
+              <w:pStyle w:val="Compact"/>
+            </w:pPr>
+            <w:r>
+              <w:t xml:space="preserve">Формат</w:t>
+            </w:r>
+          </w:p>
+        </w:tc>
+        <w:tc>
+          <w:tcPr/>
+          <w:p>
+            <w:pPr>
+              <w:pStyle w:val="Compact"/>
+            </w:pPr>
+            <w:r>
+              <w:t xml:space="preserve">Суть</w:t>
+            </w:r>
+          </w:p>
+        </w:tc>
+      </w:tr>
+      <w:tr>
+        <w:tc>
+          <w:tcPr/>
+          <w:p>
+            <w:pPr>
+              <w:pStyle w:val="Compact"/>
+            </w:pPr>
+            <w:r>
+              <w:t xml:space="preserve">Олимпийская (на выбывание)</w:t>
+            </w:r>
+          </w:p>
+        </w:tc>
+        <w:tc>
+          <w:tcPr/>
+          <w:p>
+            <w:pPr>
+              <w:pStyle w:val="Compact"/>
+            </w:pPr>
+            <w:r>
+              <w:t xml:space="preserve">проигравший выбывает</w:t>
+            </w:r>
+          </w:p>
+        </w:tc>
+      </w:tr>
+      <w:tr>
+        <w:tc>
+          <w:tcPr/>
+          <w:p>
+            <w:pPr>
+              <w:pStyle w:val="Compact"/>
+            </w:pPr>
+            <w:r>
+              <w:t xml:space="preserve">Двойное выбывание</w:t>
+            </w:r>
+          </w:p>
+        </w:tc>
+        <w:tc>
+          <w:tcPr/>
+          <w:p>
+            <w:pPr>
+              <w:pStyle w:val="Compact"/>
+            </w:pPr>
+            <w:r>
+              <w:t xml:space="preserve">верхняя и нижняя сетки, выбывание после двух поражений</w:t>
+            </w:r>
+          </w:p>
+        </w:tc>
+      </w:tr>
+      <w:tr>
+        <w:tc>
+          <w:tcPr/>
+          <w:p>
+            <w:pPr>
+              <w:pStyle w:val="Compact"/>
+            </w:pPr>
+            <w:r>
+              <w:t xml:space="preserve">Круговая (каждый с каждым)</w:t>
+            </w:r>
+          </w:p>
+        </w:tc>
+        <w:tc>
+          <w:tcPr/>
+          <w:p>
+            <w:pPr>
+              <w:pStyle w:val="Compact"/>
+            </w:pPr>
+            <w:r>
+              <w:t xml:space="preserve">все играют со всеми</w:t>
+            </w:r>
+          </w:p>
+        </w:tc>
+      </w:tr>
+      <w:tr>
+        <w:tc>
+          <w:tcPr/>
+          <w:p>
+            <w:pPr>
+              <w:pStyle w:val="Compact"/>
+            </w:pPr>
+            <w:r>
+              <w:t xml:space="preserve">Групповой этап и плей-офф</w:t>
+            </w:r>
+          </w:p>
+        </w:tc>
+        <w:tc>
+          <w:tcPr/>
+          <w:p>
+            <w:pPr>
+              <w:pStyle w:val="Compact"/>
+            </w:pPr>
+            <w:r>
+              <w:t xml:space="preserve">группы, лучшие выходят в плей-офф</w:t>
+            </w:r>
+          </w:p>
+        </w:tc>
+      </w:tr>
+    </w:tbl>
+    <w:bookmarkEnd w:id="22"/>
+    <w:bookmarkStart w:id="23" w:name="конструктор-нестандартных-сеток"/>
+    <w:p>
+      <w:pPr>
+        <w:pStyle w:val="Heading3"/>
+      </w:pPr>
+      <w:r>
+        <w:t xml:space="preserve">5.2. Конструктор нестандартных сеток</w:t>
+      </w:r>
+    </w:p>
+    <w:p>
+      <w:pPr>
+        <w:pStyle w:val="FirstParagraph"/>
+      </w:pPr>
+      <w:r>
+        <w:t xml:space="preserve">Главный судья турнира собирает сетку, которой нет в библиотеке: произвольное число участников, свои группы, ручная расстановка перетаскиванием, сохранение шаблона в библиотеку. Свободные места расставляются автоматически.</w:t>
+      </w:r>
+    </w:p>
+    <w:p>
+      <w:pPr>
+        <w:pStyle w:val="BodyText"/>
+      </w:pPr>
+      <w:r>
+        <w:t xml:space="preserve">Любая сетка интерактивна, обновляется после каждого результата и масштабируется под экран.</w:t>
+      </w:r>
+    </w:p>
+    <w:bookmarkEnd w:id="23"/>
+    <w:bookmarkStart w:id="24" w:name="подсказка-по-системе-проведения"/>
+    <w:p>
+      <w:pPr>
+        <w:pStyle w:val="Heading3"/>
+      </w:pPr>
+      <w:r>
+        <w:t xml:space="preserve">5.3. Подсказка по системе проведения</w:t>
+      </w:r>
+    </w:p>
+    <w:p>
+      <w:pPr>
+        <w:pStyle w:val="FirstParagraph"/>
+      </w:pPr>
+      <w:r>
+        <w:t xml:space="preserve">Выбор системы проведения сейчас держится на опыте главных судей и секретарей, и это узкое место: людей с таким опытом мало, а ошибка выясняется уже на турнире. Система берёт эту работу на себя.</w:t>
+      </w:r>
+    </w:p>
+    <w:p>
+      <w:pPr>
+        <w:pStyle w:val="BodyText"/>
+      </w:pPr>
+      <w:r>
+        <w:t xml:space="preserve">Судья задаёт вводные: сколько участников, сколько дней и часов игры в день, сколько столов, сколько возрастных групп. В ответ система предлагает подходящие системы проведения и по каждой показывает расчёт: сколько матчей выходит, сколько времени занимает, укладывается ли в столы и часы, где образуется простой. Судья видит не один навязанный вариант, а несколько с их последствиями, и выбирает сам.</w:t>
+      </w:r>
+    </w:p>
+    <w:p>
+      <w:pPr>
+        <w:pStyle w:val="BodyText"/>
+      </w:pPr>
+      <w:r>
+        <w:t xml:space="preserve">Расчёт объясняет своё предложение: видно, из чего сложилась оценка времени. Предложение носит рекомендательный характер и не ограничивает конструктор (§5.2).</w:t>
+      </w:r>
+    </w:p>
+    <w:p>
+      <w:r>
+        <w:pict>
+          <v:rect style="width:0;height:1.5pt" o:hralign="center" o:hrstd="t" o:hr="t"/>
+        </w:pict>
+      </w:r>
+    </w:p>
+    <w:bookmarkEnd w:id="24"/>
+    <w:bookmarkEnd w:id="25"/>
+    <w:bookmarkStart w:id="29" w:name="интерфейс-судьи-стола-адаптивный-сайт"/>
+    <w:p>
+      <w:pPr>
+        <w:pStyle w:val="Heading2"/>
+      </w:pPr>
+      <w:r>
+        <w:t xml:space="preserve">6. Интерфейс судьи стола (адаптивный сайт)</w:t>
+      </w:r>
+    </w:p>
+    <w:p>
+      <w:pPr>
+        <w:pStyle w:val="FirstParagraph"/>
+      </w:pPr>
+      <w:r>
+        <w:t xml:space="preserve">Судья работает с адаптивного сайта на любом устройстве, вход по логину и паролю или короткому коду. Задача интерфейса: быстро и без ошибок фиксировать счёт и передавать результат.</w:t>
+      </w:r>
+    </w:p>
+    <w:bookmarkStart w:id="26" w:name="ввод-по-партиям"/>
+    <w:p>
+      <w:pPr>
+        <w:pStyle w:val="Heading3"/>
+      </w:pPr>
+      <w:r>
+        <w:t xml:space="preserve">6.1. Ввод по партиям</w:t>
+      </w:r>
+    </w:p>
+    <w:p>
+      <w:pPr>
+        <w:pStyle w:val="FirstParagraph"/>
+      </w:pPr>
+      <w:r>
+        <w:t xml:space="preserve">Судья вводит итог каждой партии, итог матча вычисляется из партий и вручную не задаётся. Последнюю партию можно исправить, правка пишется в журнал. Готовый результат уходит главному судье турнира и в базу.</w:t>
+      </w:r>
+    </w:p>
+    <w:bookmarkEnd w:id="26"/>
+    <w:bookmarkStart w:id="27" w:name="ввод-по-очкам-в-реальном-времени"/>
+    <w:p>
+      <w:pPr>
+        <w:pStyle w:val="Heading3"/>
+      </w:pPr>
+      <w:r>
+        <w:t xml:space="preserve">6.2. Ввод по очкам в реальном времени</w:t>
+      </w:r>
+    </w:p>
+    <w:p>
+      <w:pPr>
+        <w:pStyle w:val="FirstParagraph"/>
+      </w:pPr>
+      <w:r>
+        <w:t xml:space="preserve">Для крупных турниров главный судья турнира включает этот режим, и судья ведёт счёт по каждому очку с возможностью отменить последнее. Публично счёт виден в блоке «Прямой эфир» на сайте и обновляется в реальном времени. Каждое очко сохраняется для аналитики и трансляции.</w:t>
+      </w:r>
+    </w:p>
+    <w:bookmarkEnd w:id="27"/>
+    <w:bookmarkStart w:id="28" w:name="X935e39f4f62e54152a9a7fe9490481b97fbbab0"/>
+    <w:p>
+      <w:pPr>
+        <w:pStyle w:val="Heading3"/>
+      </w:pPr>
+      <w:r>
+        <w:t xml:space="preserve">6.3. Трансляция на YouTube и функционал зрителей</w:t>
+      </w:r>
+    </w:p>
+    <w:p>
+      <w:pPr>
+        <w:pStyle w:val="FirstParagraph"/>
+      </w:pPr>
+      <w:r>
+        <w:t xml:space="preserve">Матчи крупных турниров транслируются на YouTube: видео со столов с наложенным на картинку счётом. Камеры на столах выводят видео, а счёт накладывается на картинку автоматически из ввода судьи, без оператора. Трансляция встраивается на страницу турнира рядом со счётом в реальном времени и сеткой, и открыта для всех: зрителей, игроков и гостей.</w:t>
+      </w:r>
+    </w:p>
+    <w:p>
+      <w:r>
+        <w:pict>
+          <v:rect style="width:0;height:1.5pt" o:hralign="center" o:hrstd="t" o:hr="t"/>
+        </w:pict>
+      </w:r>
+    </w:p>
+    <w:bookmarkEnd w:id="28"/>
+    <w:bookmarkEnd w:id="29"/>
+    <w:bookmarkStart w:id="32" w:name="система-рейтинга"/>
+    <w:p>
+      <w:pPr>
+        <w:pStyle w:val="Heading2"/>
+      </w:pPr>
+      <w:r>
+        <w:t xml:space="preserve">7. Система рейтинга</w:t>
+      </w:r>
+    </w:p>
+    <w:bookmarkStart w:id="30" w:name="рейтинг-игроков"/>
+    <w:p>
+      <w:pPr>
+        <w:pStyle w:val="Heading3"/>
+      </w:pPr>
+      <w:r>
+        <w:t xml:space="preserve">7.1. Рейтинг игроков</w:t>
+      </w:r>
+    </w:p>
+    <w:p>
+      <w:pPr>
+        <w:pStyle w:val="FirstParagraph"/>
+      </w:pPr>
+      <w:r>
+        <w:t xml:space="preserve">Рейтинг считается по единой методике, заложенной в системе и одинаковой для всех турниров. Пересчёт запускается после того, как председатель судейской коллегии утвердил результаты турнира (§4.5), и не задваивается при повторе. Методика на базе ELO: рейтинг меняется по итогу матча с учётом силы соперника, а коэффициенты по уровню турнира и силе игрока зафиксированы в Приложении А.</w:t>
+      </w:r>
+    </w:p>
+    <w:bookmarkEnd w:id="30"/>
+    <w:bookmarkStart w:id="31" w:name="оценка-судей"/>
+    <w:p>
+      <w:pPr>
+        <w:pStyle w:val="Heading3"/>
+      </w:pPr>
+      <w:r>
+        <w:t xml:space="preserve">7.2. Оценка судей</w:t>
+      </w:r>
+    </w:p>
+    <w:p>
+      <w:pPr>
+        <w:pStyle w:val="FirstParagraph"/>
+      </w:pPr>
+      <w:r>
+        <w:t xml:space="preserve">Рейтинг ведётся и для судей, но считается иначе: судья не выигрывает и не проигрывает матч, поэтому ELO к нему неприменим. У федерации есть действующая нормативная методика оценки критериев казахстанских спортивных судей, и система её оцифровывает: критерии переносятся в систему, а оценка считается автоматически по мере того, как судья работает на турнирах, без ручного подсчёта.</w:t>
+      </w:r>
+    </w:p>
+    <w:p>
+      <w:pPr>
+        <w:pStyle w:val="BodyText"/>
+      </w:pPr>
+      <w:r>
+        <w:t xml:space="preserve">Оценку судей ведёт председатель судейской коллегии: сбор, анализ и обработка данных на его стороне. Для этого у него есть доступ ко всем протоколам и ко всем соревнованиям, а не только к тем турнирам, где он что-то утверждал.</w:t>
+      </w:r>
+    </w:p>
+    <w:p>
+      <w:pPr>
+        <w:pStyle w:val="BodyText"/>
+      </w:pPr>
+      <w:r>
+        <w:t xml:space="preserve">Оценка видна ему же при выборе судьи на турнир (§4.2), поэтому от неё напрямую зависит распределение судейства.</w:t>
+      </w:r>
+    </w:p>
+    <w:p>
+      <w:r>
+        <w:pict>
+          <v:rect style="width:0;height:1.5pt" o:hralign="center" o:hrstd="t" o:hr="t"/>
+        </w:pict>
+      </w:r>
+    </w:p>
+    <w:bookmarkEnd w:id="31"/>
+    <w:bookmarkEnd w:id="32"/>
+    <w:bookmarkStart w:id="33" w:name="онлайн-заявки-права-по-уровню-турнира"/>
+    <w:p>
+      <w:pPr>
+        <w:pStyle w:val="Heading2"/>
+      </w:pPr>
+      <w:r>
+        <w:t xml:space="preserve">8. Онлайн-заявки (права по уровню турнира)</w:t>
+      </w:r>
+    </w:p>
+    <w:tbl>
+      <w:tblPr>
+        <w:tblStyle w:val="Table"/>
+        <w:tblW w:type="pct" w:w="5000"/>
+        <w:tblLayout w:type="fixed"/>
+        <w:tblLook w:firstRow="1" w:lastRow="0" w:firstColumn="0" w:lastColumn="0" w:noHBand="0" w:noVBand="0" w:val="0020"/>
+      </w:tblPr>
+      <w:tblGrid>
+        <w:gridCol w:w="3960"/>
+        <w:gridCol w:w="3960"/>
+      </w:tblGrid>
+      <w:tr>
+        <w:trPr>
+          <w:tblHeader w:val="on"/>
+        </w:trPr>
+        <w:tc>
+          <w:tcPr/>
+          <w:p>
+            <w:pPr>
+              <w:pStyle w:val="Compact"/>
+            </w:pPr>
+            <w:r>
+              <w:t xml:space="preserve">Уровень турнира</w:t>
+            </w:r>
+          </w:p>
+        </w:tc>
+        <w:tc>
+          <w:tcPr/>
+          <w:p>
+            <w:pPr>
+              <w:pStyle w:val="Compact"/>
+            </w:pPr>
+            <w:r>
+              <w:t xml:space="preserve">Кто подаёт заявку</w:t>
+            </w:r>
+          </w:p>
+        </w:tc>
+      </w:tr>
+      <w:tr>
+        <w:tc>
+          <w:tcPr/>
+          <w:p>
+            <w:pPr>
+              <w:pStyle w:val="Compact"/>
+            </w:pPr>
+            <w:r>
+              <w:t xml:space="preserve">Открытый (городской)</w:t>
+            </w:r>
+          </w:p>
+        </w:tc>
+        <w:tc>
+          <w:tcPr/>
+          <w:p>
+            <w:pPr>
+              <w:pStyle w:val="Compact"/>
+            </w:pPr>
+            <w:r>
+              <w:t xml:space="preserve">сам игрок или тренер</w:t>
+            </w:r>
+          </w:p>
+        </w:tc>
+      </w:tr>
+      <w:tr>
+        <w:tc>
+          <w:tcPr/>
+          <w:p>
+            <w:pPr>
+              <w:pStyle w:val="Compact"/>
+            </w:pPr>
+            <w:r>
+              <w:t xml:space="preserve">Республиканский</w:t>
+            </w:r>
+          </w:p>
+        </w:tc>
+        <w:tc>
+          <w:tcPr/>
+          <w:p>
+            <w:pPr>
+              <w:pStyle w:val="Compact"/>
+            </w:pPr>
+            <w:r>
+              <w:t xml:space="preserve">только главный тренер региона или представитель федерации</w:t>
+            </w:r>
+          </w:p>
+        </w:tc>
+      </w:tr>
+    </w:tbl>
+    <w:p>
+      <w:pPr>
+        <w:pStyle w:val="BodyText"/>
+      </w:pPr>
+      <w:r>
+        <w:t xml:space="preserve">Заявка подаётся на выбранный турнир: в парном разряде парой, а тренер может подать список игроков; к заявке прикрепляются документы. Заявка проходит статусы с уведомлением заявителю, и после принятия игрок попадает в список участников.</w:t>
+      </w:r>
+    </w:p>
+    <w:p>
+      <w:pPr>
+        <w:pStyle w:val="BodyText"/>
+      </w:pPr>
+      <w:r>
+        <w:t xml:space="preserve">Заявки рассматривает главный судья турнира. Отклонённая заявка возвращается с причиной, заявитель правит её и подаёт снова, пока приём заявок не закрыт.</w:t>
+      </w:r>
+    </w:p>
+    <w:p>
+      <w:pPr>
+        <w:pStyle w:val="BodyText"/>
+      </w:pPr>
+      <w:r>
+        <w:t xml:space="preserve">Заявка от участника с неоплаченным регистрационным взносом не проходит (§9.2).</w:t>
+      </w:r>
+    </w:p>
+    <w:p>
+      <w:r>
+        <w:pict>
+          <v:rect style="width:0;height:1.5pt" o:hralign="center" o:hrstd="t" o:hr="t"/>
+        </w:pict>
+      </w:r>
+    </w:p>
+    <w:bookmarkEnd w:id="33"/>
+    <w:bookmarkStart w:id="36" w:name="реестры-и-регистрационные-взносы"/>
+    <w:p>
+      <w:pPr>
+        <w:pStyle w:val="Heading2"/>
+      </w:pPr>
+      <w:r>
+        <w:t xml:space="preserve">9. Реестры и регистрационные взносы</w:t>
+      </w:r>
+    </w:p>
+    <w:bookmarkStart w:id="34" w:name="реестры"/>
+    <w:p>
+      <w:pPr>
+        <w:pStyle w:val="Heading3"/>
+      </w:pPr>
+      <w:r>
+        <w:t xml:space="preserve">9.1. Реестры</w:t>
+      </w:r>
+    </w:p>
+    <w:p>
+      <w:pPr>
+        <w:pStyle w:val="FirstParagraph"/>
+      </w:pPr>
+      <w:r>
+        <w:t xml:space="preserve">Система ведёт реестры участников. По каждому игроку хранятся профиль, разряд, клуб, тренер и рейтинг с историей. По судье хранятся профиль, категория, история судейства и оценка (§7.2), а по тренеру ведутся профиль, подопечные и права подачи заявок. Отдельно ведётся реестр организаций: спортшколы, клубы и федерации регионов.</w:t>
+      </w:r>
+    </w:p>
+    <w:bookmarkEnd w:id="34"/>
+    <w:bookmarkStart w:id="35" w:name="ежегодный-регистрационный-взнос"/>
+    <w:p>
+      <w:pPr>
+        <w:pStyle w:val="Heading3"/>
+      </w:pPr>
+      <w:r>
+        <w:t xml:space="preserve">9.2. Ежегодный регистрационный взнос</w:t>
+      </w:r>
+    </w:p>
+    <w:p>
+      <w:pPr>
+        <w:pStyle w:val="FirstParagraph"/>
+      </w:pPr>
+      <w:r>
+        <w:t xml:space="preserve">Участие в системе привязано к ежегодному регистрационному взносу. Система ведёт по каждому участнику состояние взноса за текущий год: оплачен, не оплачен, просрочен. Оплату проверяет бухгалтер и отмечает её в системе, после чего состояние видно и самому участнику, и его тренеру.</w:t>
+      </w:r>
+    </w:p>
+    <w:p>
+      <w:pPr>
+        <w:pStyle w:val="BodyText"/>
+      </w:pPr>
+      <w:r>
+        <w:t xml:space="preserve">Состояние взноса влияет на допуск: заявка на турнир от участника с неоплаченным взносом не проходит. Тренер, подавая список игроков, видит по каждому состояние взноса до отправки заявки, чтобы не отправлять заведомо непроходную заявку.</w:t>
+      </w:r>
+    </w:p>
+    <w:p>
+      <w:r>
+        <w:pict>
+          <v:rect style="width:0;height:1.5pt" o:hralign="center" o:hrstd="t" o:hr="t"/>
+        </w:pict>
+      </w:r>
+    </w:p>
+    <w:bookmarkEnd w:id="35"/>
+    <w:bookmarkEnd w:id="36"/>
+    <w:bookmarkStart w:id="37" w:name="мобильное-приложение-игрока-android-ios"/>
+    <w:p>
+      <w:pPr>
+        <w:pStyle w:val="Heading2"/>
+      </w:pPr>
+      <w:r>
+        <w:t xml:space="preserve">10. Мобильное приложение игрока (Android, iOS)</w:t>
+      </w:r>
+    </w:p>
+    <w:p>
+      <w:pPr>
+        <w:pStyle w:val="FirstParagraph"/>
+      </w:pPr>
+      <w:r>
+        <w:t xml:space="preserve">Помимо сайта, игроку доступно нативное приложение под Android и iOS как дополнительный удобный канал; болельщики и гости пользуются публичным сайтом. В приложении игрок видит свой профиль и рейтинг, свои турниры и матчи (ближайший турнир, статус заявки, текущий матч), может подать заявку и следить за матчами в реальном времени. Уведомления сообщают о вызове на стол, статусе заявки и результатах. Базовая аналитика бесплатна, расширенная платная (§11).</w:t>
+      </w:r>
+    </w:p>
+    <w:p>
+      <w:pPr>
+        <w:pStyle w:val="BodyText"/>
+      </w:pPr>
+      <w:r>
+        <w:t xml:space="preserve">Данные и вход общие с сайтом.</w:t>
+      </w:r>
+    </w:p>
+    <w:p>
+      <w:r>
+        <w:pict>
+          <v:rect style="width:0;height:1.5pt" o:hralign="center" o:hrstd="t" o:hr="t"/>
+        </w:pict>
+      </w:r>
+    </w:p>
+    <w:bookmarkEnd w:id="37"/>
+    <w:bookmarkStart w:id="38" w:name="монетизация"/>
+    <w:p>
+      <w:pPr>
+        <w:pStyle w:val="Heading2"/>
+      </w:pPr>
+      <w:r>
+        <w:t xml:space="preserve">11. Монетизация</w:t>
+      </w:r>
+    </w:p>
+    <w:p>
+      <w:pPr>
+        <w:pStyle w:val="FirstParagraph"/>
+      </w:pPr>
+      <w:r>
+        <w:t xml:space="preserve">Базовые функции сайта и приложения бесплатны. Платно предлагается</w:t>
+      </w:r>
+      <w:r>
+        <w:t xml:space="preserve"> </w:t>
+      </w:r>
+      <w:r>
+        <w:rPr>
+          <w:b/>
+          <w:bCs/>
+        </w:rPr>
+        <w:t xml:space="preserve">расширенная аналитика игрока</w:t>
+      </w:r>
+      <w:r>
+        <w:t xml:space="preserve">: детальная статистика, разбор по очкам, прогноз рейтинга, подробная история встреч, экспорт.</w:t>
+      </w:r>
+    </w:p>
+    <w:p>
+      <w:pPr>
+        <w:pStyle w:val="BodyText"/>
+      </w:pPr>
+      <w:r>
+        <w:t xml:space="preserve">Оплата встроена в сайт и приложение. Бесплатный уровень остаётся полноценным.</w:t>
+      </w:r>
+    </w:p>
+    <w:p>
+      <w:r>
+        <w:pict>
+          <v:rect style="width:0;height:1.5pt" o:hralign="center" o:hrstd="t" o:hr="t"/>
+        </w:pict>
+      </w:r>
+    </w:p>
+    <w:bookmarkEnd w:id="38"/>
+    <w:bookmarkStart w:id="39" w:name="технологические-принципы"/>
+    <w:p>
+      <w:pPr>
+        <w:pStyle w:val="Heading2"/>
+      </w:pPr>
+      <w:r>
+        <w:t xml:space="preserve">12. Технологические принципы</w:t>
+      </w:r>
+    </w:p>
+    <w:p>
+      <w:pPr>
+        <w:pStyle w:val="FirstParagraph"/>
+      </w:pPr>
+      <w:r>
+        <w:t xml:space="preserve">Технические решения описаны на уровне принципов, без деталей реализации. Продукт это адаптивное веб-приложение; обновления мгновенные, счёт в реальном времени и панели судей отражают изменения без перезагрузки страницы. Три языка заложены с первой версии. Доступ разграничен по ролям, соединение защищено, пароли хранятся зашифрованными. Документы и фотографии хранятся в облаке с ежедневными резервными копиями. Конструктор сеток и методика рейтинга меняются настройками, без переписывания системы.</w:t>
+      </w:r>
+    </w:p>
+    <w:p>
+      <w:r>
+        <w:pict>
+          <v:rect style="width:0;height:1.5pt" o:hralign="center" o:hrstd="t" o:hr="t"/>
+        </w:pict>
+      </w:r>
+    </w:p>
+    <w:bookmarkEnd w:id="39"/>
+    <w:bookmarkStart w:id="40" w:name="нефункциональные-требования"/>
+    <w:p>
+      <w:pPr>
+        <w:pStyle w:val="Heading2"/>
+      </w:pPr>
+      <w:r>
+        <w:t xml:space="preserve">13. Нефункциональные требования</w:t>
+      </w:r>
+    </w:p>
+    <w:p>
+      <w:pPr>
+        <w:pStyle w:val="Compact"/>
+        <w:numPr>
+          <w:ilvl w:val="0"/>
+          <w:numId w:val="1001"/>
+        </w:numPr>
+      </w:pPr>
+      <w:r>
+        <w:t xml:space="preserve">Счёт обновляется в реальном времени, загрузка страницы быстрая, рейтинг-таблица до 500 игроков открывается постранично.</w:t>
+      </w:r>
+    </w:p>
+    <w:p>
+      <w:pPr>
+        <w:pStyle w:val="Compact"/>
+        <w:numPr>
+          <w:ilvl w:val="0"/>
+          <w:numId w:val="1001"/>
+        </w:numPr>
+      </w:pPr>
+      <w:r>
+        <w:t xml:space="preserve">Резервное копирование ежедневное, целевая доступность 99,5% в месяц, результаты матчей не удаляются.</w:t>
+      </w:r>
+    </w:p>
+    <w:p>
+      <w:pPr>
+        <w:pStyle w:val="Compact"/>
+        <w:numPr>
+          <w:ilvl w:val="0"/>
+          <w:numId w:val="1001"/>
+        </w:numPr>
+      </w:pPr>
+      <w:r>
+        <w:t xml:space="preserve">Соединение защищённое, пароли хранятся зашифрованными, доступ по ролям, соблюдается Закон РК №94-V.</w:t>
+      </w:r>
+    </w:p>
+    <w:p>
+      <w:pPr>
+        <w:pStyle w:val="Compact"/>
+        <w:numPr>
+          <w:ilvl w:val="0"/>
+          <w:numId w:val="1001"/>
+        </w:numPr>
+      </w:pPr>
+      <w:r>
+        <w:t xml:space="preserve">Система именная: каждое значимое действие записывается вместе с тем, кто его совершил и когда. Видно не только текущее состояние, но и кто его создал: кто завёл турнир, кто утвердил систему проведения, кто ввёл и кто исправил счёт, кто отметил оплату взноса. Записи журнала не редактируются и не удаляются, поэтому полный доступ федерации (§2) не создаёт анонимных действий.</w:t>
+      </w:r>
+    </w:p>
+    <w:p>
+      <w:pPr>
+        <w:pStyle w:val="Compact"/>
+        <w:numPr>
+          <w:ilvl w:val="0"/>
+          <w:numId w:val="1001"/>
+        </w:numPr>
+      </w:pPr>
+      <w:r>
+        <w:t xml:space="preserve">Веб-платформа адаптивная и полноценно работает и в десктоп-версии, и в мобильной, подстраиваясь под размер экрана. Администратор и оба главных судьи работают преимущественно с десктопа, судья стола с мобильного устройства, а игроки, тренеры и зрители пользуются любой из версий на своё усмотрение.</w:t>
+      </w:r>
+    </w:p>
+    <w:p>
+      <w:pPr>
+        <w:pStyle w:val="Compact"/>
+        <w:numPr>
+          <w:ilvl w:val="0"/>
+          <w:numId w:val="1001"/>
+        </w:numPr>
+      </w:pPr>
+      <w:r>
+        <w:t xml:space="preserve">Интерфейс судьи адаптивный и работает на любом устройстве, сайт можно добавить на главный экран.</w:t>
+      </w:r>
+    </w:p>
+    <w:p>
+      <w:pPr>
+        <w:pStyle w:val="Compact"/>
+        <w:numPr>
+          <w:ilvl w:val="0"/>
+          <w:numId w:val="1001"/>
+        </w:numPr>
+      </w:pPr>
+      <w:r>
+        <w:t xml:space="preserve">При обрыве сети приложение судьи продолжает работать локально и постоянно пытается восстановить связь; после восстановления данные синхронизируются без потери счёта.</w:t>
+      </w:r>
+    </w:p>
+    <w:p>
+      <w:pPr>
+        <w:pStyle w:val="Compact"/>
+        <w:numPr>
+          <w:ilvl w:val="0"/>
+          <w:numId w:val="1001"/>
+        </w:numPr>
+      </w:pPr>
+      <w:r>
+        <w:t xml:space="preserve">Счёт в реальном времени работает на нескольких столах одновременно.</w:t>
+      </w:r>
+    </w:p>
+    <w:p>
+      <w:pPr>
+        <w:pStyle w:val="Compact"/>
+        <w:numPr>
+          <w:ilvl w:val="0"/>
+          <w:numId w:val="1001"/>
+        </w:numPr>
+      </w:pPr>
+      <w:r>
+        <w:t xml:space="preserve">Поддерживаются три языка (RU, KZ, EN), казахский в кириллице и латинице.</w:t>
+      </w:r>
+    </w:p>
+    <w:p>
+      <w:r>
+        <w:pict>
+          <v:rect style="width:0;height:1.5pt" o:hralign="center" o:hrstd="t" o:hr="t"/>
+        </w:pict>
+      </w:r>
+    </w:p>
+    <w:bookmarkEnd w:id="40"/>
+    <w:bookmarkStart w:id="43" w:name="этапы-разработки"/>
+    <w:p>
+      <w:pPr>
+        <w:pStyle w:val="Heading2"/>
+      </w:pPr>
+      <w:r>
+        <w:t xml:space="preserve">14. Этапы разработки</w:t>
+      </w:r>
+    </w:p>
+    <w:bookmarkStart w:id="41" w:name="порядок-работы-по-этапам"/>
+    <w:p>
+      <w:pPr>
+        <w:pStyle w:val="Heading3"/>
+      </w:pPr>
+      <w:r>
+        <w:t xml:space="preserve">14.1. Порядок работы по этапам</w:t>
+      </w:r>
+    </w:p>
+    <w:p>
+      <w:pPr>
+        <w:pStyle w:val="FirstParagraph"/>
+      </w:pPr>
+      <w:r>
+        <w:t xml:space="preserve">Настоящий документ описывает систему в целом и задаёт рамку работ. Довести его сразу до уровня отдельных шагов невозможно: значительная часть решений выясняется только в ходе исследования и анализа конкретного этапа.</w:t>
+      </w:r>
+    </w:p>
+    <w:p>
+      <w:pPr>
+        <w:pStyle w:val="BodyText"/>
+      </w:pPr>
+      <w:r>
+        <w:t xml:space="preserve">Поэтому по каждому этапу из плана ниже работа идёт так. Перед началом этапа исполнитель проводит исследование и пишет отдельное подробное техническое задание на этот этап, с детализацией до шагов. Такое задание согласуется с заказчиком, и только после согласования этап берётся в разработку. Настоящее задание при этом остаётся рамочным и не подменяется.</w:t>
+      </w:r>
+    </w:p>
+    <w:bookmarkEnd w:id="41"/>
+    <w:bookmarkStart w:id="42" w:name="план"/>
+    <w:p>
+      <w:pPr>
+        <w:pStyle w:val="Heading3"/>
+      </w:pPr>
+      <w:r>
+        <w:t xml:space="preserve">14.2. План</w:t>
+      </w:r>
+    </w:p>
+    <w:p>
+      <w:pPr>
+        <w:pStyle w:val="FirstParagraph"/>
+      </w:pPr>
+      <w:r>
+        <w:t xml:space="preserve">Помесячный план на 12 месяцев.</w:t>
+      </w:r>
+    </w:p>
+    <w:tbl>
+      <w:tblPr>
+        <w:tblStyle w:val="Table"/>
+        <w:tblW w:type="pct" w:w="5000"/>
+        <w:tblLayout w:type="fixed"/>
+        <w:tblLook w:firstRow="1" w:lastRow="0" w:firstColumn="0" w:lastColumn="0" w:noHBand="0" w:noVBand="0" w:val="0020"/>
+      </w:tblPr>
+      <w:tblGrid>
+        <w:gridCol w:w="2640"/>
+        <w:gridCol w:w="2640"/>
+        <w:gridCol w:w="2640"/>
+      </w:tblGrid>
+      <w:tr>
+        <w:trPr>
+          <w:tblHeader w:val="on"/>
+        </w:trPr>
+        <w:tc>
+          <w:tcPr/>
+          <w:p>
+            <w:pPr>
+              <w:pStyle w:val="Compact"/>
+            </w:pPr>
+            <w:r>
               <w:t xml:space="preserve">Месяц</w:t>
             </w:r>
           </w:p>
@@ -1684,16 +2422,12 @@
         </w:tc>
       </w:tr>
     </w:tbl>
-    <w:bookmarkEnd w:id="73"/>
+    <w:bookmarkEnd w:id="42"/>
+    <w:bookmarkEnd w:id="43"/>
     <w:sectPr>
-      <w:footerReference r:id="rId40" w:type="default"/>
       <w:footnotePr>
         <w:numRestart w:val="eachSect"/>
       </w:footnotePr>
-      <w:pgSz w:h="16838" w:w="11906"/>
-      <w:pgMar w:bottom="1418" w:footer="708" w:gutter="0" w:header="708" w:left="1418" w:right="1418" w:top="1418"/>
-      <w:cols w:space="708"/>
-      <w:docGrid w:linePitch="360"/>
     </w:sectPr>
   </w:body>
 </w:document>
@@ -1701,37 +2435,6 @@
 
 <file path=word/comments.xml><?xml version="1.0" encoding="utf-8"?>
 <w:comments xmlns:w="http://schemas.openxmlformats.org/wordprocessingml/2006/main" xmlns:m="http://schemas.openxmlformats.org/officeDocument/2006/math" xmlns:r="http://schemas.openxmlformats.org/officeDocument/2006/relationships" xmlns:o="urn:schemas-microsoft-com:office:office" xmlns:v="urn:schemas-microsoft-com:vml" xmlns:w10="urn:schemas-microsoft-com:office:word" xmlns:a="http://schemas.openxmlformats.org/drawingml/2006/main" xmlns:pic="http://schemas.openxmlformats.org/drawingml/2006/picture" xmlns:wp="http://schemas.openxmlformats.org/drawingml/2006/wordprocessingDrawing"/>
-</file>
-
-<file path=word/footer1.xml><?xml version="1.0" encoding="utf-8"?>
-<w:ftr xmlns:w="http://schemas.openxmlformats.org/wordprocessingml/2006/main" xmlns:r="http://schemas.openxmlformats.org/officeDocument/2006/relationships">
-  <w:p>
-    <w:pPr>
-      <w:jc w:val="center"/>
-    </w:pPr>
-    <w:r>
-      <w:rPr>
-        <w:color w:val="808080"/>
-        <w:sz w:val="18"/>
-      </w:rPr>
-      <w:fldChar w:fldCharType="begin"/>
-    </w:r>
-    <w:r>
-      <w:rPr>
-        <w:color w:val="808080"/>
-        <w:sz w:val="18"/>
-      </w:rPr>
-      <w:instrText xml:space="preserve"> PAGE </w:instrText>
-    </w:r>
-    <w:r>
-      <w:rPr>
-        <w:color w:val="808080"/>
-        <w:sz w:val="18"/>
-      </w:rPr>
-      <w:fldChar w:fldCharType="end"/>
-    </w:r>
-  </w:p>
-</w:ftr>
 </file>
 
 <file path=word/footnotes.xml><?xml version="1.0" encoding="utf-8"?>
@@ -2003,7 +2706,6 @@
     </w:pPr>
     <w:rPr>
       <w:rFonts w:asciiTheme="majorHAnsi" w:cstheme="majorBidi" w:eastAsiaTheme="majorEastAsia" w:hAnsiTheme="majorHAnsi"/>
-      <w:color w:val="1F3864"/>
       <w:sz w:val="56"/>
       <w:szCs w:val="56"/>
     </w:rPr>
@@ -2016,7 +2718,6 @@
     <w:rsid w:val="00A10FD9"/>
     <w:rPr>
       <w:rFonts w:asciiTheme="majorHAnsi" w:cstheme="majorBidi" w:eastAsiaTheme="majorEastAsia" w:hAnsiTheme="majorHAnsi"/>
-      <w:color w:val="1F3864"/>
       <w:sz w:val="56"/>
       <w:szCs w:val="56"/>
     </w:rPr>
@@ -2139,7 +2840,7 @@
     </w:pPr>
     <w:rPr>
       <w:rFonts w:asciiTheme="majorHAnsi" w:cstheme="majorBidi" w:eastAsiaTheme="majorEastAsia" w:hAnsiTheme="majorHAnsi"/>
-      <w:color w:val="1F3864"/>
+      <w:color w:themeColor="accent1" w:themeShade="BF" w:val="0F4761"/>
       <w:sz w:val="40"/>
       <w:szCs w:val="40"/>
     </w:rPr>
@@ -2162,7 +2863,7 @@
     </w:pPr>
     <w:rPr>
       <w:rFonts w:asciiTheme="majorHAnsi" w:cstheme="majorBidi" w:eastAsiaTheme="majorEastAsia" w:hAnsiTheme="majorHAnsi"/>
-      <w:color w:val="1F3864"/>
+      <w:color w:themeColor="accent1" w:themeShade="BF" w:val="0F4761"/>
       <w:sz w:val="32"/>
       <w:szCs w:val="32"/>
     </w:rPr>
@@ -2185,7 +2886,7 @@
     </w:pPr>
     <w:rPr>
       <w:rFonts w:cstheme="majorBidi" w:eastAsiaTheme="majorEastAsia"/>
-      <w:color w:val="1F3864"/>
+      <w:color w:themeColor="accent1" w:themeShade="BF" w:val="0F4761"/>
       <w:sz w:val="28"/>
       <w:szCs w:val="28"/>
     </w:rPr>
@@ -2210,7 +2911,7 @@
       <w:rFonts w:cstheme="majorBidi" w:eastAsiaTheme="majorEastAsia"/>
       <w:i/>
       <w:iCs/>
-      <w:color w:val="1F3864"/>
+      <w:color w:themeColor="accent1" w:themeShade="BF" w:val="0F4761"/>
     </w:rPr>
   </w:style>
   <w:style w:styleId="Heading5" w:type="paragraph">
@@ -2231,7 +2932,7 @@
     </w:pPr>
     <w:rPr>
       <w:rFonts w:cstheme="majorBidi" w:eastAsiaTheme="majorEastAsia"/>
-      <w:color w:val="1F3864"/>
+      <w:color w:themeColor="accent1" w:themeShade="BF" w:val="0F4761"/>
     </w:rPr>
   </w:style>
   <w:style w:styleId="Heading6" w:type="paragraph">
@@ -2330,7 +3031,7 @@
     <w:rsid w:val="00A10FD9"/>
     <w:rPr>
       <w:rFonts w:asciiTheme="majorHAnsi" w:cstheme="majorBidi" w:eastAsiaTheme="majorEastAsia" w:hAnsiTheme="majorHAnsi"/>
-      <w:color w:val="1F3864"/>
+      <w:color w:themeColor="accent1" w:themeShade="BF" w:val="0F4761"/>
       <w:sz w:val="40"/>
       <w:szCs w:val="40"/>
     </w:rPr>
@@ -2344,7 +3045,7 @@
     <w:rsid w:val="00A10FD9"/>
     <w:rPr>
       <w:rFonts w:asciiTheme="majorHAnsi" w:cstheme="majorBidi" w:eastAsiaTheme="majorEastAsia" w:hAnsiTheme="majorHAnsi"/>
-      <w:color w:val="1F3864"/>
+      <w:color w:themeColor="accent1" w:themeShade="BF" w:val="0F4761"/>
       <w:sz w:val="32"/>
       <w:szCs w:val="32"/>
     </w:rPr>
@@ -2358,7 +3059,7 @@
     <w:rsid w:val="00A10FD9"/>
     <w:rPr>
       <w:rFonts w:cstheme="majorBidi" w:eastAsiaTheme="majorEastAsia"/>
-      <w:color w:val="1F3864"/>
+      <w:color w:themeColor="accent1" w:themeShade="BF" w:val="0F4761"/>
       <w:sz w:val="28"/>
       <w:szCs w:val="28"/>
     </w:rPr>
@@ -2374,7 +3075,7 @@
       <w:rFonts w:cstheme="majorBidi" w:eastAsiaTheme="majorEastAsia"/>
       <w:i/>
       <w:iCs/>
-      <w:color w:val="1F3864"/>
+      <w:color w:themeColor="accent1" w:themeShade="BF" w:val="0F4761"/>
     </w:rPr>
   </w:style>
   <w:style w:customStyle="1" w:styleId="Heading5Char" w:type="character">
@@ -2386,7 +3087,7 @@
     <w:rsid w:val="00A10FD9"/>
     <w:rPr>
       <w:rFonts w:cstheme="majorBidi" w:eastAsiaTheme="majorEastAsia"/>
-      <w:color w:val="1F3864"/>
+      <w:color w:themeColor="accent1" w:themeShade="BF" w:val="0F4761"/>
     </w:rPr>
   </w:style>
   <w:style w:customStyle="1" w:styleId="Heading6Char" w:type="character">
@@ -2481,37 +3182,24 @@
   <w:style w:default="1" w:styleId="Table" w:type="table">
     <w:name w:val="Table"/>
     <w:basedOn w:val="TableNormal"/>
+    <w:semiHidden/>
+    <w:unhideWhenUsed/>
     <w:qFormat/>
     <w:tblPr>
       <w:tblInd w:type="dxa" w:w="0"/>
-      <w:tblBorders>
-        <w:top w:color="BFBFBF" w:space="0" w:sz="4" w:val="single"/>
-        <w:left w:color="BFBFBF" w:space="0" w:sz="4" w:val="single"/>
-        <w:bottom w:color="BFBFBF" w:space="0" w:sz="4" w:val="single"/>
-        <w:right w:color="BFBFBF" w:space="0" w:sz="4" w:val="single"/>
-        <w:insideH w:color="D9D9D9" w:space="0" w:sz="4" w:val="single"/>
-        <w:insideV w:color="D9D9D9" w:space="0" w:sz="4" w:val="single"/>
-      </w:tblBorders>
       <w:tblCellMar>
-        <w:top w:type="dxa" w:w="40"/>
+        <w:top w:type="dxa" w:w="0"/>
         <w:left w:type="dxa" w:w="108"/>
-        <w:bottom w:type="dxa" w:w="40"/>
+        <w:bottom w:type="dxa" w:w="0"/>
         <w:right w:type="dxa" w:w="108"/>
       </w:tblCellMar>
     </w:tblPr>
     <w:tblStylePr w:type="firstRow">
-      <w:rPr>
-        <w:b/>
-        <w:color w:val="FFFFFF"/>
-      </w:rPr>
       <w:tcPr>
-        <w:shd w:color="auto" w:fill="1F3864" w:val="clear"/>
-        <w:vAlign w:val="center"/>
-      </w:tcPr>
-    </w:tblStylePr>
-    <w:tblStylePr w:type="band1Horz">
-      <w:tcPr>
-        <w:shd w:color="auto" w:fill="F2F6FC" w:val="clear"/>
+        <w:tcBorders>
+          <w:bottom w:val="single"/>
+        </w:tcBorders>
+        <w:vAlign w:val="bottom"/>
       </w:tcPr>
     </w:tblStylePr>
   </w:style>

--- a/ТЗ_ФНТ_РК.docx
+++ b/ТЗ_ФНТ_РК.docx
@@ -52,7 +52,7 @@
         </w:p>
       </w:sdtContent>
     </w:sdt>
-    <w:bookmarkStart w:id="9" w:name="цель-и-охват"/>
+    <w:bookmarkStart w:id="49" w:name="цель-и-охват"/>
     <w:p>
       <w:pPr>
         <w:pStyle w:val="Heading2"/>
@@ -92,8 +92,8 @@
         </w:pict>
       </w:r>
     </w:p>
-    <w:bookmarkEnd w:id="9"/>
-    <w:bookmarkStart w:id="11" w:name="роли-и-права-доступа"/>
+    <w:bookmarkEnd w:id="49"/>
+    <w:bookmarkStart w:id="51" w:name="роли-и-права-доступа"/>
     <w:p>
       <w:pPr>
         <w:pStyle w:val="Heading2"/>
@@ -512,7 +512,7 @@
         </w:tc>
       </w:tr>
     </w:tbl>
-    <w:bookmarkStart w:id="10" w:name="принципы-ролевой-модели"/>
+    <w:bookmarkStart w:id="50" w:name="принципы-ролевой-модели"/>
     <w:p>
       <w:pPr>
         <w:pStyle w:val="Heading3"/>
@@ -552,9 +552,9 @@
         </w:pict>
       </w:r>
     </w:p>
-    <w:bookmarkEnd w:id="10"/>
-    <w:bookmarkEnd w:id="11"/>
-    <w:bookmarkStart w:id="14" w:name="публичный-сайт-ru-kz-en"/>
+    <w:bookmarkEnd w:id="50"/>
+    <w:bookmarkEnd w:id="51"/>
+    <w:bookmarkStart w:id="54" w:name="публичный-сайт-ru-kz-en"/>
     <w:p>
       <w:pPr>
         <w:pStyle w:val="Heading2"/>
@@ -563,7 +563,7 @@
         <w:t xml:space="preserve">3. Публичный сайт (RU, KZ, EN)</w:t>
       </w:r>
     </w:p>
-    <w:bookmarkStart w:id="12" w:name="многоязычность"/>
+    <w:bookmarkStart w:id="52" w:name="многоязычность"/>
     <w:p>
       <w:pPr>
         <w:pStyle w:val="Heading3"/>
@@ -580,8 +580,8 @@
         <w:t xml:space="preserve">Сайт работает на трёх языках (русский, казахский, английский) с переключением в один клик на любой странице. Переведён весь интерфейс, а контент (новости, описания турниров) ведётся на трёх языках. Даты и числа отображаются по локали.</w:t>
       </w:r>
     </w:p>
-    <w:bookmarkEnd w:id="12"/>
-    <w:bookmarkStart w:id="13" w:name="страницы"/>
+    <w:bookmarkEnd w:id="52"/>
+    <w:bookmarkStart w:id="53" w:name="страницы"/>
     <w:p>
       <w:pPr>
         <w:pStyle w:val="Heading3"/>
@@ -605,9 +605,9 @@
         </w:pict>
       </w:r>
     </w:p>
-    <w:bookmarkEnd w:id="13"/>
-    <w:bookmarkEnd w:id="14"/>
-    <w:bookmarkStart w:id="21" w:name="управление-турнирами"/>
+    <w:bookmarkEnd w:id="53"/>
+    <w:bookmarkEnd w:id="54"/>
+    <w:bookmarkStart w:id="61" w:name="управление-турнирами"/>
     <w:p>
       <w:pPr>
         <w:pStyle w:val="Heading2"/>
@@ -616,7 +616,7 @@
         <w:t xml:space="preserve">4. Управление турнирами</w:t>
       </w:r>
     </w:p>
-    <w:bookmarkStart w:id="15" w:name="жизненный-цикл-турнира"/>
+    <w:bookmarkStart w:id="55" w:name="жизненный-цикл-турнира"/>
     <w:p>
       <w:pPr>
         <w:pStyle w:val="Heading3"/>
@@ -988,8 +988,8 @@
         <w:t xml:space="preserve">Отменить или перенести турнир может председатель судейской коллегии на любом этапе до завершения. Поданные заявки при этом сохраняются, а их авторы получают уведомление.</w:t>
       </w:r>
     </w:p>
-    <w:bookmarkEnd w:id="15"/>
-    <w:bookmarkStart w:id="16" w:name="создание-турнира-и-назначение-судьи"/>
+    <w:bookmarkEnd w:id="55"/>
+    <w:bookmarkStart w:id="56" w:name="создание-турнира-и-назначение-судьи"/>
     <w:p>
       <w:pPr>
         <w:pStyle w:val="Heading3"/>
@@ -1014,8 +1014,8 @@
         <w:t xml:space="preserve">Судейство распределяется через заявки. Турнир открывается для заявок, судьи подают их, а председатель судейской коллегии выбирает одного из заявившихся: в списке заявок видны рейтинг судьи, его категория и история судейства. На небольшой турнир судью можно назначить напрямую, не собирая заявки. Отклонённая заявка возвращается с причиной, и судья может подать её снова, пока приём открыт.</w:t>
       </w:r>
     </w:p>
-    <w:bookmarkEnd w:id="16"/>
-    <w:bookmarkStart w:id="17" w:name="система-проведения-и-её-утверждение"/>
+    <w:bookmarkEnd w:id="56"/>
+    <w:bookmarkStart w:id="57" w:name="система-проведения-и-её-утверждение"/>
     <w:p>
       <w:pPr>
         <w:pStyle w:val="Heading3"/>
@@ -1040,8 +1040,8 @@
         <w:t xml:space="preserve">Готовую систему проведения судья отправляет на утверждение. Председатель судейской коллегии либо утверждает её, и тогда турнир публикуется и открывается приём заявок, либо возвращает с причиной на доработку. Без утверждения турнир не публикуется и не стартует.</w:t>
       </w:r>
     </w:p>
-    <w:bookmarkEnd w:id="17"/>
-    <w:bookmarkStart w:id="18" w:name="ход-турнира"/>
+    <w:bookmarkEnd w:id="57"/>
+    <w:bookmarkStart w:id="58" w:name="ход-турнира"/>
     <w:p>
       <w:pPr>
         <w:pStyle w:val="Heading3"/>
@@ -1058,8 +1058,8 @@
         <w:t xml:space="preserve">Во время турнира главный судья турнира видит сводную панель со столами, матчами, ожидающими парами и статусами. Он вызывает пары на столы, а назначенный судья получает уведомление мгновенно. Сетка обновляется автоматически после каждого результата, а любой результат можно скорректировать вручную с записью в журнал. Матч не стартует, пока на стол не назначен судья стола.</w:t>
       </w:r>
     </w:p>
-    <w:bookmarkEnd w:id="18"/>
-    <w:bookmarkStart w:id="19" w:name="итоговый-протокол-и-его-утверждение"/>
+    <w:bookmarkEnd w:id="58"/>
+    <w:bookmarkStart w:id="59" w:name="итоговый-протокол-и-его-утверждение"/>
     <w:p>
       <w:pPr>
         <w:pStyle w:val="Heading3"/>
@@ -1084,8 +1084,8 @@
         <w:t xml:space="preserve">Утверждение это не публикация. Результаты видны публично по ходу турнира, сразу после каждого матча, а утверждение фиксирует итог и решает, попадёт ли турнир в рейтинг.</w:t>
       </w:r>
     </w:p>
-    <w:bookmarkEnd w:id="19"/>
-    <w:bookmarkStart w:id="20" w:name="печать-протоколов"/>
+    <w:bookmarkEnd w:id="59"/>
+    <w:bookmarkStart w:id="60" w:name="печать-протоколов"/>
     <w:p>
       <w:pPr>
         <w:pStyle w:val="Heading3"/>
@@ -1109,9 +1109,9 @@
         </w:pict>
       </w:r>
     </w:p>
-    <w:bookmarkEnd w:id="20"/>
-    <w:bookmarkEnd w:id="21"/>
-    <w:bookmarkStart w:id="25" w:name="форматы-турнирных-сеток-и-конструктор"/>
+    <w:bookmarkEnd w:id="60"/>
+    <w:bookmarkEnd w:id="61"/>
+    <w:bookmarkStart w:id="65" w:name="форматы-турнирных-сеток-и-конструктор"/>
     <w:p>
       <w:pPr>
         <w:pStyle w:val="Heading2"/>
@@ -1120,7 +1120,7 @@
         <w:t xml:space="preserve">5. Форматы турнирных сеток и конструктор</w:t>
       </w:r>
     </w:p>
-    <w:bookmarkStart w:id="22" w:name="стандартные-форматы-библиотека"/>
+    <w:bookmarkStart w:id="62" w:name="стандартные-форматы-библиотека"/>
     <w:p>
       <w:pPr>
         <w:pStyle w:val="Heading3"/>
@@ -1264,8 +1264,8 @@
         </w:tc>
       </w:tr>
     </w:tbl>
-    <w:bookmarkEnd w:id="22"/>
-    <w:bookmarkStart w:id="23" w:name="конструктор-нестандартных-сеток"/>
+    <w:bookmarkEnd w:id="62"/>
+    <w:bookmarkStart w:id="63" w:name="конструктор-нестандартных-сеток"/>
     <w:p>
       <w:pPr>
         <w:pStyle w:val="Heading3"/>
@@ -1290,8 +1290,8 @@
         <w:t xml:space="preserve">Любая сетка интерактивна, обновляется после каждого результата и масштабируется под экран.</w:t>
       </w:r>
     </w:p>
-    <w:bookmarkEnd w:id="23"/>
-    <w:bookmarkStart w:id="24" w:name="подсказка-по-системе-проведения"/>
+    <w:bookmarkEnd w:id="63"/>
+    <w:bookmarkStart w:id="64" w:name="подсказка-по-системе-проведения"/>
     <w:p>
       <w:pPr>
         <w:pStyle w:val="Heading3"/>
@@ -1331,9 +1331,9 @@
         </w:pict>
       </w:r>
     </w:p>
-    <w:bookmarkEnd w:id="24"/>
-    <w:bookmarkEnd w:id="25"/>
-    <w:bookmarkStart w:id="29" w:name="интерфейс-судьи-стола-адаптивный-сайт"/>
+    <w:bookmarkEnd w:id="64"/>
+    <w:bookmarkEnd w:id="65"/>
+    <w:bookmarkStart w:id="69" w:name="интерфейс-судьи-стола-адаптивный-сайт"/>
     <w:p>
       <w:pPr>
         <w:pStyle w:val="Heading2"/>
@@ -1350,7 +1350,7 @@
         <w:t xml:space="preserve">Судья работает с адаптивного сайта на любом устройстве, вход по логину и паролю или короткому коду. Задача интерфейса: быстро и без ошибок фиксировать счёт и передавать результат.</w:t>
       </w:r>
     </w:p>
-    <w:bookmarkStart w:id="26" w:name="ввод-по-партиям"/>
+    <w:bookmarkStart w:id="66" w:name="ввод-по-партиям"/>
     <w:p>
       <w:pPr>
         <w:pStyle w:val="Heading3"/>
@@ -1367,8 +1367,8 @@
         <w:t xml:space="preserve">Судья вводит итог каждой партии, итог матча вычисляется из партий и вручную не задаётся. Последнюю партию можно исправить, правка пишется в журнал. Готовый результат уходит главному судье турнира и в базу.</w:t>
       </w:r>
     </w:p>
-    <w:bookmarkEnd w:id="26"/>
-    <w:bookmarkStart w:id="27" w:name="ввод-по-очкам-в-реальном-времени"/>
+    <w:bookmarkEnd w:id="66"/>
+    <w:bookmarkStart w:id="67" w:name="ввод-по-очкам-в-реальном-времени"/>
     <w:p>
       <w:pPr>
         <w:pStyle w:val="Heading3"/>
@@ -1385,8 +1385,8 @@
         <w:t xml:space="preserve">Для крупных турниров главный судья турнира включает этот режим, и судья ведёт счёт по каждому очку с возможностью отменить последнее. Публично счёт виден в блоке «Прямой эфир» на сайте и обновляется в реальном времени. Каждое очко сохраняется для аналитики и трансляции.</w:t>
       </w:r>
     </w:p>
-    <w:bookmarkEnd w:id="27"/>
-    <w:bookmarkStart w:id="28" w:name="X935e39f4f62e54152a9a7fe9490481b97fbbab0"/>
+    <w:bookmarkEnd w:id="67"/>
+    <w:bookmarkStart w:id="68" w:name="X935e39f4f62e54152a9a7fe9490481b97fbbab0"/>
     <w:p>
       <w:pPr>
         <w:pStyle w:val="Heading3"/>
@@ -1410,9 +1410,9 @@
         </w:pict>
       </w:r>
     </w:p>
-    <w:bookmarkEnd w:id="28"/>
-    <w:bookmarkEnd w:id="29"/>
-    <w:bookmarkStart w:id="32" w:name="система-рейтинга"/>
+    <w:bookmarkEnd w:id="68"/>
+    <w:bookmarkEnd w:id="69"/>
+    <w:bookmarkStart w:id="72" w:name="система-рейтинга"/>
     <w:p>
       <w:pPr>
         <w:pStyle w:val="Heading2"/>
@@ -1421,7 +1421,7 @@
         <w:t xml:space="preserve">7. Система рейтинга</w:t>
       </w:r>
     </w:p>
-    <w:bookmarkStart w:id="30" w:name="рейтинг-игроков"/>
+    <w:bookmarkStart w:id="70" w:name="рейтинг-игроков"/>
     <w:p>
       <w:pPr>
         <w:pStyle w:val="Heading3"/>
@@ -1438,8 +1438,8 @@
         <w:t xml:space="preserve">Рейтинг считается по единой методике, заложенной в системе и одинаковой для всех турниров. Пересчёт запускается после того, как председатель судейской коллегии утвердил результаты турнира (§4.5), и не задваивается при повторе. Методика на базе ELO: рейтинг меняется по итогу матча с учётом силы соперника, а коэффициенты по уровню турнира и силе игрока зафиксированы в Приложении А.</w:t>
       </w:r>
     </w:p>
-    <w:bookmarkEnd w:id="30"/>
-    <w:bookmarkStart w:id="31" w:name="оценка-судей"/>
+    <w:bookmarkEnd w:id="70"/>
+    <w:bookmarkStart w:id="71" w:name="оценка-судей"/>
     <w:p>
       <w:pPr>
         <w:pStyle w:val="Heading3"/>
@@ -1479,9 +1479,9 @@
         </w:pict>
       </w:r>
     </w:p>
-    <w:bookmarkEnd w:id="31"/>
-    <w:bookmarkEnd w:id="32"/>
-    <w:bookmarkStart w:id="33" w:name="онлайн-заявки-права-по-уровню-турнира"/>
+    <w:bookmarkEnd w:id="71"/>
+    <w:bookmarkEnd w:id="72"/>
+    <w:bookmarkStart w:id="73" w:name="онлайн-заявки-права-по-уровню-турнира"/>
     <w:p>
       <w:pPr>
         <w:pStyle w:val="Heading2"/>
@@ -1608,8 +1608,8 @@
         </w:pict>
       </w:r>
     </w:p>
-    <w:bookmarkEnd w:id="33"/>
-    <w:bookmarkStart w:id="36" w:name="реестры-и-регистрационные-взносы"/>
+    <w:bookmarkEnd w:id="73"/>
+    <w:bookmarkStart w:id="76" w:name="реестры-и-регистрационные-взносы"/>
     <w:p>
       <w:pPr>
         <w:pStyle w:val="Heading2"/>
@@ -1618,7 +1618,7 @@
         <w:t xml:space="preserve">9. Реестры и регистрационные взносы</w:t>
       </w:r>
     </w:p>
-    <w:bookmarkStart w:id="34" w:name="реестры"/>
+    <w:bookmarkStart w:id="74" w:name="реестры"/>
     <w:p>
       <w:pPr>
         <w:pStyle w:val="Heading3"/>
@@ -1635,8 +1635,8 @@
         <w:t xml:space="preserve">Система ведёт реестры участников. По каждому игроку хранятся профиль, разряд, клуб, тренер и рейтинг с историей. По судье хранятся профиль, категория, история судейства и оценка (§7.2), а по тренеру ведутся профиль, подопечные и права подачи заявок. Отдельно ведётся реестр организаций: спортшколы, клубы и федерации регионов.</w:t>
       </w:r>
     </w:p>
-    <w:bookmarkEnd w:id="34"/>
-    <w:bookmarkStart w:id="35" w:name="ежегодный-регистрационный-взнос"/>
+    <w:bookmarkEnd w:id="74"/>
+    <w:bookmarkStart w:id="75" w:name="ежегодный-регистрационный-взнос"/>
     <w:p>
       <w:pPr>
         <w:pStyle w:val="Heading3"/>
@@ -1668,9 +1668,9 @@
         </w:pict>
       </w:r>
     </w:p>
-    <w:bookmarkEnd w:id="35"/>
-    <w:bookmarkEnd w:id="36"/>
-    <w:bookmarkStart w:id="37" w:name="мобильное-приложение-игрока-android-ios"/>
+    <w:bookmarkEnd w:id="75"/>
+    <w:bookmarkEnd w:id="76"/>
+    <w:bookmarkStart w:id="77" w:name="мобильное-приложение-игрока-android-ios"/>
     <w:p>
       <w:pPr>
         <w:pStyle w:val="Heading2"/>
@@ -1702,8 +1702,8 @@
         </w:pict>
       </w:r>
     </w:p>
-    <w:bookmarkEnd w:id="37"/>
-    <w:bookmarkStart w:id="38" w:name="монетизация"/>
+    <w:bookmarkEnd w:id="77"/>
+    <w:bookmarkStart w:id="78" w:name="монетизация"/>
     <w:p>
       <w:pPr>
         <w:pStyle w:val="Heading2"/>
@@ -1748,8 +1748,8 @@
         </w:pict>
       </w:r>
     </w:p>
-    <w:bookmarkEnd w:id="38"/>
-    <w:bookmarkStart w:id="39" w:name="технологические-принципы"/>
+    <w:bookmarkEnd w:id="78"/>
+    <w:bookmarkStart w:id="79" w:name="технологические-принципы"/>
     <w:p>
       <w:pPr>
         <w:pStyle w:val="Heading2"/>
@@ -1773,8 +1773,8 @@
         </w:pict>
       </w:r>
     </w:p>
-    <w:bookmarkEnd w:id="39"/>
-    <w:bookmarkStart w:id="40" w:name="нефункциональные-требования"/>
+    <w:bookmarkEnd w:id="79"/>
+    <w:bookmarkStart w:id="80" w:name="нефункциональные-требования"/>
     <w:p>
       <w:pPr>
         <w:pStyle w:val="Heading2"/>
@@ -1898,8 +1898,8 @@
         </w:pict>
       </w:r>
     </w:p>
-    <w:bookmarkEnd w:id="40"/>
-    <w:bookmarkStart w:id="43" w:name="этапы-разработки"/>
+    <w:bookmarkEnd w:id="80"/>
+    <w:bookmarkStart w:id="83" w:name="этапы-разработки"/>
     <w:p>
       <w:pPr>
         <w:pStyle w:val="Heading2"/>
@@ -1908,7 +1908,7 @@
         <w:t xml:space="preserve">14. Этапы разработки</w:t>
       </w:r>
     </w:p>
-    <w:bookmarkStart w:id="41" w:name="порядок-работы-по-этапам"/>
+    <w:bookmarkStart w:id="81" w:name="порядок-работы-по-этапам"/>
     <w:p>
       <w:pPr>
         <w:pStyle w:val="Heading3"/>
@@ -1933,8 +1933,8 @@
         <w:t xml:space="preserve">Поэтому по каждому этапу из плана ниже работа идёт так. Перед началом этапа исполнитель проводит исследование и пишет отдельное подробное техническое задание на этот этап, с детализацией до шагов. Такое задание согласуется с заказчиком, и только после согласования этап берётся в разработку. Настоящее задание при этом остаётся рамочным и не подменяется.</w:t>
       </w:r>
     </w:p>
-    <w:bookmarkEnd w:id="41"/>
-    <w:bookmarkStart w:id="42" w:name="план"/>
+    <w:bookmarkEnd w:id="81"/>
+    <w:bookmarkStart w:id="82" w:name="план"/>
     <w:p>
       <w:pPr>
         <w:pStyle w:val="Heading3"/>
@@ -2422,12 +2422,17 @@
         </w:tc>
       </w:tr>
     </w:tbl>
-    <w:bookmarkEnd w:id="42"/>
-    <w:bookmarkEnd w:id="43"/>
+    <w:bookmarkEnd w:id="82"/>
+    <w:bookmarkEnd w:id="83"/>
     <w:sectPr>
+      <w:footerReference r:id="rId40" w:type="default"/>
       <w:footnotePr>
         <w:numRestart w:val="eachSect"/>
       </w:footnotePr>
+      <w:pgSz w:h="16838" w:w="11906"/>
+      <w:pgMar w:bottom="1418" w:footer="708" w:gutter="0" w:header="708" w:left="1418" w:right="1418" w:top="1418"/>
+      <w:cols w:space="708"/>
+      <w:docGrid w:linePitch="360"/>
     </w:sectPr>
   </w:body>
 </w:document>
@@ -2435,6 +2440,37 @@
 
 <file path=word/comments.xml><?xml version="1.0" encoding="utf-8"?>
 <w:comments xmlns:w="http://schemas.openxmlformats.org/wordprocessingml/2006/main" xmlns:m="http://schemas.openxmlformats.org/officeDocument/2006/math" xmlns:r="http://schemas.openxmlformats.org/officeDocument/2006/relationships" xmlns:o="urn:schemas-microsoft-com:office:office" xmlns:v="urn:schemas-microsoft-com:vml" xmlns:w10="urn:schemas-microsoft-com:office:word" xmlns:a="http://schemas.openxmlformats.org/drawingml/2006/main" xmlns:pic="http://schemas.openxmlformats.org/drawingml/2006/picture" xmlns:wp="http://schemas.openxmlformats.org/drawingml/2006/wordprocessingDrawing"/>
+</file>
+
+<file path=word/footer1.xml><?xml version="1.0" encoding="utf-8"?>
+<w:ftr xmlns:w="http://schemas.openxmlformats.org/wordprocessingml/2006/main" xmlns:r="http://schemas.openxmlformats.org/officeDocument/2006/relationships">
+  <w:p>
+    <w:pPr>
+      <w:jc w:val="center"/>
+    </w:pPr>
+    <w:r>
+      <w:rPr>
+        <w:color w:val="808080"/>
+        <w:sz w:val="18"/>
+      </w:rPr>
+      <w:fldChar w:fldCharType="begin"/>
+    </w:r>
+    <w:r>
+      <w:rPr>
+        <w:color w:val="808080"/>
+        <w:sz w:val="18"/>
+      </w:rPr>
+      <w:instrText xml:space="preserve"> PAGE </w:instrText>
+    </w:r>
+    <w:r>
+      <w:rPr>
+        <w:color w:val="808080"/>
+        <w:sz w:val="18"/>
+      </w:rPr>
+      <w:fldChar w:fldCharType="end"/>
+    </w:r>
+  </w:p>
+</w:ftr>
 </file>
 
 <file path=word/footnotes.xml><?xml version="1.0" encoding="utf-8"?>
@@ -2706,6 +2742,7 @@
     </w:pPr>
     <w:rPr>
       <w:rFonts w:asciiTheme="majorHAnsi" w:cstheme="majorBidi" w:eastAsiaTheme="majorEastAsia" w:hAnsiTheme="majorHAnsi"/>
+      <w:color w:val="1F3864"/>
       <w:sz w:val="56"/>
       <w:szCs w:val="56"/>
     </w:rPr>
@@ -2718,6 +2755,7 @@
     <w:rsid w:val="00A10FD9"/>
     <w:rPr>
       <w:rFonts w:asciiTheme="majorHAnsi" w:cstheme="majorBidi" w:eastAsiaTheme="majorEastAsia" w:hAnsiTheme="majorHAnsi"/>
+      <w:color w:val="1F3864"/>
       <w:sz w:val="56"/>
       <w:szCs w:val="56"/>
     </w:rPr>
@@ -2840,7 +2878,7 @@
     </w:pPr>
     <w:rPr>
       <w:rFonts w:asciiTheme="majorHAnsi" w:cstheme="majorBidi" w:eastAsiaTheme="majorEastAsia" w:hAnsiTheme="majorHAnsi"/>
-      <w:color w:themeColor="accent1" w:themeShade="BF" w:val="0F4761"/>
+      <w:color w:val="1F3864"/>
       <w:sz w:val="40"/>
       <w:szCs w:val="40"/>
     </w:rPr>
@@ -2863,7 +2901,7 @@
     </w:pPr>
     <w:rPr>
       <w:rFonts w:asciiTheme="majorHAnsi" w:cstheme="majorBidi" w:eastAsiaTheme="majorEastAsia" w:hAnsiTheme="majorHAnsi"/>
-      <w:color w:themeColor="accent1" w:themeShade="BF" w:val="0F4761"/>
+      <w:color w:val="1F3864"/>
       <w:sz w:val="32"/>
       <w:szCs w:val="32"/>
     </w:rPr>
@@ -2886,7 +2924,7 @@
     </w:pPr>
     <w:rPr>
       <w:rFonts w:cstheme="majorBidi" w:eastAsiaTheme="majorEastAsia"/>
-      <w:color w:themeColor="accent1" w:themeShade="BF" w:val="0F4761"/>
+      <w:color w:val="1F3864"/>
       <w:sz w:val="28"/>
       <w:szCs w:val="28"/>
     </w:rPr>
@@ -2911,7 +2949,7 @@
       <w:rFonts w:cstheme="majorBidi" w:eastAsiaTheme="majorEastAsia"/>
       <w:i/>
       <w:iCs/>
-      <w:color w:themeColor="accent1" w:themeShade="BF" w:val="0F4761"/>
+      <w:color w:val="1F3864"/>
     </w:rPr>
   </w:style>
   <w:style w:styleId="Heading5" w:type="paragraph">
@@ -2932,7 +2970,7 @@
     </w:pPr>
     <w:rPr>
       <w:rFonts w:cstheme="majorBidi" w:eastAsiaTheme="majorEastAsia"/>
-      <w:color w:themeColor="accent1" w:themeShade="BF" w:val="0F4761"/>
+      <w:color w:val="1F3864"/>
     </w:rPr>
   </w:style>
   <w:style w:styleId="Heading6" w:type="paragraph">
@@ -3031,7 +3069,7 @@
     <w:rsid w:val="00A10FD9"/>
     <w:rPr>
       <w:rFonts w:asciiTheme="majorHAnsi" w:cstheme="majorBidi" w:eastAsiaTheme="majorEastAsia" w:hAnsiTheme="majorHAnsi"/>
-      <w:color w:themeColor="accent1" w:themeShade="BF" w:val="0F4761"/>
+      <w:color w:val="1F3864"/>
       <w:sz w:val="40"/>
       <w:szCs w:val="40"/>
     </w:rPr>
@@ -3045,7 +3083,7 @@
     <w:rsid w:val="00A10FD9"/>
     <w:rPr>
       <w:rFonts w:asciiTheme="majorHAnsi" w:cstheme="majorBidi" w:eastAsiaTheme="majorEastAsia" w:hAnsiTheme="majorHAnsi"/>
-      <w:color w:themeColor="accent1" w:themeShade="BF" w:val="0F4761"/>
+      <w:color w:val="1F3864"/>
       <w:sz w:val="32"/>
       <w:szCs w:val="32"/>
     </w:rPr>
@@ -3059,7 +3097,7 @@
     <w:rsid w:val="00A10FD9"/>
     <w:rPr>
       <w:rFonts w:cstheme="majorBidi" w:eastAsiaTheme="majorEastAsia"/>
-      <w:color w:themeColor="accent1" w:themeShade="BF" w:val="0F4761"/>
+      <w:color w:val="1F3864"/>
       <w:sz w:val="28"/>
       <w:szCs w:val="28"/>
     </w:rPr>
@@ -3075,7 +3113,7 @@
       <w:rFonts w:cstheme="majorBidi" w:eastAsiaTheme="majorEastAsia"/>
       <w:i/>
       <w:iCs/>
-      <w:color w:themeColor="accent1" w:themeShade="BF" w:val="0F4761"/>
+      <w:color w:val="1F3864"/>
     </w:rPr>
   </w:style>
   <w:style w:customStyle="1" w:styleId="Heading5Char" w:type="character">
@@ -3087,7 +3125,7 @@
     <w:rsid w:val="00A10FD9"/>
     <w:rPr>
       <w:rFonts w:cstheme="majorBidi" w:eastAsiaTheme="majorEastAsia"/>
-      <w:color w:themeColor="accent1" w:themeShade="BF" w:val="0F4761"/>
+      <w:color w:val="1F3864"/>
     </w:rPr>
   </w:style>
   <w:style w:customStyle="1" w:styleId="Heading6Char" w:type="character">
@@ -3182,24 +3220,37 @@
   <w:style w:default="1" w:styleId="Table" w:type="table">
     <w:name w:val="Table"/>
     <w:basedOn w:val="TableNormal"/>
-    <w:semiHidden/>
-    <w:unhideWhenUsed/>
     <w:qFormat/>
     <w:tblPr>
       <w:tblInd w:type="dxa" w:w="0"/>
+      <w:tblBorders>
+        <w:top w:color="BFBFBF" w:space="0" w:sz="4" w:val="single"/>
+        <w:left w:color="BFBFBF" w:space="0" w:sz="4" w:val="single"/>
+        <w:bottom w:color="BFBFBF" w:space="0" w:sz="4" w:val="single"/>
+        <w:right w:color="BFBFBF" w:space="0" w:sz="4" w:val="single"/>
+        <w:insideH w:color="D9D9D9" w:space="0" w:sz="4" w:val="single"/>
+        <w:insideV w:color="D9D9D9" w:space="0" w:sz="4" w:val="single"/>
+      </w:tblBorders>
       <w:tblCellMar>
-        <w:top w:type="dxa" w:w="0"/>
+        <w:top w:type="dxa" w:w="40"/>
         <w:left w:type="dxa" w:w="108"/>
-        <w:bottom w:type="dxa" w:w="0"/>
+        <w:bottom w:type="dxa" w:w="40"/>
         <w:right w:type="dxa" w:w="108"/>
       </w:tblCellMar>
     </w:tblPr>
     <w:tblStylePr w:type="firstRow">
+      <w:rPr>
+        <w:b/>
+        <w:color w:val="FFFFFF"/>
+      </w:rPr>
       <w:tcPr>
-        <w:tcBorders>
-          <w:bottom w:val="single"/>
-        </w:tcBorders>
-        <w:vAlign w:val="bottom"/>
+        <w:shd w:color="auto" w:fill="1F3864" w:val="clear"/>
+        <w:vAlign w:val="center"/>
+      </w:tcPr>
+    </w:tblStylePr>
+    <w:tblStylePr w:type="band1Horz">
+      <w:tcPr>
+        <w:shd w:color="auto" w:fill="F2F6FC" w:val="clear"/>
       </w:tcPr>
     </w:tblStylePr>
   </w:style>
@@ -3302,7 +3353,7 @@
       <w:color w:themeColor="accent1" w:themeShade="BF" w:val="365F91"/>
     </w:rPr>
   </w:style>
-  <w:style w:type="paragraph" w:customStyle="1" w:styleId="SourceCode">
+  <w:style w:customStyle="1" w:styleId="SourceCode" w:type="paragraph">
     <w:name w:val="Source Code"/>
     <w:basedOn w:val="Normal"/>
     <w:link w:val="VerbatimChar"/>
@@ -3310,7 +3361,7 @@
       <w:wordWrap w:val="off"/>
     </w:pPr>
   </w:style>
-  <w:style w:type="character" w:customStyle="1" w:styleId="KeywordTok">
+  <w:style w:customStyle="1" w:styleId="KeywordTok" w:type="character">
     <w:name w:val="KeywordTok"/>
     <w:basedOn w:val="VerbatimChar"/>
     <w:rPr>
@@ -3318,77 +3369,77 @@
       <w:color w:val="007020"/>
     </w:rPr>
   </w:style>
-  <w:style w:type="character" w:customStyle="1" w:styleId="DataTypeTok">
+  <w:style w:customStyle="1" w:styleId="DataTypeTok" w:type="character">
     <w:name w:val="DataTypeTok"/>
     <w:basedOn w:val="VerbatimChar"/>
     <w:rPr>
       <w:color w:val="902000"/>
     </w:rPr>
   </w:style>
-  <w:style w:type="character" w:customStyle="1" w:styleId="DecValTok">
+  <w:style w:customStyle="1" w:styleId="DecValTok" w:type="character">
     <w:name w:val="DecValTok"/>
     <w:basedOn w:val="VerbatimChar"/>
     <w:rPr>
       <w:color w:val="40a070"/>
     </w:rPr>
   </w:style>
-  <w:style w:type="character" w:customStyle="1" w:styleId="BaseNTok">
+  <w:style w:customStyle="1" w:styleId="BaseNTok" w:type="character">
     <w:name w:val="BaseNTok"/>
     <w:basedOn w:val="VerbatimChar"/>
     <w:rPr>
       <w:color w:val="40a070"/>
     </w:rPr>
   </w:style>
-  <w:style w:type="character" w:customStyle="1" w:styleId="FloatTok">
+  <w:style w:customStyle="1" w:styleId="FloatTok" w:type="character">
     <w:name w:val="FloatTok"/>
     <w:basedOn w:val="VerbatimChar"/>
     <w:rPr>
       <w:color w:val="40a070"/>
     </w:rPr>
   </w:style>
-  <w:style w:type="character" w:customStyle="1" w:styleId="ConstantTok">
+  <w:style w:customStyle="1" w:styleId="ConstantTok" w:type="character">
     <w:name w:val="ConstantTok"/>
     <w:basedOn w:val="VerbatimChar"/>
     <w:rPr>
       <w:color w:val="880000"/>
     </w:rPr>
   </w:style>
-  <w:style w:type="character" w:customStyle="1" w:styleId="CharTok">
+  <w:style w:customStyle="1" w:styleId="CharTok" w:type="character">
     <w:name w:val="CharTok"/>
     <w:basedOn w:val="VerbatimChar"/>
     <w:rPr>
       <w:color w:val="4070a0"/>
     </w:rPr>
   </w:style>
-  <w:style w:type="character" w:customStyle="1" w:styleId="SpecialCharTok">
+  <w:style w:customStyle="1" w:styleId="SpecialCharTok" w:type="character">
     <w:name w:val="SpecialCharTok"/>
     <w:basedOn w:val="VerbatimChar"/>
     <w:rPr>
       <w:color w:val="4070a0"/>
     </w:rPr>
   </w:style>
-  <w:style w:type="character" w:customStyle="1" w:styleId="StringTok">
+  <w:style w:customStyle="1" w:styleId="StringTok" w:type="character">
     <w:name w:val="StringTok"/>
     <w:basedOn w:val="VerbatimChar"/>
     <w:rPr>
       <w:color w:val="4070a0"/>
     </w:rPr>
   </w:style>
-  <w:style w:type="character" w:customStyle="1" w:styleId="VerbatimStringTok">
+  <w:style w:customStyle="1" w:styleId="VerbatimStringTok" w:type="character">
     <w:name w:val="VerbatimStringTok"/>
     <w:basedOn w:val="VerbatimChar"/>
     <w:rPr>
       <w:color w:val="4070a0"/>
     </w:rPr>
   </w:style>
-  <w:style w:type="character" w:customStyle="1" w:styleId="SpecialStringTok">
+  <w:style w:customStyle="1" w:styleId="SpecialStringTok" w:type="character">
     <w:name w:val="SpecialStringTok"/>
     <w:basedOn w:val="VerbatimChar"/>
     <w:rPr>
       <w:color w:val="bb6688"/>
     </w:rPr>
   </w:style>
-  <w:style w:type="character" w:customStyle="1" w:styleId="ImportTok">
+  <w:style w:customStyle="1" w:styleId="ImportTok" w:type="character">
     <w:name w:val="ImportTok"/>
     <w:basedOn w:val="VerbatimChar"/>
     <w:rPr>
@@ -3396,7 +3447,7 @@
       <w:color w:val="008000"/>
     </w:rPr>
   </w:style>
-  <w:style w:type="character" w:customStyle="1" w:styleId="CommentTok">
+  <w:style w:customStyle="1" w:styleId="CommentTok" w:type="character">
     <w:name w:val="CommentTok"/>
     <w:basedOn w:val="VerbatimChar"/>
     <w:rPr>
@@ -3404,7 +3455,7 @@
       <w:color w:val="60a0b0"/>
     </w:rPr>
   </w:style>
-  <w:style w:type="character" w:customStyle="1" w:styleId="DocumentationTok">
+  <w:style w:customStyle="1" w:styleId="DocumentationTok" w:type="character">
     <w:name w:val="DocumentationTok"/>
     <w:basedOn w:val="VerbatimChar"/>
     <w:rPr>
@@ -3412,7 +3463,7 @@
       <w:color w:val="ba2121"/>
     </w:rPr>
   </w:style>
-  <w:style w:type="character" w:customStyle="1" w:styleId="AnnotationTok">
+  <w:style w:customStyle="1" w:styleId="AnnotationTok" w:type="character">
     <w:name w:val="AnnotationTok"/>
     <w:basedOn w:val="VerbatimChar"/>
     <w:rPr>
@@ -3421,7 +3472,7 @@
       <w:color w:val="60a0b0"/>
     </w:rPr>
   </w:style>
-  <w:style w:type="character" w:customStyle="1" w:styleId="CommentVarTok">
+  <w:style w:customStyle="1" w:styleId="CommentVarTok" w:type="character">
     <w:name w:val="CommentVarTok"/>
     <w:basedOn w:val="VerbatimChar"/>
     <w:rPr>
@@ -3430,28 +3481,28 @@
       <w:color w:val="60a0b0"/>
     </w:rPr>
   </w:style>
-  <w:style w:type="character" w:customStyle="1" w:styleId="OtherTok">
+  <w:style w:customStyle="1" w:styleId="OtherTok" w:type="character">
     <w:name w:val="OtherTok"/>
     <w:basedOn w:val="VerbatimChar"/>
     <w:rPr>
       <w:color w:val="007020"/>
     </w:rPr>
   </w:style>
-  <w:style w:type="character" w:customStyle="1" w:styleId="FunctionTok">
+  <w:style w:customStyle="1" w:styleId="FunctionTok" w:type="character">
     <w:name w:val="FunctionTok"/>
     <w:basedOn w:val="VerbatimChar"/>
     <w:rPr>
       <w:color w:val="06287e"/>
     </w:rPr>
   </w:style>
-  <w:style w:type="character" w:customStyle="1" w:styleId="VariableTok">
+  <w:style w:customStyle="1" w:styleId="VariableTok" w:type="character">
     <w:name w:val="VariableTok"/>
     <w:basedOn w:val="VerbatimChar"/>
     <w:rPr>
       <w:color w:val="19177c"/>
     </w:rPr>
   </w:style>
-  <w:style w:type="character" w:customStyle="1" w:styleId="ControlFlowTok">
+  <w:style w:customStyle="1" w:styleId="ControlFlowTok" w:type="character">
     <w:name w:val="ControlFlowTok"/>
     <w:basedOn w:val="VerbatimChar"/>
     <w:rPr>
@@ -3459,45 +3510,45 @@
       <w:color w:val="007020"/>
     </w:rPr>
   </w:style>
-  <w:style w:type="character" w:customStyle="1" w:styleId="OperatorTok">
+  <w:style w:customStyle="1" w:styleId="OperatorTok" w:type="character">
     <w:name w:val="OperatorTok"/>
     <w:basedOn w:val="VerbatimChar"/>
     <w:rPr>
       <w:color w:val="666666"/>
     </w:rPr>
   </w:style>
-  <w:style w:type="character" w:customStyle="1" w:styleId="BuiltInTok">
+  <w:style w:customStyle="1" w:styleId="BuiltInTok" w:type="character">
     <w:name w:val="BuiltInTok"/>
     <w:basedOn w:val="VerbatimChar"/>
     <w:rPr>
       <w:color w:val="008000"/>
     </w:rPr>
   </w:style>
-  <w:style w:type="character" w:customStyle="1" w:styleId="ExtensionTok">
+  <w:style w:customStyle="1" w:styleId="ExtensionTok" w:type="character">
     <w:name w:val="ExtensionTok"/>
     <w:basedOn w:val="VerbatimChar"/>
     <w:rPr/>
   </w:style>
-  <w:style w:type="character" w:customStyle="1" w:styleId="PreprocessorTok">
+  <w:style w:customStyle="1" w:styleId="PreprocessorTok" w:type="character">
     <w:name w:val="PreprocessorTok"/>
     <w:basedOn w:val="VerbatimChar"/>
     <w:rPr>
       <w:color w:val="bc7a00"/>
     </w:rPr>
   </w:style>
-  <w:style w:type="character" w:customStyle="1" w:styleId="AttributeTok">
+  <w:style w:customStyle="1" w:styleId="AttributeTok" w:type="character">
     <w:name w:val="AttributeTok"/>
     <w:basedOn w:val="VerbatimChar"/>
     <w:rPr>
       <w:color w:val="7d9029"/>
     </w:rPr>
   </w:style>
-  <w:style w:type="character" w:customStyle="1" w:styleId="RegionMarkerTok">
+  <w:style w:customStyle="1" w:styleId="RegionMarkerTok" w:type="character">
     <w:name w:val="RegionMarkerTok"/>
     <w:basedOn w:val="VerbatimChar"/>
     <w:rPr/>
   </w:style>
-  <w:style w:type="character" w:customStyle="1" w:styleId="InformationTok">
+  <w:style w:customStyle="1" w:styleId="InformationTok" w:type="character">
     <w:name w:val="InformationTok"/>
     <w:basedOn w:val="VerbatimChar"/>
     <w:rPr>
@@ -3506,7 +3557,7 @@
       <w:color w:val="60a0b0"/>
     </w:rPr>
   </w:style>
-  <w:style w:type="character" w:customStyle="1" w:styleId="WarningTok">
+  <w:style w:customStyle="1" w:styleId="WarningTok" w:type="character">
     <w:name w:val="WarningTok"/>
     <w:basedOn w:val="VerbatimChar"/>
     <w:rPr>
@@ -3515,7 +3566,7 @@
       <w:color w:val="60a0b0"/>
     </w:rPr>
   </w:style>
-  <w:style w:type="character" w:customStyle="1" w:styleId="AlertTok">
+  <w:style w:customStyle="1" w:styleId="AlertTok" w:type="character">
     <w:name w:val="AlertTok"/>
     <w:basedOn w:val="VerbatimChar"/>
     <w:rPr>
@@ -3523,7 +3574,7 @@
       <w:color w:val="ff0000"/>
     </w:rPr>
   </w:style>
-  <w:style w:type="character" w:customStyle="1" w:styleId="ErrorTok">
+  <w:style w:customStyle="1" w:styleId="ErrorTok" w:type="character">
     <w:name w:val="ErrorTok"/>
     <w:basedOn w:val="VerbatimChar"/>
     <w:rPr>
@@ -3531,7 +3582,7 @@
       <w:color w:val="ff0000"/>
     </w:rPr>
   </w:style>
-  <w:style w:type="character" w:customStyle="1" w:styleId="NormalTok">
+  <w:style w:customStyle="1" w:styleId="NormalTok" w:type="character">
     <w:name w:val="NormalTok"/>
     <w:basedOn w:val="VerbatimChar"/>
     <w:rPr/>

--- a/ТЗ_ФНТ_РК.docx
+++ b/ТЗ_ФНТ_РК.docx
@@ -1029,7 +1029,7 @@
         <w:pStyle w:val="FirstParagraph"/>
       </w:pPr>
       <w:r>
-        <w:t xml:space="preserve">Систему проведения выбирает назначенный главный судья турнира. Он задаёт формат сетки (из библиотеки или свой через конструктор, §5) и дисциплину (одиночная, парная, командная); число партий; расписание по дням и столам. Он же назначает судей столов и отмечает столы с трансляцией в реальном времени. Участники добавляются из базы или вручную, с посевом или жеребьёвкой; пара сеётся по среднему рейтингу двух игроков. Подобрать систему проведения под число участников, столы и часы помогает подсказка системы (§5.3), но решение остаётся за судьёй.</w:t>
+        <w:t xml:space="preserve">Систему проведения выбирает назначенный главный судья турнира. Он задаёт формат сетки (из библиотеки или свой через конструктор, §5) и дисциплину (одиночная или парная); число партий; расписание по дням и столам. Он же назначает судей столов и отмечает столы с трансляцией в реальном времени. Участники добавляются из базы или вручную, с посевом или жеребьёвкой; пара сеётся по среднему рейтингу двух игроков. Подобрать систему проведения под число участников, столы и часы помогает подсказка системы (§5.3), но решение остаётся за судьёй.</w:t>
       </w:r>
     </w:p>
     <w:p>

--- a/ТЗ_ФНТ_РК.docx
+++ b/ТЗ_ФНТ_РК.docx
@@ -16,14 +16,6 @@
       </w:pPr>
       <w:r>
         <w:t xml:space="preserve">Цифровая платформа для турниров по настольному теннису</w:t>
-      </w:r>
-    </w:p>
-    <w:p>
-      <w:pPr>
-        <w:pStyle w:val="Date"/>
-      </w:pPr>
-      <w:r>
-        <w:t xml:space="preserve">Версия 1.5 · 2025</w:t>
       </w:r>
     </w:p>
     <w:sdt>

--- a/ТЗ_ФНТ_РК.docx
+++ b/ТЗ_ФНТ_РК.docx
@@ -66,7 +66,7 @@
         <w:pStyle w:val="BodyText"/>
       </w:pPr>
       <w:r>
-        <w:t xml:space="preserve">Интерфейс работает на трёх языках (RU, KZ, EN) с переключением в один клик. Счёт крупных матчей ведётся по очкам в реальном времени и транслируется на YouTube (§6.3). Рейтинг игроков пересчитывается автоматически после каждого турнира по заложенной в системе методике (ELO), а оценка судей считается по действующей нормативной методике федерации, перенесённой в систему (§7.2). Конструктор сеток покрывает стандартные форматы и любые нестандартные размеры, а система подсказывает, какая схема проведения уложится в имеющиеся столы и часы (§5.3). Ежегодные регистрационные взносы ведутся в системе и влияют на допуск к турнирам (§9.2).</w:t>
+        <w:t xml:space="preserve">Система охватывает всё сообщество, а не только профессиональный спорт: республиканские турниры, лиги и любительские турниры в клубах идут в одном рейтинге и отличаются только судейством (§4.1).</w:t>
       </w:r>
     </w:p>
     <w:p>
@@ -74,7 +74,15 @@
         <w:pStyle w:val="BodyText"/>
       </w:pPr>
       <w:r>
-        <w:t xml:space="preserve">Судьи работают с адаптивного сайта. Игроки пользуются и сайтом, и мобильным приложением под Android и iOS с профилем, рейтингом, своими матчами и аналитикой (§10). Предусмотрена монетизация (§11). Платформа рассчитана на работу до 500 игроков одновременно и соответствует Закону РК о персональных данных №94-V.</w:t>
+        <w:t xml:space="preserve">Интерфейс работает на трёх языках (RU, KZ, EN) с переключением в один клик. Счёт крупных матчей ведётся по очкам в реальном времени и транслируется на YouTube (§6.3). Рейтинг игроков пересчитывается автоматически по итогам каждого турнира, а оценка судей считается по действующей нормативной методике федерации, перенесённой в систему (§7.2). Конструктор сеток покрывает стандартные форматы и любые нестандартные размеры, а система подсказывает, какая схема проведения уложится в имеющиеся столы и часы (§5.3). Ежегодные регистрационные взносы ведутся в системе и влияют на допуск к турнирам (§9.2).</w:t>
+      </w:r>
+    </w:p>
+    <w:p>
+      <w:pPr>
+        <w:pStyle w:val="BodyText"/>
+      </w:pPr>
+      <w:r>
+        <w:t xml:space="preserve">Судьи работают с адаптивного сайта. Игроки пользуются и сайтом, и мобильным приложением под Android и iOS с профилем, рейтингом, своими матчами и аналитикой (§10). Платформа рассчитана на работу до 500 игроков одновременно и соответствует Закону РК о персональных данных №94-V.</w:t>
       </w:r>
     </w:p>
     <w:p>
@@ -253,18 +261,18 @@
               <w:pStyle w:val="Compact"/>
             </w:pPr>
             <w:r>
-              <w:t xml:space="preserve">все турниры</w:t>
-            </w:r>
-          </w:p>
-        </w:tc>
-        <w:tc>
-          <w:tcPr/>
-          <w:p>
-            <w:pPr>
-              <w:pStyle w:val="Compact"/>
-            </w:pPr>
-            <w:r>
-              <w:t xml:space="preserve">назначение главного судьи турнира, утверждение системы проведения и итогового протокола, отмена и перенос; оценка судей: сбор, анализ и обработка, с доступом ко всем протоколам и соревнованиям (§7.2)</w:t>
+              <w:t xml:space="preserve">республиканские турниры</w:t>
+            </w:r>
+          </w:p>
+        </w:tc>
+        <w:tc>
+          <w:tcPr/>
+          <w:p>
+            <w:pPr>
+              <w:pStyle w:val="Compact"/>
+            </w:pPr>
+            <w:r>
+              <w:t xml:space="preserve">назначение главного судьи турнира, утверждение системы проведения и итогового протокола, отмена и перенос; оценка судей с доступом ко всем протоколам (§7.2)</w:t>
             </w:r>
           </w:p>
         </w:tc>
@@ -534,7 +542,7 @@
         <w:pStyle w:val="BodyText"/>
       </w:pPr>
       <w:r>
-        <w:t xml:space="preserve">У федерации полный доступ ко всему, что происходит в системе. Это безопасно потому, что система именная: каждое действие записывается вместе с тем, кто его совершил и когда (§13). Видно не только текущее состояние, но и кто его создал.</w:t>
+        <w:t xml:space="preserve">У федерации полный доступ ко всему, что происходит в системе. Это безопасно потому, что система именная: каждое действие записывается вместе с тем, кто его совершил и когда (§12). Видно не только текущее состояние, но и кто его создал.</w:t>
       </w:r>
     </w:p>
     <w:p>
@@ -599,7 +607,7 @@
     </w:p>
     <w:bookmarkEnd w:id="53"/>
     <w:bookmarkEnd w:id="54"/>
-    <w:bookmarkStart w:id="61" w:name="управление-турнирами"/>
+    <w:bookmarkStart w:id="62" w:name="управление-турнирами"/>
     <w:p>
       <w:pPr>
         <w:pStyle w:val="Heading2"/>
@@ -608,13 +616,281 @@
         <w:t xml:space="preserve">4. Управление турнирами</w:t>
       </w:r>
     </w:p>
-    <w:bookmarkStart w:id="55" w:name="жизненный-цикл-турнира"/>
+    <w:bookmarkStart w:id="55" w:name="категории-турниров"/>
     <w:p>
       <w:pPr>
         <w:pStyle w:val="Heading3"/>
       </w:pPr>
       <w:r>
-        <w:t xml:space="preserve">4.1. Жизненный цикл турнира</w:t>
+        <w:t xml:space="preserve">4.1. Категории турниров</w:t>
+      </w:r>
+    </w:p>
+    <w:p>
+      <w:pPr>
+        <w:pStyle w:val="FirstParagraph"/>
+      </w:pPr>
+      <w:r>
+        <w:t xml:space="preserve">Система рассчитана на всё настольно-теннисное сообщество Казахстана, а не только на профессиональный спорт. Турниры бывают трёх категорий, и они по-разному судятся.</w:t>
+      </w:r>
+    </w:p>
+    <w:tbl>
+      <w:tblPr>
+        <w:tblStyle w:val="Table"/>
+        <w:tblW w:type="auto" w:w="0"/>
+        <w:tblLook w:firstRow="1" w:lastRow="0" w:firstColumn="0" w:lastColumn="0" w:noHBand="0" w:noVBand="0" w:val="0020"/>
+      </w:tblPr>
+      <w:tblGrid>
+        <w:gridCol w:w="1980"/>
+        <w:gridCol w:w="1980"/>
+        <w:gridCol w:w="1980"/>
+        <w:gridCol w:w="1980"/>
+      </w:tblGrid>
+      <w:tr>
+        <w:trPr>
+          <w:tblHeader w:val="on"/>
+        </w:trPr>
+        <w:tc>
+          <w:tcPr/>
+          <w:p>
+            <w:pPr>
+              <w:pStyle w:val="Compact"/>
+            </w:pPr>
+            <w:r>
+              <w:t xml:space="preserve">Категория</w:t>
+            </w:r>
+          </w:p>
+        </w:tc>
+        <w:tc>
+          <w:tcPr/>
+          <w:p>
+            <w:pPr>
+              <w:pStyle w:val="Compact"/>
+            </w:pPr>
+            <w:r>
+              <w:t xml:space="preserve">Судьи на столах</w:t>
+            </w:r>
+          </w:p>
+        </w:tc>
+        <w:tc>
+          <w:tcPr/>
+          <w:p>
+            <w:pPr>
+              <w:pStyle w:val="Compact"/>
+            </w:pPr>
+            <w:r>
+              <w:t xml:space="preserve">Судейская коллегия</w:t>
+            </w:r>
+          </w:p>
+        </w:tc>
+        <w:tc>
+          <w:tcPr/>
+          <w:p>
+            <w:pPr>
+              <w:pStyle w:val="Compact"/>
+            </w:pPr>
+            <w:r>
+              <w:t xml:space="preserve">Рейтинг</w:t>
+            </w:r>
+          </w:p>
+        </w:tc>
+      </w:tr>
+      <w:tr>
+        <w:tc>
+          <w:tcPr/>
+          <w:p>
+            <w:pPr>
+              <w:pStyle w:val="Compact"/>
+            </w:pPr>
+            <w:r>
+              <w:t xml:space="preserve">Республиканский</w:t>
+            </w:r>
+          </w:p>
+        </w:tc>
+        <w:tc>
+          <w:tcPr/>
+          <w:p>
+            <w:pPr>
+              <w:pStyle w:val="Compact"/>
+            </w:pPr>
+            <w:r>
+              <w:t xml:space="preserve">да</w:t>
+            </w:r>
+          </w:p>
+        </w:tc>
+        <w:tc>
+          <w:tcPr/>
+          <w:p>
+            <w:pPr>
+              <w:pStyle w:val="Compact"/>
+            </w:pPr>
+            <w:r>
+              <w:t xml:space="preserve">назначает судью, утверждает</w:t>
+            </w:r>
+          </w:p>
+        </w:tc>
+        <w:tc>
+          <w:tcPr/>
+          <w:p>
+            <w:pPr>
+              <w:pStyle w:val="Compact"/>
+            </w:pPr>
+            <w:r>
+              <w:t xml:space="preserve">считается</w:t>
+            </w:r>
+          </w:p>
+        </w:tc>
+      </w:tr>
+      <w:tr>
+        <w:tc>
+          <w:tcPr/>
+          <w:p>
+            <w:pPr>
+              <w:pStyle w:val="Compact"/>
+            </w:pPr>
+            <w:r>
+              <w:t xml:space="preserve">Лига</w:t>
+            </w:r>
+          </w:p>
+        </w:tc>
+        <w:tc>
+          <w:tcPr/>
+          <w:p>
+            <w:pPr>
+              <w:pStyle w:val="Compact"/>
+            </w:pPr>
+            <w:r>
+              <w:t xml:space="preserve">нет</w:t>
+            </w:r>
+          </w:p>
+        </w:tc>
+        <w:tc>
+          <w:tcPr/>
+          <w:p>
+            <w:pPr>
+              <w:pStyle w:val="Compact"/>
+            </w:pPr>
+            <w:r>
+              <w:t xml:space="preserve">не участвует</w:t>
+            </w:r>
+          </w:p>
+        </w:tc>
+        <w:tc>
+          <w:tcPr/>
+          <w:p>
+            <w:pPr>
+              <w:pStyle w:val="Compact"/>
+            </w:pPr>
+            <w:r>
+              <w:t xml:space="preserve">считается</w:t>
+            </w:r>
+          </w:p>
+        </w:tc>
+      </w:tr>
+      <w:tr>
+        <w:tc>
+          <w:tcPr/>
+          <w:p>
+            <w:pPr>
+              <w:pStyle w:val="Compact"/>
+            </w:pPr>
+            <w:r>
+              <w:t xml:space="preserve">Любительский (клубный)</w:t>
+            </w:r>
+          </w:p>
+        </w:tc>
+        <w:tc>
+          <w:tcPr/>
+          <w:p>
+            <w:pPr>
+              <w:pStyle w:val="Compact"/>
+            </w:pPr>
+            <w:r>
+              <w:t xml:space="preserve">нет</w:t>
+            </w:r>
+          </w:p>
+        </w:tc>
+        <w:tc>
+          <w:tcPr/>
+          <w:p>
+            <w:pPr>
+              <w:pStyle w:val="Compact"/>
+            </w:pPr>
+            <w:r>
+              <w:t xml:space="preserve">не участвует</w:t>
+            </w:r>
+          </w:p>
+        </w:tc>
+        <w:tc>
+          <w:tcPr/>
+          <w:p>
+            <w:pPr>
+              <w:pStyle w:val="Compact"/>
+            </w:pPr>
+            <w:r>
+              <w:t xml:space="preserve">считается</w:t>
+            </w:r>
+          </w:p>
+        </w:tc>
+      </w:tr>
+    </w:tbl>
+    <w:p>
+      <w:pPr>
+        <w:pStyle w:val="BodyText"/>
+      </w:pPr>
+      <w:r>
+        <w:t xml:space="preserve">Разница только в судействе.</w:t>
+      </w:r>
+      <w:r>
+        <w:t xml:space="preserve"> </w:t>
+      </w:r>
+      <w:r>
+        <w:rPr>
+          <w:b/>
+          <w:bCs/>
+        </w:rPr>
+        <w:t xml:space="preserve">В рейтинг идут все три категории</w:t>
+      </w:r>
+      <w:r>
+        <w:t xml:space="preserve">: клубный турнир так же меняет рейтинг игрока, как республиканский, иначе система обслуживает меньшинство.</w:t>
+      </w:r>
+    </w:p>
+    <w:p>
+      <w:pPr>
+        <w:pStyle w:val="BodyText"/>
+      </w:pPr>
+      <w:r>
+        <w:t xml:space="preserve">Из этого следует главное ограничение. Правило «матч не стартует, пока на стол не назначен судья стола» (§4.5) действует</w:t>
+      </w:r>
+      <w:r>
+        <w:t xml:space="preserve"> </w:t>
+      </w:r>
+      <w:r>
+        <w:rPr>
+          <w:b/>
+          <w:bCs/>
+        </w:rPr>
+        <w:t xml:space="preserve">только на республиканских турнирах</w:t>
+      </w:r>
+      <w:r>
+        <w:t xml:space="preserve">. В лигах и любительских турнирах судей на столах нет, и матч там начинается без них, а счёт вводит кто-то другой.</w:t>
+      </w:r>
+    </w:p>
+    <w:p>
+      <w:pPr>
+        <w:pStyle w:val="BodyText"/>
+      </w:pPr>
+      <w:r>
+        <w:t xml:space="preserve">Полный ход турнира, описанный ниже, относится к республиканской категории. Лиги и любительские турниры проходят короче: без конкурса судей, без утверждения системы проведения и без утверждения итогового протокола коллегией. Кто заводит такой турнир, кто вводит счёт и что заменяет утверждение протокола перед пересчётом рейтинга, определяется отдельно (§13.1).</w:t>
+      </w:r>
+    </w:p>
+    <w:bookmarkEnd w:id="55"/>
+    <w:bookmarkStart w:id="56" w:name="жизненный-цикл-турнира"/>
+    <w:p>
+      <w:pPr>
+        <w:pStyle w:val="Heading3"/>
+      </w:pPr>
+      <w:r>
+        <w:t xml:space="preserve">4.2. Жизненный цикл турнира</w:t>
       </w:r>
     </w:p>
     <w:p>
@@ -980,14 +1256,14 @@
         <w:t xml:space="preserve">Отменить или перенести турнир может председатель судейской коллегии на любом этапе до завершения. Поданные заявки при этом сохраняются, а их авторы получают уведомление.</w:t>
       </w:r>
     </w:p>
-    <w:bookmarkEnd w:id="55"/>
-    <w:bookmarkStart w:id="56" w:name="создание-турнира-и-назначение-судьи"/>
+    <w:bookmarkEnd w:id="56"/>
+    <w:bookmarkStart w:id="57" w:name="создание-турнира-и-назначение-судьи"/>
     <w:p>
       <w:pPr>
         <w:pStyle w:val="Heading3"/>
       </w:pPr>
       <w:r>
-        <w:t xml:space="preserve">4.2. Создание турнира и назначение судьи</w:t>
+        <w:t xml:space="preserve">4.3. Создание турнира и назначение судьи</w:t>
       </w:r>
     </w:p>
     <w:p>
@@ -1006,14 +1282,14 @@
         <w:t xml:space="preserve">Судейство распределяется через заявки. Турнир открывается для заявок, судьи подают их, а председатель судейской коллегии выбирает одного из заявившихся: в списке заявок видны рейтинг судьи, его категория и история судейства. На небольшой турнир судью можно назначить напрямую, не собирая заявки. Отклонённая заявка возвращается с причиной, и судья может подать её снова, пока приём открыт.</w:t>
       </w:r>
     </w:p>
-    <w:bookmarkEnd w:id="56"/>
-    <w:bookmarkStart w:id="57" w:name="система-проведения-и-её-утверждение"/>
+    <w:bookmarkEnd w:id="57"/>
+    <w:bookmarkStart w:id="58" w:name="система-проведения-и-её-утверждение"/>
     <w:p>
       <w:pPr>
         <w:pStyle w:val="Heading3"/>
       </w:pPr>
       <w:r>
-        <w:t xml:space="preserve">4.3. Система проведения и её утверждение</w:t>
+        <w:t xml:space="preserve">4.4. Система проведения и её утверждение</w:t>
       </w:r>
     </w:p>
     <w:p>
@@ -1032,14 +1308,14 @@
         <w:t xml:space="preserve">Готовую систему проведения судья отправляет на утверждение. Председатель судейской коллегии либо утверждает её, и тогда турнир публикуется и открывается приём заявок, либо возвращает с причиной на доработку. Без утверждения турнир не публикуется и не стартует.</w:t>
       </w:r>
     </w:p>
-    <w:bookmarkEnd w:id="57"/>
-    <w:bookmarkStart w:id="58" w:name="ход-турнира"/>
+    <w:bookmarkEnd w:id="58"/>
+    <w:bookmarkStart w:id="59" w:name="ход-турнира"/>
     <w:p>
       <w:pPr>
         <w:pStyle w:val="Heading3"/>
       </w:pPr>
       <w:r>
-        <w:t xml:space="preserve">4.4. Ход турнира</w:t>
+        <w:t xml:space="preserve">4.5. Ход турнира</w:t>
       </w:r>
     </w:p>
     <w:p>
@@ -1047,17 +1323,25 @@
         <w:pStyle w:val="FirstParagraph"/>
       </w:pPr>
       <w:r>
-        <w:t xml:space="preserve">Во время турнира главный судья турнира видит сводную панель со столами, матчами, ожидающими парами и статусами. Он вызывает пары на столы, а назначенный судья получает уведомление мгновенно. Сетка обновляется автоматически после каждого результата, а любой результат можно скорректировать вручную с записью в журнал. Матч не стартует, пока на стол не назначен судья стола.</w:t>
-      </w:r>
-    </w:p>
-    <w:bookmarkEnd w:id="58"/>
-    <w:bookmarkStart w:id="59" w:name="итоговый-протокол-и-его-утверждение"/>
+        <w:t xml:space="preserve">Во время турнира главный судья турнира видит сводную панель со столами, матчами, ожидающими парами и статусами. Он вызывает пары на столы, а назначенный судья получает уведомление мгновенно. Сетка обновляется автоматически после каждого результата. Матч не стартует, пока на стол не назначен судья стола; на турнирах без судей на столах это правило не действует (§4.1).</w:t>
+      </w:r>
+    </w:p>
+    <w:p>
+      <w:pPr>
+        <w:pStyle w:val="BodyText"/>
+      </w:pPr>
+      <w:r>
+        <w:t xml:space="preserve">Результат можно скорректировать, каждая правка пишется в журнал. Границы правки при этом не свободные, и определить их нужно отдельно (§13.1): результат, уже вошедший в пересчитанный рейтинг, задевает не только свой турнир, а рейтинг всех соперников и последующие турниры, где этот рейтинг использовался. Здесь же решается, что происходит при расхождении: если один и тот же матч правили с двух устройств, чей ввод остаётся.</w:t>
+      </w:r>
+    </w:p>
+    <w:bookmarkEnd w:id="59"/>
+    <w:bookmarkStart w:id="60" w:name="итоговый-протокол-и-его-утверждение"/>
     <w:p>
       <w:pPr>
         <w:pStyle w:val="Heading3"/>
       </w:pPr>
       <w:r>
-        <w:t xml:space="preserve">4.5. Итоговый протокол и его утверждение</w:t>
+        <w:t xml:space="preserve">4.6. Итоговый протокол и его утверждение</w:t>
       </w:r>
     </w:p>
     <w:p>
@@ -1076,14 +1360,14 @@
         <w:t xml:space="preserve">Утверждение это не публикация. Результаты видны публично по ходу турнира, сразу после каждого матча, а утверждение фиксирует итог и решает, попадёт ли турнир в рейтинг.</w:t>
       </w:r>
     </w:p>
-    <w:bookmarkEnd w:id="59"/>
-    <w:bookmarkStart w:id="60" w:name="печать-протоколов"/>
+    <w:bookmarkEnd w:id="60"/>
+    <w:bookmarkStart w:id="61" w:name="печать-протоколов"/>
     <w:p>
       <w:pPr>
         <w:pStyle w:val="Heading3"/>
       </w:pPr>
       <w:r>
-        <w:t xml:space="preserve">4.6. Печать протоколов</w:t>
+        <w:t xml:space="preserve">4.7. Печать протоколов</w:t>
       </w:r>
     </w:p>
     <w:p>
@@ -1101,9 +1385,9 @@
         </w:pict>
       </w:r>
     </w:p>
-    <w:bookmarkEnd w:id="60"/>
     <w:bookmarkEnd w:id="61"/>
-    <w:bookmarkStart w:id="65" w:name="форматы-турнирных-сеток-и-конструктор"/>
+    <w:bookmarkEnd w:id="62"/>
+    <w:bookmarkStart w:id="66" w:name="форматы-турнирных-сеток-и-конструктор"/>
     <w:p>
       <w:pPr>
         <w:pStyle w:val="Heading2"/>
@@ -1112,7 +1396,7 @@
         <w:t xml:space="preserve">5. Форматы турнирных сеток и конструктор</w:t>
       </w:r>
     </w:p>
-    <w:bookmarkStart w:id="62" w:name="стандартные-форматы-библиотека"/>
+    <w:bookmarkStart w:id="63" w:name="стандартные-форматы-библиотека"/>
     <w:p>
       <w:pPr>
         <w:pStyle w:val="Heading3"/>
@@ -1256,8 +1540,8 @@
         </w:tc>
       </w:tr>
     </w:tbl>
-    <w:bookmarkEnd w:id="62"/>
-    <w:bookmarkStart w:id="63" w:name="конструктор-нестандартных-сеток"/>
+    <w:bookmarkEnd w:id="63"/>
+    <w:bookmarkStart w:id="64" w:name="конструктор-нестандартных-сеток"/>
     <w:p>
       <w:pPr>
         <w:pStyle w:val="Heading3"/>
@@ -1282,8 +1566,8 @@
         <w:t xml:space="preserve">Любая сетка интерактивна, обновляется после каждого результата и масштабируется под экран.</w:t>
       </w:r>
     </w:p>
-    <w:bookmarkEnd w:id="63"/>
-    <w:bookmarkStart w:id="64" w:name="подсказка-по-системе-проведения"/>
+    <w:bookmarkEnd w:id="64"/>
+    <w:bookmarkStart w:id="65" w:name="подсказка-по-системе-проведения"/>
     <w:p>
       <w:pPr>
         <w:pStyle w:val="Heading3"/>
@@ -1323,9 +1607,9 @@
         </w:pict>
       </w:r>
     </w:p>
-    <w:bookmarkEnd w:id="64"/>
     <w:bookmarkEnd w:id="65"/>
-    <w:bookmarkStart w:id="69" w:name="интерфейс-судьи-стола-адаптивный-сайт"/>
+    <w:bookmarkEnd w:id="66"/>
+    <w:bookmarkStart w:id="70" w:name="интерфейс-судьи-стола-адаптивный-сайт"/>
     <w:p>
       <w:pPr>
         <w:pStyle w:val="Heading2"/>
@@ -1342,7 +1626,7 @@
         <w:t xml:space="preserve">Судья работает с адаптивного сайта на любом устройстве, вход по логину и паролю или короткому коду. Задача интерфейса: быстро и без ошибок фиксировать счёт и передавать результат.</w:t>
       </w:r>
     </w:p>
-    <w:bookmarkStart w:id="66" w:name="ввод-по-партиям"/>
+    <w:bookmarkStart w:id="67" w:name="ввод-по-партиям"/>
     <w:p>
       <w:pPr>
         <w:pStyle w:val="Heading3"/>
@@ -1356,11 +1640,11 @@
         <w:pStyle w:val="FirstParagraph"/>
       </w:pPr>
       <w:r>
-        <w:t xml:space="preserve">Судья вводит итог каждой партии, итог матча вычисляется из партий и вручную не задаётся. Последнюю партию можно исправить, правка пишется в журнал. Готовый результат уходит главному судье турнира и в базу.</w:t>
-      </w:r>
-    </w:p>
-    <w:bookmarkEnd w:id="66"/>
-    <w:bookmarkStart w:id="67" w:name="ввод-по-очкам-в-реальном-времени"/>
+        <w:t xml:space="preserve">Судья вводит итог каждой партии, итог матча вычисляется из партий и вручную не задаётся. Ошибочный ввод исправляется, каждая правка пишется в журнал с автором и временем. Готовый результат уходит главному судье турнира и в базу.</w:t>
+      </w:r>
+    </w:p>
+    <w:bookmarkEnd w:id="67"/>
+    <w:bookmarkStart w:id="68" w:name="ввод-по-очкам-в-реальном-времени"/>
     <w:p>
       <w:pPr>
         <w:pStyle w:val="Heading3"/>
@@ -1377,8 +1661,8 @@
         <w:t xml:space="preserve">Для крупных турниров главный судья турнира включает этот режим, и судья ведёт счёт по каждому очку с возможностью отменить последнее. Публично счёт виден в блоке «Прямой эфир» на сайте и обновляется в реальном времени. Каждое очко сохраняется для аналитики и трансляции.</w:t>
       </w:r>
     </w:p>
-    <w:bookmarkEnd w:id="67"/>
-    <w:bookmarkStart w:id="68" w:name="X935e39f4f62e54152a9a7fe9490481b97fbbab0"/>
+    <w:bookmarkEnd w:id="68"/>
+    <w:bookmarkStart w:id="69" w:name="X935e39f4f62e54152a9a7fe9490481b97fbbab0"/>
     <w:p>
       <w:pPr>
         <w:pStyle w:val="Heading3"/>
@@ -1402,9 +1686,9 @@
         </w:pict>
       </w:r>
     </w:p>
-    <w:bookmarkEnd w:id="68"/>
     <w:bookmarkEnd w:id="69"/>
-    <w:bookmarkStart w:id="72" w:name="система-рейтинга"/>
+    <w:bookmarkEnd w:id="70"/>
+    <w:bookmarkStart w:id="73" w:name="система-рейтинга"/>
     <w:p>
       <w:pPr>
         <w:pStyle w:val="Heading2"/>
@@ -1413,7 +1697,7 @@
         <w:t xml:space="preserve">7. Система рейтинга</w:t>
       </w:r>
     </w:p>
-    <w:bookmarkStart w:id="70" w:name="рейтинг-игроков"/>
+    <w:bookmarkStart w:id="71" w:name="рейтинг-игроков"/>
     <w:p>
       <w:pPr>
         <w:pStyle w:val="Heading3"/>
@@ -1427,11 +1711,19 @@
         <w:pStyle w:val="FirstParagraph"/>
       </w:pPr>
       <w:r>
-        <w:t xml:space="preserve">Рейтинг считается по единой методике, заложенной в системе и одинаковой для всех турниров. Пересчёт запускается после того, как председатель судейской коллегии утвердил результаты турнира (§4.5), и не задваивается при повторе. Методика на базе ELO: рейтинг меняется по итогу матча с учётом силы соперника, а коэффициенты по уровню турнира и силе игрока зафиксированы в Приложении А.</w:t>
-      </w:r>
-    </w:p>
-    <w:bookmarkEnd w:id="70"/>
-    <w:bookmarkStart w:id="71" w:name="оценка-судей"/>
+        <w:t xml:space="preserve">Рейтинг считается по единой методике, заложенной в систему и одинаковой для всех турниров: результат клубного турнира влияет на рейтинг так же, как республиканского (§4.1). Пересчёт идёт автоматически по итогам турнира и не задваивается при повторе.</w:t>
+      </w:r>
+    </w:p>
+    <w:p>
+      <w:pPr>
+        <w:pStyle w:val="BodyText"/>
+      </w:pPr>
+      <w:r>
+        <w:t xml:space="preserve">Сама методика не выбрана. Её выбор, коэффициенты и стартовое значение рейтинга у нового игрока определяются отдельно (§13.1).</w:t>
+      </w:r>
+    </w:p>
+    <w:bookmarkEnd w:id="71"/>
+    <w:bookmarkStart w:id="72" w:name="оценка-судей"/>
     <w:p>
       <w:pPr>
         <w:pStyle w:val="Heading3"/>
@@ -1445,7 +1737,7 @@
         <w:pStyle w:val="FirstParagraph"/>
       </w:pPr>
       <w:r>
-        <w:t xml:space="preserve">Рейтинг ведётся и для судей, но считается иначе: судья не выигрывает и не проигрывает матч, поэтому ELO к нему неприменим. У федерации есть действующая нормативная методика оценки критериев казахстанских спортивных судей, и система её оцифровывает: критерии переносятся в систему, а оценка считается автоматически по мере того, как судья работает на турнирах, без ручного подсчёта.</w:t>
+        <w:t xml:space="preserve">Оценка ведётся и для судей, но считается иначе: судья не выигрывает и не проигрывает матч, поэтому методика рейтинга игроков к нему неприменима. У федерации есть действующая нормативная методика оценки критериев казахстанских спортивных судей, и система её оцифровывает.</w:t>
       </w:r>
     </w:p>
     <w:p>
@@ -1453,7 +1745,17 @@
         <w:pStyle w:val="BodyText"/>
       </w:pPr>
       <w:r>
-        <w:t xml:space="preserve">Оценку судей ведёт председатель судейской коллегии: сбор, анализ и обработка данных на его стороне. Для этого у него есть доступ ко всем протоколам и ко всем соревнованиям, а не только к тем турнирам, где он что-то утверждал.</w:t>
+        <w:rPr>
+          <w:b/>
+          <w:bCs/>
+        </w:rPr>
+        <w:t xml:space="preserve">Считает система, а не человек.</w:t>
+      </w:r>
+      <w:r>
+        <w:t xml:space="preserve"> </w:t>
+      </w:r>
+      <w:r>
+        <w:t xml:space="preserve">Критерии переносятся в систему один раз, дальше оценка собирается сама из протоколов по мере того, как судья работает на турнирах. Председателю судейской коллегии не нужно вручную собирать и сводить материалы: он видит готовую оценку и отвечает за процесс, а не выполняет его.</w:t>
       </w:r>
     </w:p>
     <w:p>
@@ -1461,7 +1763,7 @@
         <w:pStyle w:val="BodyText"/>
       </w:pPr>
       <w:r>
-        <w:t xml:space="preserve">Оценка видна ему же при выборе судьи на турнир (§4.2), поэтому от неё напрямую зависит распределение судейства.</w:t>
+        <w:t xml:space="preserve">Оценка видна ему при выборе судьи на турнир (§4.3), поэтому от неё напрямую зависит распределение судейства. Какие критерии считаются из данных системы, а какие требуют решения человека, определяется при разборе методики (§13.1).</w:t>
       </w:r>
     </w:p>
     <w:p>
@@ -1471,9 +1773,9 @@
         </w:pict>
       </w:r>
     </w:p>
-    <w:bookmarkEnd w:id="71"/>
     <w:bookmarkEnd w:id="72"/>
-    <w:bookmarkStart w:id="73" w:name="онлайн-заявки-права-по-уровню-турнира"/>
+    <w:bookmarkEnd w:id="73"/>
+    <w:bookmarkStart w:id="74" w:name="онлайн-заявки-права-по-уровню-турнира"/>
     <w:p>
       <w:pPr>
         <w:pStyle w:val="Heading2"/>
@@ -1600,8 +1902,8 @@
         </w:pict>
       </w:r>
     </w:p>
-    <w:bookmarkEnd w:id="73"/>
-    <w:bookmarkStart w:id="76" w:name="реестры-и-регистрационные-взносы"/>
+    <w:bookmarkEnd w:id="74"/>
+    <w:bookmarkStart w:id="77" w:name="реестры-и-регистрационные-взносы"/>
     <w:p>
       <w:pPr>
         <w:pStyle w:val="Heading2"/>
@@ -1610,7 +1912,7 @@
         <w:t xml:space="preserve">9. Реестры и регистрационные взносы</w:t>
       </w:r>
     </w:p>
-    <w:bookmarkStart w:id="74" w:name="реестры"/>
+    <w:bookmarkStart w:id="75" w:name="реестры"/>
     <w:p>
       <w:pPr>
         <w:pStyle w:val="Heading3"/>
@@ -1627,8 +1929,8 @@
         <w:t xml:space="preserve">Система ведёт реестры участников. По каждому игроку хранятся профиль, разряд, клуб, тренер и рейтинг с историей. По судье хранятся профиль, категория, история судейства и оценка (§7.2), а по тренеру ведутся профиль, подопечные и права подачи заявок. Отдельно ведётся реестр организаций: спортшколы, клубы и федерации регионов.</w:t>
       </w:r>
     </w:p>
-    <w:bookmarkEnd w:id="74"/>
-    <w:bookmarkStart w:id="75" w:name="ежегодный-регистрационный-взнос"/>
+    <w:bookmarkEnd w:id="75"/>
+    <w:bookmarkStart w:id="76" w:name="ежегодный-регистрационный-взнос"/>
     <w:p>
       <w:pPr>
         <w:pStyle w:val="Heading3"/>
@@ -1660,9 +1962,9 @@
         </w:pict>
       </w:r>
     </w:p>
-    <w:bookmarkEnd w:id="75"/>
     <w:bookmarkEnd w:id="76"/>
-    <w:bookmarkStart w:id="77" w:name="мобильное-приложение-игрока-android-ios"/>
+    <w:bookmarkEnd w:id="77"/>
+    <w:bookmarkStart w:id="78" w:name="мобильное-приложение-игрока-android-ios"/>
     <w:p>
       <w:pPr>
         <w:pStyle w:val="Heading2"/>
@@ -1676,7 +1978,7 @@
         <w:pStyle w:val="FirstParagraph"/>
       </w:pPr>
       <w:r>
-        <w:t xml:space="preserve">Помимо сайта, игроку доступно нативное приложение под Android и iOS как дополнительный удобный канал; болельщики и гости пользуются публичным сайтом. В приложении игрок видит свой профиль и рейтинг, свои турниры и матчи (ближайший турнир, статус заявки, текущий матч), может подать заявку и следить за матчами в реальном времени. Уведомления сообщают о вызове на стол, статусе заявки и результатах. Базовая аналитика бесплатна, расширенная платная (§11).</w:t>
+        <w:t xml:space="preserve">Помимо сайта, игроку доступно нативное приложение под Android и iOS как дополнительный удобный канал; болельщики и гости пользуются публичным сайтом. В приложении игрок видит свой профиль и рейтинг, свои турниры и матчи (ближайший турнир, статус заявки, текущий матч), может подать заявку и следить за матчами в реальном времени. Уведомления сообщают о вызове на стол, статусе заявки и результатах.</w:t>
       </w:r>
     </w:p>
     <w:p>
@@ -1694,14 +1996,14 @@
         </w:pict>
       </w:r>
     </w:p>
-    <w:bookmarkEnd w:id="77"/>
-    <w:bookmarkStart w:id="78" w:name="монетизация"/>
+    <w:bookmarkEnd w:id="78"/>
+    <w:bookmarkStart w:id="79" w:name="технологические-принципы"/>
     <w:p>
       <w:pPr>
         <w:pStyle w:val="Heading2"/>
       </w:pPr>
       <w:r>
-        <w:t xml:space="preserve">11. Монетизация</w:t>
+        <w:t xml:space="preserve">11. Технологические принципы</w:t>
       </w:r>
     </w:p>
     <w:p>
@@ -1709,20 +2011,7 @@
         <w:pStyle w:val="FirstParagraph"/>
       </w:pPr>
       <w:r>
-        <w:t xml:space="preserve">Базовые функции сайта и приложения бесплатны. Платно предлагается</w:t>
-      </w:r>
-      <w:r>
-        <w:t xml:space="preserve"> </w:t>
-      </w:r>
-      <w:r>
-        <w:rPr>
-          <w:b/>
-          <w:bCs/>
-        </w:rPr>
-        <w:t xml:space="preserve">расширенная аналитика игрока</w:t>
-      </w:r>
-      <w:r>
-        <w:t xml:space="preserve">: детальная статистика, разбор по очкам, прогноз рейтинга, подробная история встреч, экспорт.</w:t>
+        <w:t xml:space="preserve">Технические решения описаны на уровне принципов, без деталей реализации. Продукт это адаптивное веб-приложение; обновления мгновенные, счёт в реальном времени и панели судей отражают изменения без перезагрузки страницы. Три языка заложены с первой версии. Доступ разграничен по ролям, соединение защищено, пароли хранятся зашифрованными. Документы и фотографии хранятся с ежедневными резервными копиями. Конструктор сеток и методика рейтинга меняются настройками, без переписывания системы.</w:t>
       </w:r>
     </w:p>
     <w:p>
@@ -1730,7 +2019,7 @@
         <w:pStyle w:val="BodyText"/>
       </w:pPr>
       <w:r>
-        <w:t xml:space="preserve">Оплата встроена в сайт и приложение. Бесплатный уровень остаётся полноценным.</w:t>
+        <w:t xml:space="preserve">Где физически хранятся персональные данные и приложенные к заявкам документы, здесь не решается. Закон РК №94-V предъявляет к этому требования, и выбор площадки делается по итогам отдельной проработки вместе с федерацией (§13.1), а не по умолчанию в пользу первого удобного облака.</w:t>
       </w:r>
     </w:p>
     <w:p>
@@ -1740,31 +2029,6 @@
         </w:pict>
       </w:r>
     </w:p>
-    <w:bookmarkEnd w:id="78"/>
-    <w:bookmarkStart w:id="79" w:name="технологические-принципы"/>
-    <w:p>
-      <w:pPr>
-        <w:pStyle w:val="Heading2"/>
-      </w:pPr>
-      <w:r>
-        <w:t xml:space="preserve">12. Технологические принципы</w:t>
-      </w:r>
-    </w:p>
-    <w:p>
-      <w:pPr>
-        <w:pStyle w:val="FirstParagraph"/>
-      </w:pPr>
-      <w:r>
-        <w:t xml:space="preserve">Технические решения описаны на уровне принципов, без деталей реализации. Продукт это адаптивное веб-приложение; обновления мгновенные, счёт в реальном времени и панели судей отражают изменения без перезагрузки страницы. Три языка заложены с первой версии. Доступ разграничен по ролям, соединение защищено, пароли хранятся зашифрованными. Документы и фотографии хранятся в облаке с ежедневными резервными копиями. Конструктор сеток и методика рейтинга меняются настройками, без переписывания системы.</w:t>
-      </w:r>
-    </w:p>
-    <w:p>
-      <w:r>
-        <w:pict>
-          <v:rect style="width:0;height:1.5pt" o:hralign="center" o:hrstd="t" o:hr="t"/>
-        </w:pict>
-      </w:r>
-    </w:p>
     <w:bookmarkEnd w:id="79"/>
     <w:bookmarkStart w:id="80" w:name="нефункциональные-требования"/>
     <w:p>
@@ -1772,7 +2036,7 @@
         <w:pStyle w:val="Heading2"/>
       </w:pPr>
       <w:r>
-        <w:t xml:space="preserve">13. Нефункциональные требования</w:t>
+        <w:t xml:space="preserve">12. Нефункциональные требования</w:t>
       </w:r>
     </w:p>
     <w:p>
@@ -1856,7 +2120,7 @@
         </w:numPr>
       </w:pPr>
       <w:r>
-        <w:t xml:space="preserve">При обрыве сети приложение судьи продолжает работать локально и постоянно пытается восстановить связь; после восстановления данные синхронизируются без потери счёта.</w:t>
+        <w:t xml:space="preserve">При обрыве сети приложение судьи продолжает работать локально и постоянно пытается восстановить связь; после восстановления накопленные события уходят на сервер. Как разрешается расхождение, если во время обрыва один и тот же матч изменили с двух устройств, определяется отдельно (§13.1): без явного правила «синхронизация без потерь» остаётся обещанием, а не свойством.</w:t>
       </w:r>
     </w:p>
     <w:p>
@@ -1897,7 +2161,7 @@
         <w:pStyle w:val="Heading2"/>
       </w:pPr>
       <w:r>
-        <w:t xml:space="preserve">14. Этапы разработки</w:t>
+        <w:t xml:space="preserve">13. Этапы разработки</w:t>
       </w:r>
     </w:p>
     <w:bookmarkStart w:id="81" w:name="порядок-работы-по-этапам"/>
@@ -1906,7 +2170,7 @@
         <w:pStyle w:val="Heading3"/>
       </w:pPr>
       <w:r>
-        <w:t xml:space="preserve">14.1. Порядок работы по этапам</w:t>
+        <w:t xml:space="preserve">13.1. Порядок работы по этапам</w:t>
       </w:r>
     </w:p>
     <w:p>
@@ -1914,7 +2178,17 @@
         <w:pStyle w:val="FirstParagraph"/>
       </w:pPr>
       <w:r>
-        <w:t xml:space="preserve">Настоящий документ описывает систему в целом и задаёт рамку работ. Довести его сразу до уровня отдельных шагов невозможно: значительная часть решений выясняется только в ходе исследования и анализа конкретного этапа.</w:t>
+        <w:rPr>
+          <w:b/>
+          <w:bCs/>
+        </w:rPr>
+        <w:t xml:space="preserve">Настоящий документ является общим техническим заданием.</w:t>
+      </w:r>
+      <w:r>
+        <w:t xml:space="preserve"> </w:t>
+      </w:r>
+      <w:r>
+        <w:t xml:space="preserve">Он описывает систему в целом, задаёт рамку работ и состав того, что должно получиться. Довести его сразу до уровня отдельных шагов невозможно: значительная часть решений выясняется только при обследовании и интервью с теми, кто будет системой пользоваться.</w:t>
       </w:r>
     </w:p>
     <w:p>
@@ -1922,7 +2196,15 @@
         <w:pStyle w:val="BodyText"/>
       </w:pPr>
       <w:r>
-        <w:t xml:space="preserve">Поэтому по каждому этапу из плана ниже работа идёт так. Перед началом этапа исполнитель проводит исследование и пишет отдельное подробное техническое задание на этот этап, с детализацией до шагов. Такое задание согласуется с заказчиком, и только после согласования этап берётся в разработку. Настоящее задание при этом остаётся рамочным и не подменяется.</w:t>
+        <w:t xml:space="preserve">Поэтому по каждому этапу из плана ниже работа идёт так. Перед началом этапа исполнитель проводит обследование, интервью с ключевыми пользователями и анализ, после чего пишет отдельное подробное техническое задание на этот этап, с детализацией до шагов. Такое задание согласуется с заказчиком, и только после согласования этап берётся в разработку. Настоящее задание остаётся рамочным и не подменяется.</w:t>
+      </w:r>
+    </w:p>
+    <w:p>
+      <w:pPr>
+        <w:pStyle w:val="BodyText"/>
+      </w:pPr>
+      <w:r>
+        <w:t xml:space="preserve">По ходу текста встречаются прямые отсылки к этому порядку. Так помечены места, где решение осознанно не принято: методика рейтинга, границы правки результата, разрешение расхождений при обрыве связи, площадка хранения персональных данных, ход турниров без судей на столах. Это не пробелы, а вопросы, которые честнее решить с фактами на руках, чем угадать сейчас и переделывать позже.</w:t>
       </w:r>
     </w:p>
     <w:bookmarkEnd w:id="81"/>
@@ -1932,7 +2214,7 @@
         <w:pStyle w:val="Heading3"/>
       </w:pPr>
       <w:r>
-        <w:t xml:space="preserve">14.2. План</w:t>
+        <w:t xml:space="preserve">13.2. План</w:t>
       </w:r>
     </w:p>
     <w:p>
@@ -2292,18 +2574,18 @@
               <w:pStyle w:val="Compact"/>
             </w:pPr>
             <w:r>
-              <w:t xml:space="preserve">Монетизация</w:t>
-            </w:r>
-          </w:p>
-        </w:tc>
-        <w:tc>
-          <w:tcPr/>
-          <w:p>
-            <w:pPr>
-              <w:pStyle w:val="Compact"/>
-            </w:pPr>
-            <w:r>
-              <w:t xml:space="preserve">аналитика по матчам игроков, платный доступ к записям и аналитике, оплата</w:t>
+              <w:t xml:space="preserve">Аналитика игрока</w:t>
+            </w:r>
+          </w:p>
+        </w:tc>
+        <w:tc>
+          <w:tcPr/>
+          <w:p>
+            <w:pPr>
+              <w:pStyle w:val="Compact"/>
+            </w:pPr>
+            <w:r>
+              <w:t xml:space="preserve">статистика по матчам, история встреч, динамика рейтинга</w:t>
             </w:r>
           </w:p>
         </w:tc>

--- a/ТЗ_ФНТ_РК.docx
+++ b/ТЗ_ФНТ_РК.docx
@@ -1271,7 +1271,15 @@
         <w:pStyle w:val="FirstParagraph"/>
       </w:pPr>
       <w:r>
-        <w:t xml:space="preserve">Председатель судейской коллегии создаёт турнир и задаёт то, что определяет его место в календаре: название, уровень, город и окно дат.</w:t>
+        <w:t xml:space="preserve">Республиканский турнир создаёт председатель судейской коллегии и задаёт то, что определяет его место в календаре: название, уровень, город и окно дат.</w:t>
+      </w:r>
+    </w:p>
+    <w:p>
+      <w:pPr>
+        <w:pStyle w:val="BodyText"/>
+      </w:pPr>
+      <w:r>
+        <w:t xml:space="preserve">Кто заводит лигу и любительский турнир, не определено. Коллегия в них не участвует (§4.1), поэтому в описанном порядке такой турнир завести некому. Это пробел, а не умолчание: без ответа турниры, ради которых система охватывает всё сообщество, в неё не попадут. Вопрос решается отдельно (§13.1) вместе с тем, кто вводит на них счёт и что заменяет утверждение итогового протокола.</w:t>
       </w:r>
     </w:p>
     <w:p>

--- a/ТЗ_ФНТ_РК.docx
+++ b/ТЗ_ФНТ_РК.docx
@@ -1287,7 +1287,7 @@
         <w:pStyle w:val="BodyText"/>
       </w:pPr>
       <w:r>
-        <w:t xml:space="preserve">Судейство распределяется через заявки. Турнир открывается для заявок, судьи подают их, а председатель судейской коллегии выбирает одного из заявившихся: в списке заявок видны рейтинг судьи, его категория и история судейства. На небольшой турнир судью можно назначить напрямую, не собирая заявки. Отклонённая заявка возвращается с причиной, и судья может подать её снова, пока приём открыт.</w:t>
+        <w:t xml:space="preserve">Судейство распределяется через заявки. Турнир открывается для заявок, судьи подают их, а председатель судейской коллегии выбирает одного из заявившихся: в списке заявок видны оценка судьи, его категория и история судейства. Отклонённая заявка возвращается с причиной, и судья может подать её снова, пока приём открыт.</w:t>
       </w:r>
     </w:p>
     <w:bookmarkEnd w:id="57"/>

--- a/ТЗ_ФНТ_РК.docx
+++ b/ТЗ_ФНТ_РК.docx
@@ -1783,13 +1783,77 @@
     </w:p>
     <w:bookmarkEnd w:id="72"/>
     <w:bookmarkEnd w:id="73"/>
-    <w:bookmarkStart w:id="74" w:name="онлайн-заявки-права-по-уровню-турнира"/>
+    <w:bookmarkStart w:id="77" w:name="онлайн-заявки"/>
     <w:p>
       <w:pPr>
         <w:pStyle w:val="Heading2"/>
       </w:pPr>
       <w:r>
-        <w:t xml:space="preserve">8. Онлайн-заявки (права по уровню турнира)</w:t>
+        <w:t xml:space="preserve">8. Онлайн-заявки</w:t>
+      </w:r>
+    </w:p>
+    <w:p>
+      <w:pPr>
+        <w:pStyle w:val="FirstParagraph"/>
+      </w:pPr>
+      <w:r>
+        <w:t xml:space="preserve">Попасть в турнир можно двумя путями, и они сильно разной тяжести.</w:t>
+      </w:r>
+    </w:p>
+    <w:bookmarkStart w:id="74" w:name="запись-на-лигу-и-любительский-турнир"/>
+    <w:p>
+      <w:pPr>
+        <w:pStyle w:val="Heading3"/>
+      </w:pPr>
+      <w:r>
+        <w:t xml:space="preserve">8.1. Запись на лигу и любительский турнир</w:t>
+      </w:r>
+    </w:p>
+    <w:p>
+      <w:pPr>
+        <w:pStyle w:val="FirstParagraph"/>
+      </w:pPr>
+      <w:r>
+        <w:t xml:space="preserve">Игрок</w:t>
+      </w:r>
+      <w:r>
+        <w:t xml:space="preserve"> </w:t>
+      </w:r>
+      <w:r>
+        <w:rPr>
+          <w:b/>
+          <w:bCs/>
+        </w:rPr>
+        <w:t xml:space="preserve">записывается сам</w:t>
+      </w:r>
+      <w:r>
+        <w:t xml:space="preserve">, и этого достаточно. Документы не прикладываются, заявку никто не рассматривает: записался — попал в список участников. Тренер может записать своих игроков списком.</w:t>
+      </w:r>
+    </w:p>
+    <w:p>
+      <w:pPr>
+        <w:pStyle w:val="BodyText"/>
+      </w:pPr>
+      <w:r>
+        <w:t xml:space="preserve">Так и должно быть: клубный турнир не требует проверки допуска, и обставлять его бумагами значит закрыть систему для тех, ради кого она делается (§4.1).</w:t>
+      </w:r>
+    </w:p>
+    <w:bookmarkEnd w:id="74"/>
+    <w:bookmarkStart w:id="75" w:name="заявка-на-республиканский-турнир"/>
+    <w:p>
+      <w:pPr>
+        <w:pStyle w:val="Heading3"/>
+      </w:pPr>
+      <w:r>
+        <w:t xml:space="preserve">8.2. Заявка на республиканский турнир</w:t>
+      </w:r>
+    </w:p>
+    <w:p>
+      <w:pPr>
+        <w:pStyle w:val="FirstParagraph"/>
+      </w:pPr>
+      <w:r>
+        <w:t xml:space="preserve">Здесь заявка проходит проверку, и права зависят от уровня.</w:t>
       </w:r>
     </w:p>
     <w:tbl>
@@ -1895,12 +1959,22 @@
         <w:t xml:space="preserve">Заявки рассматривает главный судья турнира. Отклонённая заявка возвращается с причиной, заявитель правит её и подаёт снова, пока приём заявок не закрыт.</w:t>
       </w:r>
     </w:p>
-    <w:p>
-      <w:pPr>
-        <w:pStyle w:val="BodyText"/>
-      </w:pPr>
-      <w:r>
-        <w:t xml:space="preserve">Заявка от участника с неоплаченным регистрационным взносом не проходит (§9.2).</w:t>
+    <w:bookmarkEnd w:id="75"/>
+    <w:bookmarkStart w:id="76" w:name="общее-для-обоих-путей"/>
+    <w:p>
+      <w:pPr>
+        <w:pStyle w:val="Heading3"/>
+      </w:pPr>
+      <w:r>
+        <w:t xml:space="preserve">8.3. Общее для обоих путей</w:t>
+      </w:r>
+    </w:p>
+    <w:p>
+      <w:pPr>
+        <w:pStyle w:val="FirstParagraph"/>
+      </w:pPr>
+      <w:r>
+        <w:t xml:space="preserve">Заявка или запись от участника с неоплаченным регистрационным взносом не проходит (§9.2).</w:t>
       </w:r>
     </w:p>
     <w:p>
@@ -1910,8 +1984,9 @@
         </w:pict>
       </w:r>
     </w:p>
-    <w:bookmarkEnd w:id="74"/>
-    <w:bookmarkStart w:id="77" w:name="реестры-и-регистрационные-взносы"/>
+    <w:bookmarkEnd w:id="76"/>
+    <w:bookmarkEnd w:id="77"/>
+    <w:bookmarkStart w:id="80" w:name="реестры-и-регистрационные-взносы"/>
     <w:p>
       <w:pPr>
         <w:pStyle w:val="Heading2"/>
@@ -1920,7 +1995,7 @@
         <w:t xml:space="preserve">9. Реестры и регистрационные взносы</w:t>
       </w:r>
     </w:p>
-    <w:bookmarkStart w:id="75" w:name="реестры"/>
+    <w:bookmarkStart w:id="78" w:name="реестры"/>
     <w:p>
       <w:pPr>
         <w:pStyle w:val="Heading3"/>
@@ -1937,8 +2012,8 @@
         <w:t xml:space="preserve">Система ведёт реестры участников. По каждому игроку хранятся профиль, разряд, клуб, тренер и рейтинг с историей. По судье хранятся профиль, категория, история судейства и оценка (§7.2), а по тренеру ведутся профиль, подопечные и права подачи заявок. Отдельно ведётся реестр организаций: спортшколы, клубы и федерации регионов.</w:t>
       </w:r>
     </w:p>
-    <w:bookmarkEnd w:id="75"/>
-    <w:bookmarkStart w:id="76" w:name="ежегодный-регистрационный-взнос"/>
+    <w:bookmarkEnd w:id="78"/>
+    <w:bookmarkStart w:id="79" w:name="ежегодный-регистрационный-взнос"/>
     <w:p>
       <w:pPr>
         <w:pStyle w:val="Heading3"/>
@@ -1970,9 +2045,9 @@
         </w:pict>
       </w:r>
     </w:p>
-    <w:bookmarkEnd w:id="76"/>
-    <w:bookmarkEnd w:id="77"/>
-    <w:bookmarkStart w:id="78" w:name="мобильное-приложение-игрока-android-ios"/>
+    <w:bookmarkEnd w:id="79"/>
+    <w:bookmarkEnd w:id="80"/>
+    <w:bookmarkStart w:id="81" w:name="мобильное-приложение-игрока-android-ios"/>
     <w:p>
       <w:pPr>
         <w:pStyle w:val="Heading2"/>
@@ -2004,8 +2079,8 @@
         </w:pict>
       </w:r>
     </w:p>
-    <w:bookmarkEnd w:id="78"/>
-    <w:bookmarkStart w:id="79" w:name="технологические-принципы"/>
+    <w:bookmarkEnd w:id="81"/>
+    <w:bookmarkStart w:id="82" w:name="технологические-принципы"/>
     <w:p>
       <w:pPr>
         <w:pStyle w:val="Heading2"/>
@@ -2037,8 +2112,8 @@
         </w:pict>
       </w:r>
     </w:p>
-    <w:bookmarkEnd w:id="79"/>
-    <w:bookmarkStart w:id="80" w:name="нефункциональные-требования"/>
+    <w:bookmarkEnd w:id="82"/>
+    <w:bookmarkStart w:id="83" w:name="нефункциональные-требования"/>
     <w:p>
       <w:pPr>
         <w:pStyle w:val="Heading2"/>
@@ -2162,8 +2237,8 @@
         </w:pict>
       </w:r>
     </w:p>
-    <w:bookmarkEnd w:id="80"/>
-    <w:bookmarkStart w:id="83" w:name="этапы-разработки"/>
+    <w:bookmarkEnd w:id="83"/>
+    <w:bookmarkStart w:id="86" w:name="этапы-разработки"/>
     <w:p>
       <w:pPr>
         <w:pStyle w:val="Heading2"/>
@@ -2172,7 +2247,7 @@
         <w:t xml:space="preserve">13. Этапы разработки</w:t>
       </w:r>
     </w:p>
-    <w:bookmarkStart w:id="81" w:name="порядок-работы-по-этапам"/>
+    <w:bookmarkStart w:id="84" w:name="порядок-работы-по-этапам"/>
     <w:p>
       <w:pPr>
         <w:pStyle w:val="Heading3"/>
@@ -2215,8 +2290,8 @@
         <w:t xml:space="preserve">По ходу текста встречаются прямые отсылки к этому порядку. Так помечены места, где решение осознанно не принято: методика рейтинга, границы правки результата, разрешение расхождений при обрыве связи, площадка хранения персональных данных, ход турниров без судей на столах. Это не пробелы, а вопросы, которые честнее решить с фактами на руках, чем угадать сейчас и переделывать позже.</w:t>
       </w:r>
     </w:p>
-    <w:bookmarkEnd w:id="81"/>
-    <w:bookmarkStart w:id="82" w:name="план"/>
+    <w:bookmarkEnd w:id="84"/>
+    <w:bookmarkStart w:id="85" w:name="план"/>
     <w:p>
       <w:pPr>
         <w:pStyle w:val="Heading3"/>
@@ -2704,8 +2779,8 @@
         </w:tc>
       </w:tr>
     </w:tbl>
-    <w:bookmarkEnd w:id="82"/>
-    <w:bookmarkEnd w:id="83"/>
+    <w:bookmarkEnd w:id="85"/>
+    <w:bookmarkEnd w:id="86"/>
     <w:sectPr>
       <w:footerReference r:id="rId40" w:type="default"/>
       <w:footnotePr>

--- a/ТЗ_ФНТ_РК.docx
+++ b/ТЗ_ФНТ_РК.docx
@@ -66,7 +66,7 @@
         <w:pStyle w:val="BodyText"/>
       </w:pPr>
       <w:r>
-        <w:t xml:space="preserve">Система охватывает всё сообщество, а не только профессиональный спорт: республиканские турниры, лиги и любительские турниры в клубах идут в одном рейтинге и отличаются только судейством (§4.1).</w:t>
+        <w:t xml:space="preserve">Система охватывает всё сообщество, а не только профессиональный спорт: республиканские турниры, лиги и любительские турниры в клубах идут в одном рейтинге и отличаются строгостью допуска и судейства (§4.1).</w:t>
       </w:r>
     </w:p>
     <w:p>
@@ -74,7 +74,7 @@
         <w:pStyle w:val="BodyText"/>
       </w:pPr>
       <w:r>
-        <w:t xml:space="preserve">Интерфейс работает на трёх языках (RU, KZ, EN) с переключением в один клик. Счёт крупных матчей ведётся по очкам в реальном времени и транслируется на YouTube (§6.3). Рейтинг игроков пересчитывается автоматически по итогам каждого турнира, а оценка судей считается по действующей нормативной методике федерации, перенесённой в систему (§7.2). Конструктор сеток покрывает стандартные форматы и любые нестандартные размеры, а система подсказывает, какая схема проведения уложится в имеющиеся столы и часы (§5.3). Ежегодные регистрационные взносы ведутся в системе и влияют на допуск к турнирам (§9.2).</w:t>
+        <w:t xml:space="preserve">Интерфейс работает на трёх языках (RU, KZ, EN) с переключением в один клик. Счёт крупных матчей ведётся по очкам в реальном времени и транслируется на YouTube (§6.3). Рейтинг игроков пересчитывается автоматически по итогам каждого турнира, а оценка судей считается по действующей нормативной методике федерации, перенесённой в систему (§7.2). Конструктор сеток покрывает стандартные форматы и любые нестандартные размеры, а система подсказывает, какая схема проведения уложится в имеющиеся столы и часы (§5.3). Ежегодные регистрационные взносы ведутся в системе и влияют на допуск там, где турнир этого требует (§9.2).</w:t>
       </w:r>
     </w:p>
     <w:p>
@@ -607,7 +607,7 @@
     </w:p>
     <w:bookmarkEnd w:id="53"/>
     <w:bookmarkEnd w:id="54"/>
-    <w:bookmarkStart w:id="62" w:name="управление-турнирами"/>
+    <w:bookmarkStart w:id="63" w:name="управление-турнирами"/>
     <w:p>
       <w:pPr>
         <w:pStyle w:val="Heading2"/>
@@ -616,13 +616,13 @@
         <w:t xml:space="preserve">4. Управление турнирами</w:t>
       </w:r>
     </w:p>
-    <w:bookmarkStart w:id="55" w:name="категории-турниров"/>
+    <w:bookmarkStart w:id="55" w:name="категории-турниров-и-их-настройка"/>
     <w:p>
       <w:pPr>
         <w:pStyle w:val="Heading3"/>
       </w:pPr>
       <w:r>
-        <w:t xml:space="preserve">4.1. Категории турниров</w:t>
+        <w:t xml:space="preserve">4.1. Категории турниров и их настройка</w:t>
       </w:r>
     </w:p>
     <w:p>
@@ -630,20 +630,23 @@
         <w:pStyle w:val="FirstParagraph"/>
       </w:pPr>
       <w:r>
-        <w:t xml:space="preserve">Система рассчитана на всё настольно-теннисное сообщество Казахстана, а не только на профессиональный спорт. Турниры бывают трёх категорий, и они по-разному судятся.</w:t>
+        <w:t xml:space="preserve">Система рассчитана на всё настольно-теннисное сообщество Казахстана, а не только на профессиональный спорт. Турниры бывают трёх категорий, и отличаются они строгостью допуска и судейства.</w:t>
       </w:r>
     </w:p>
     <w:tbl>
       <w:tblPr>
         <w:tblStyle w:val="Table"/>
-        <w:tblW w:type="auto" w:w="0"/>
+        <w:tblW w:type="pct" w:w="5000"/>
+        <w:tblLayout w:type="fixed"/>
         <w:tblLook w:firstRow="1" w:lastRow="0" w:firstColumn="0" w:lastColumn="0" w:noHBand="0" w:noVBand="0" w:val="0020"/>
       </w:tblPr>
       <w:tblGrid>
-        <w:gridCol w:w="1980"/>
-        <w:gridCol w:w="1980"/>
-        <w:gridCol w:w="1980"/>
-        <w:gridCol w:w="1980"/>
+        <w:gridCol w:w="1320"/>
+        <w:gridCol w:w="1320"/>
+        <w:gridCol w:w="1320"/>
+        <w:gridCol w:w="1320"/>
+        <w:gridCol w:w="1320"/>
+        <w:gridCol w:w="1320"/>
       </w:tblGrid>
       <w:tr>
         <w:trPr>
@@ -689,6 +692,28 @@
               <w:pStyle w:val="Compact"/>
             </w:pPr>
             <w:r>
+              <w:t xml:space="preserve">Годовой взнос</w:t>
+            </w:r>
+          </w:p>
+        </w:tc>
+        <w:tc>
+          <w:tcPr/>
+          <w:p>
+            <w:pPr>
+              <w:pStyle w:val="Compact"/>
+            </w:pPr>
+            <w:r>
+              <w:t xml:space="preserve">Документы к заявке</w:t>
+            </w:r>
+          </w:p>
+        </w:tc>
+        <w:tc>
+          <w:tcPr/>
+          <w:p>
+            <w:pPr>
+              <w:pStyle w:val="Compact"/>
+            </w:pPr>
+            <w:r>
               <w:t xml:space="preserve">Рейтинг</w:t>
             </w:r>
           </w:p>
@@ -735,6 +760,28 @@
               <w:pStyle w:val="Compact"/>
             </w:pPr>
             <w:r>
+              <w:t xml:space="preserve">нужен</w:t>
+            </w:r>
+          </w:p>
+        </w:tc>
+        <w:tc>
+          <w:tcPr/>
+          <w:p>
+            <w:pPr>
+              <w:pStyle w:val="Compact"/>
+            </w:pPr>
+            <w:r>
+              <w:t xml:space="preserve">нужны</w:t>
+            </w:r>
+          </w:p>
+        </w:tc>
+        <w:tc>
+          <w:tcPr/>
+          <w:p>
+            <w:pPr>
+              <w:pStyle w:val="Compact"/>
+            </w:pPr>
+            <w:r>
               <w:t xml:space="preserve">считается</w:t>
             </w:r>
           </w:p>
@@ -781,6 +828,28 @@
               <w:pStyle w:val="Compact"/>
             </w:pPr>
             <w:r>
+              <w:t xml:space="preserve">нужен</w:t>
+            </w:r>
+          </w:p>
+        </w:tc>
+        <w:tc>
+          <w:tcPr/>
+          <w:p>
+            <w:pPr>
+              <w:pStyle w:val="Compact"/>
+            </w:pPr>
+            <w:r>
+              <w:t xml:space="preserve">не нужны</w:t>
+            </w:r>
+          </w:p>
+        </w:tc>
+        <w:tc>
+          <w:tcPr/>
+          <w:p>
+            <w:pPr>
+              <w:pStyle w:val="Compact"/>
+            </w:pPr>
+            <w:r>
               <w:t xml:space="preserve">считается</w:t>
             </w:r>
           </w:p>
@@ -827,6 +896,28 @@
               <w:pStyle w:val="Compact"/>
             </w:pPr>
             <w:r>
+              <w:t xml:space="preserve">не нужен</w:t>
+            </w:r>
+          </w:p>
+        </w:tc>
+        <w:tc>
+          <w:tcPr/>
+          <w:p>
+            <w:pPr>
+              <w:pStyle w:val="Compact"/>
+            </w:pPr>
+            <w:r>
+              <w:t xml:space="preserve">не нужны</w:t>
+            </w:r>
+          </w:p>
+        </w:tc>
+        <w:tc>
+          <w:tcPr/>
+          <w:p>
+            <w:pPr>
+              <w:pStyle w:val="Compact"/>
+            </w:pPr>
+            <w:r>
               <w:t xml:space="preserve">считается</w:t>
             </w:r>
           </w:p>
@@ -837,12 +928,6 @@
       <w:pPr>
         <w:pStyle w:val="BodyText"/>
       </w:pPr>
-      <w:r>
-        <w:t xml:space="preserve">Разница только в судействе.</w:t>
-      </w:r>
-      <w:r>
-        <w:t xml:space="preserve"> </w:t>
-      </w:r>
       <w:r>
         <w:rPr>
           <w:b/>
@@ -859,7 +944,25 @@
         <w:pStyle w:val="BodyText"/>
       </w:pPr>
       <w:r>
-        <w:t xml:space="preserve">Из этого следует главное ограничение. Правило «матч не стартует, пока на стол не назначен судья стола» (§4.5) действует</w:t>
+        <w:t xml:space="preserve">Любительский турнир открыт для всех: ни взноса, ни документов, достаточно записаться. Лига идёт посередине — взнос нужен, потому что это регулярное соревнование с постоянным составом, но документы и судьи на столах не требуются.</w:t>
+      </w:r>
+    </w:p>
+    <w:bookmarkEnd w:id="55"/>
+    <w:bookmarkStart w:id="56" w:name="настройки-турнира"/>
+    <w:p>
+      <w:pPr>
+        <w:pStyle w:val="Heading3"/>
+      </w:pPr>
+      <w:r>
+        <w:t xml:space="preserve">4.2. Настройки турнира</w:t>
+      </w:r>
+    </w:p>
+    <w:p>
+      <w:pPr>
+        <w:pStyle w:val="FirstParagraph"/>
+      </w:pPr>
+      <w:r>
+        <w:t xml:space="preserve">Таблица выше задаёт</w:t>
       </w:r>
       <w:r>
         <w:t xml:space="preserve"> </w:t>
@@ -869,10 +972,66 @@
           <w:b/>
           <w:bCs/>
         </w:rPr>
-        <w:t xml:space="preserve">только на республиканских турнирах</w:t>
-      </w:r>
-      <w:r>
-        <w:t xml:space="preserve">. В лигах и любительских турнирах судей на столах нет, и матч там начинается без них, а счёт вводит кто-то другой.</w:t>
+        <w:t xml:space="preserve">умолчания категории, а не жёсткое правило</w:t>
+      </w:r>
+      <w:r>
+        <w:t xml:space="preserve">. При создании турнира эти условия выставляются под конкретное соревнование, и настраиваются как минимум:</w:t>
+      </w:r>
+    </w:p>
+    <w:p>
+      <w:pPr>
+        <w:pStyle w:val="Compact"/>
+        <w:numPr>
+          <w:ilvl w:val="0"/>
+          <w:numId w:val="1001"/>
+        </w:numPr>
+      </w:pPr>
+      <w:r>
+        <w:t xml:space="preserve">нужны ли судьи на столах, и значит действует ли правило «матч не стартует без судьи» (§4.6);</w:t>
+      </w:r>
+    </w:p>
+    <w:p>
+      <w:pPr>
+        <w:pStyle w:val="Compact"/>
+        <w:numPr>
+          <w:ilvl w:val="0"/>
+          <w:numId w:val="1001"/>
+        </w:numPr>
+      </w:pPr>
+      <w:r>
+        <w:t xml:space="preserve">нужен ли для участия оплаченный годовой взнос (§9.2);</w:t>
+      </w:r>
+    </w:p>
+    <w:p>
+      <w:pPr>
+        <w:pStyle w:val="Compact"/>
+        <w:numPr>
+          <w:ilvl w:val="0"/>
+          <w:numId w:val="1001"/>
+        </w:numPr>
+      </w:pPr>
+      <w:r>
+        <w:t xml:space="preserve">нужно ли прикладывать документы к заявке (§8);</w:t>
+      </w:r>
+    </w:p>
+    <w:p>
+      <w:pPr>
+        <w:pStyle w:val="Compact"/>
+        <w:numPr>
+          <w:ilvl w:val="0"/>
+          <w:numId w:val="1001"/>
+        </w:numPr>
+      </w:pPr>
+      <w:r>
+        <w:t xml:space="preserve">участвует ли судейская коллегия, то есть проходит ли турнир через утверждения.</w:t>
+      </w:r>
+    </w:p>
+    <w:p>
+      <w:pPr>
+        <w:pStyle w:val="FirstParagraph"/>
+      </w:pPr>
+      <w:r>
+        <w:t xml:space="preserve">Так клубный турнир при желании можно провести со строгим допуском, а лигу без взноса, не заводя ради этого новую категорию.</w:t>
       </w:r>
     </w:p>
     <w:p>
@@ -880,17 +1039,17 @@
         <w:pStyle w:val="BodyText"/>
       </w:pPr>
       <w:r>
-        <w:t xml:space="preserve">Полный ход турнира, описанный ниже, относится к республиканской категории. Лиги и любительские турниры проходят короче: без конкурса судей, без утверждения системы проведения и без утверждения итогового протокола коллегией. Кто заводит такой турнир, кто вводит счёт и что заменяет утверждение протокола перед пересчётом рейтинга, определяется отдельно (§13.1).</w:t>
-      </w:r>
-    </w:p>
-    <w:bookmarkEnd w:id="55"/>
-    <w:bookmarkStart w:id="56" w:name="жизненный-цикл-турнира"/>
+        <w:t xml:space="preserve">Полный ход турнира, описанный ниже, соответствует умолчаниям республиканской категории — он самый длинный. При выключенных настройках соответствующие шаги просто выпадают. Кто заводит турнир лиги и любительский, кто вводит на них счёт и что заменяет утверждение протокола перед пересчётом рейтинга, определяется отдельно (§13.1).</w:t>
+      </w:r>
+    </w:p>
+    <w:bookmarkEnd w:id="56"/>
+    <w:bookmarkStart w:id="57" w:name="жизненный-цикл-турнира"/>
     <w:p>
       <w:pPr>
         <w:pStyle w:val="Heading3"/>
       </w:pPr>
       <w:r>
-        <w:t xml:space="preserve">4.2. Жизненный цикл турнира</w:t>
+        <w:t xml:space="preserve">4.3. Жизненный цикл турнира</w:t>
       </w:r>
     </w:p>
     <w:p>
@@ -1256,14 +1415,14 @@
         <w:t xml:space="preserve">Отменить или перенести турнир может председатель судейской коллегии на любом этапе до завершения. Поданные заявки при этом сохраняются, а их авторы получают уведомление.</w:t>
       </w:r>
     </w:p>
-    <w:bookmarkEnd w:id="56"/>
-    <w:bookmarkStart w:id="57" w:name="создание-турнира-и-назначение-судьи"/>
+    <w:bookmarkEnd w:id="57"/>
+    <w:bookmarkStart w:id="58" w:name="создание-турнира-и-назначение-судьи"/>
     <w:p>
       <w:pPr>
         <w:pStyle w:val="Heading3"/>
       </w:pPr>
       <w:r>
-        <w:t xml:space="preserve">4.3. Создание турнира и назначение судьи</w:t>
+        <w:t xml:space="preserve">4.4. Создание турнира и назначение судьи</w:t>
       </w:r>
     </w:p>
     <w:p>
@@ -1290,14 +1449,14 @@
         <w:t xml:space="preserve">Судейство распределяется через заявки. Турнир открывается для заявок, судьи подают их, а председатель судейской коллегии выбирает одного из заявившихся: в списке заявок видны оценка судьи, его категория и история судейства. Отклонённая заявка возвращается с причиной, и судья может подать её снова, пока приём открыт.</w:t>
       </w:r>
     </w:p>
-    <w:bookmarkEnd w:id="57"/>
-    <w:bookmarkStart w:id="58" w:name="система-проведения-и-её-утверждение"/>
+    <w:bookmarkEnd w:id="58"/>
+    <w:bookmarkStart w:id="59" w:name="система-проведения-и-её-утверждение"/>
     <w:p>
       <w:pPr>
         <w:pStyle w:val="Heading3"/>
       </w:pPr>
       <w:r>
-        <w:t xml:space="preserve">4.4. Система проведения и её утверждение</w:t>
+        <w:t xml:space="preserve">4.5. Система проведения и её утверждение</w:t>
       </w:r>
     </w:p>
     <w:p>
@@ -1316,14 +1475,14 @@
         <w:t xml:space="preserve">Готовую систему проведения судья отправляет на утверждение. Председатель судейской коллегии либо утверждает её, и тогда турнир публикуется и открывается приём заявок, либо возвращает с причиной на доработку. Без утверждения турнир не публикуется и не стартует.</w:t>
       </w:r>
     </w:p>
-    <w:bookmarkEnd w:id="58"/>
-    <w:bookmarkStart w:id="59" w:name="ход-турнира"/>
+    <w:bookmarkEnd w:id="59"/>
+    <w:bookmarkStart w:id="60" w:name="ход-турнира"/>
     <w:p>
       <w:pPr>
         <w:pStyle w:val="Heading3"/>
       </w:pPr>
       <w:r>
-        <w:t xml:space="preserve">4.5. Ход турнира</w:t>
+        <w:t xml:space="preserve">4.6. Ход турнира</w:t>
       </w:r>
     </w:p>
     <w:p>
@@ -1342,14 +1501,14 @@
         <w:t xml:space="preserve">Результат можно скорректировать, каждая правка пишется в журнал. Границы правки при этом не свободные, и определить их нужно отдельно (§13.1): результат, уже вошедший в пересчитанный рейтинг, задевает не только свой турнир, а рейтинг всех соперников и последующие турниры, где этот рейтинг использовался. Здесь же решается, что происходит при расхождении: если один и тот же матч правили с двух устройств, чей ввод остаётся.</w:t>
       </w:r>
     </w:p>
-    <w:bookmarkEnd w:id="59"/>
-    <w:bookmarkStart w:id="60" w:name="итоговый-протокол-и-его-утверждение"/>
+    <w:bookmarkEnd w:id="60"/>
+    <w:bookmarkStart w:id="61" w:name="итоговый-протокол-и-его-утверждение"/>
     <w:p>
       <w:pPr>
         <w:pStyle w:val="Heading3"/>
       </w:pPr>
       <w:r>
-        <w:t xml:space="preserve">4.6. Итоговый протокол и его утверждение</w:t>
+        <w:t xml:space="preserve">4.7. Итоговый протокол и его утверждение</w:t>
       </w:r>
     </w:p>
     <w:p>
@@ -1368,14 +1527,14 @@
         <w:t xml:space="preserve">Утверждение это не публикация. Результаты видны публично по ходу турнира, сразу после каждого матча, а утверждение фиксирует итог и решает, попадёт ли турнир в рейтинг.</w:t>
       </w:r>
     </w:p>
-    <w:bookmarkEnd w:id="60"/>
-    <w:bookmarkStart w:id="61" w:name="печать-протоколов"/>
+    <w:bookmarkEnd w:id="61"/>
+    <w:bookmarkStart w:id="62" w:name="печать-протоколов"/>
     <w:p>
       <w:pPr>
         <w:pStyle w:val="Heading3"/>
       </w:pPr>
       <w:r>
-        <w:t xml:space="preserve">4.7. Печать протоколов</w:t>
+        <w:t xml:space="preserve">4.8. Печать протоколов</w:t>
       </w:r>
     </w:p>
     <w:p>
@@ -1393,9 +1552,9 @@
         </w:pict>
       </w:r>
     </w:p>
-    <w:bookmarkEnd w:id="61"/>
     <w:bookmarkEnd w:id="62"/>
-    <w:bookmarkStart w:id="66" w:name="форматы-турнирных-сеток-и-конструктор"/>
+    <w:bookmarkEnd w:id="63"/>
+    <w:bookmarkStart w:id="67" w:name="форматы-турнирных-сеток-и-конструктор"/>
     <w:p>
       <w:pPr>
         <w:pStyle w:val="Heading2"/>
@@ -1404,7 +1563,7 @@
         <w:t xml:space="preserve">5. Форматы турнирных сеток и конструктор</w:t>
       </w:r>
     </w:p>
-    <w:bookmarkStart w:id="63" w:name="стандартные-форматы-библиотека"/>
+    <w:bookmarkStart w:id="64" w:name="стандартные-форматы-библиотека"/>
     <w:p>
       <w:pPr>
         <w:pStyle w:val="Heading3"/>
@@ -1548,8 +1707,8 @@
         </w:tc>
       </w:tr>
     </w:tbl>
-    <w:bookmarkEnd w:id="63"/>
-    <w:bookmarkStart w:id="64" w:name="конструктор-нестандартных-сеток"/>
+    <w:bookmarkEnd w:id="64"/>
+    <w:bookmarkStart w:id="65" w:name="конструктор-нестандартных-сеток"/>
     <w:p>
       <w:pPr>
         <w:pStyle w:val="Heading3"/>
@@ -1574,8 +1733,8 @@
         <w:t xml:space="preserve">Любая сетка интерактивна, обновляется после каждого результата и масштабируется под экран.</w:t>
       </w:r>
     </w:p>
-    <w:bookmarkEnd w:id="64"/>
-    <w:bookmarkStart w:id="65" w:name="подсказка-по-системе-проведения"/>
+    <w:bookmarkEnd w:id="65"/>
+    <w:bookmarkStart w:id="66" w:name="подсказка-по-системе-проведения"/>
     <w:p>
       <w:pPr>
         <w:pStyle w:val="Heading3"/>
@@ -1615,9 +1774,9 @@
         </w:pict>
       </w:r>
     </w:p>
-    <w:bookmarkEnd w:id="65"/>
     <w:bookmarkEnd w:id="66"/>
-    <w:bookmarkStart w:id="70" w:name="интерфейс-судьи-стола-адаптивный-сайт"/>
+    <w:bookmarkEnd w:id="67"/>
+    <w:bookmarkStart w:id="71" w:name="интерфейс-судьи-стола-адаптивный-сайт"/>
     <w:p>
       <w:pPr>
         <w:pStyle w:val="Heading2"/>
@@ -1634,7 +1793,7 @@
         <w:t xml:space="preserve">Судья работает с адаптивного сайта на любом устройстве, вход по логину и паролю или короткому коду. Задача интерфейса: быстро и без ошибок фиксировать счёт и передавать результат.</w:t>
       </w:r>
     </w:p>
-    <w:bookmarkStart w:id="67" w:name="ввод-по-партиям"/>
+    <w:bookmarkStart w:id="68" w:name="ввод-по-партиям"/>
     <w:p>
       <w:pPr>
         <w:pStyle w:val="Heading3"/>
@@ -1651,8 +1810,8 @@
         <w:t xml:space="preserve">Судья вводит итог каждой партии, итог матча вычисляется из партий и вручную не задаётся. Ошибочный ввод исправляется, каждая правка пишется в журнал с автором и временем. Готовый результат уходит главному судье турнира и в базу.</w:t>
       </w:r>
     </w:p>
-    <w:bookmarkEnd w:id="67"/>
-    <w:bookmarkStart w:id="68" w:name="ввод-по-очкам-в-реальном-времени"/>
+    <w:bookmarkEnd w:id="68"/>
+    <w:bookmarkStart w:id="69" w:name="ввод-по-очкам-в-реальном-времени"/>
     <w:p>
       <w:pPr>
         <w:pStyle w:val="Heading3"/>
@@ -1669,8 +1828,8 @@
         <w:t xml:space="preserve">Для крупных турниров главный судья турнира включает этот режим, и судья ведёт счёт по каждому очку с возможностью отменить последнее. Публично счёт виден в блоке «Прямой эфир» на сайте и обновляется в реальном времени. Каждое очко сохраняется для аналитики и трансляции.</w:t>
       </w:r>
     </w:p>
-    <w:bookmarkEnd w:id="68"/>
-    <w:bookmarkStart w:id="69" w:name="X935e39f4f62e54152a9a7fe9490481b97fbbab0"/>
+    <w:bookmarkEnd w:id="69"/>
+    <w:bookmarkStart w:id="70" w:name="X935e39f4f62e54152a9a7fe9490481b97fbbab0"/>
     <w:p>
       <w:pPr>
         <w:pStyle w:val="Heading3"/>
@@ -1694,9 +1853,9 @@
         </w:pict>
       </w:r>
     </w:p>
-    <w:bookmarkEnd w:id="69"/>
     <w:bookmarkEnd w:id="70"/>
-    <w:bookmarkStart w:id="73" w:name="система-рейтинга"/>
+    <w:bookmarkEnd w:id="71"/>
+    <w:bookmarkStart w:id="74" w:name="система-рейтинга"/>
     <w:p>
       <w:pPr>
         <w:pStyle w:val="Heading2"/>
@@ -1705,7 +1864,7 @@
         <w:t xml:space="preserve">7. Система рейтинга</w:t>
       </w:r>
     </w:p>
-    <w:bookmarkStart w:id="71" w:name="рейтинг-игроков"/>
+    <w:bookmarkStart w:id="72" w:name="рейтинг-игроков"/>
     <w:p>
       <w:pPr>
         <w:pStyle w:val="Heading3"/>
@@ -1730,8 +1889,8 @@
         <w:t xml:space="preserve">Сама методика не выбрана. Её выбор, коэффициенты и стартовое значение рейтинга у нового игрока определяются отдельно (§13.1).</w:t>
       </w:r>
     </w:p>
-    <w:bookmarkEnd w:id="71"/>
-    <w:bookmarkStart w:id="72" w:name="оценка-судей"/>
+    <w:bookmarkEnd w:id="72"/>
+    <w:bookmarkStart w:id="73" w:name="оценка-судей"/>
     <w:p>
       <w:pPr>
         <w:pStyle w:val="Heading3"/>
@@ -1781,9 +1940,9 @@
         </w:pict>
       </w:r>
     </w:p>
-    <w:bookmarkEnd w:id="72"/>
     <w:bookmarkEnd w:id="73"/>
-    <w:bookmarkStart w:id="77" w:name="онлайн-заявки"/>
+    <w:bookmarkEnd w:id="74"/>
+    <w:bookmarkStart w:id="78" w:name="онлайн-заявки"/>
     <w:p>
       <w:pPr>
         <w:pStyle w:val="Heading2"/>
@@ -1800,7 +1959,7 @@
         <w:t xml:space="preserve">Попасть в турнир можно двумя путями, и они сильно разной тяжести.</w:t>
       </w:r>
     </w:p>
-    <w:bookmarkStart w:id="74" w:name="запись-на-лигу-и-любительский-турнир"/>
+    <w:bookmarkStart w:id="75" w:name="запись-на-лигу-и-любительский-турнир"/>
     <w:p>
       <w:pPr>
         <w:pStyle w:val="Heading3"/>
@@ -1835,11 +1994,19 @@
         <w:pStyle w:val="BodyText"/>
       </w:pPr>
       <w:r>
+        <w:t xml:space="preserve">На любительский турнир не нужен и годовой взнос: вход свободный. В лиге взнос требуется (§4.1), но запись всё равно идёт без документов и без рассмотрения.</w:t>
+      </w:r>
+    </w:p>
+    <w:p>
+      <w:pPr>
+        <w:pStyle w:val="BodyText"/>
+      </w:pPr>
+      <w:r>
         <w:t xml:space="preserve">Так и должно быть: клубный турнир не требует проверки допуска, и обставлять его бумагами значит закрыть систему для тех, ради кого она делается (§4.1).</w:t>
       </w:r>
     </w:p>
-    <w:bookmarkEnd w:id="74"/>
-    <w:bookmarkStart w:id="75" w:name="заявка-на-республиканский-турнир"/>
+    <w:bookmarkEnd w:id="75"/>
+    <w:bookmarkStart w:id="76" w:name="заявка-на-республиканский-турнир"/>
     <w:p>
       <w:pPr>
         <w:pStyle w:val="Heading3"/>
@@ -1959,8 +2126,8 @@
         <w:t xml:space="preserve">Заявки рассматривает главный судья турнира. Отклонённая заявка возвращается с причиной, заявитель правит её и подаёт снова, пока приём заявок не закрыт.</w:t>
       </w:r>
     </w:p>
-    <w:bookmarkEnd w:id="75"/>
-    <w:bookmarkStart w:id="76" w:name="общее-для-обоих-путей"/>
+    <w:bookmarkEnd w:id="76"/>
+    <w:bookmarkStart w:id="77" w:name="общее-для-обоих-путей"/>
     <w:p>
       <w:pPr>
         <w:pStyle w:val="Heading3"/>
@@ -1974,7 +2141,7 @@
         <w:pStyle w:val="FirstParagraph"/>
       </w:pPr>
       <w:r>
-        <w:t xml:space="preserve">Заявка или запись от участника с неоплаченным регистрационным взносом не проходит (§9.2).</w:t>
+        <w:t xml:space="preserve">Если турнир требует годового взноса (§4.2), заявка или запись от участника с неоплаченным взносом не проходит (§9.2). На турнирах без такого требования проверка не выполняется.</w:t>
       </w:r>
     </w:p>
     <w:p>
@@ -1984,9 +2151,9 @@
         </w:pict>
       </w:r>
     </w:p>
-    <w:bookmarkEnd w:id="76"/>
     <w:bookmarkEnd w:id="77"/>
-    <w:bookmarkStart w:id="80" w:name="реестры-и-регистрационные-взносы"/>
+    <w:bookmarkEnd w:id="78"/>
+    <w:bookmarkStart w:id="81" w:name="реестры-и-регистрационные-взносы"/>
     <w:p>
       <w:pPr>
         <w:pStyle w:val="Heading2"/>
@@ -1995,7 +2162,7 @@
         <w:t xml:space="preserve">9. Реестры и регистрационные взносы</w:t>
       </w:r>
     </w:p>
-    <w:bookmarkStart w:id="78" w:name="реестры"/>
+    <w:bookmarkStart w:id="79" w:name="реестры"/>
     <w:p>
       <w:pPr>
         <w:pStyle w:val="Heading3"/>
@@ -2012,8 +2179,8 @@
         <w:t xml:space="preserve">Система ведёт реестры участников. По каждому игроку хранятся профиль, разряд, клуб, тренер и рейтинг с историей. По судье хранятся профиль, категория, история судейства и оценка (§7.2), а по тренеру ведутся профиль, подопечные и права подачи заявок. Отдельно ведётся реестр организаций: спортшколы, клубы и федерации регионов.</w:t>
       </w:r>
     </w:p>
-    <w:bookmarkEnd w:id="78"/>
-    <w:bookmarkStart w:id="79" w:name="ежегодный-регистрационный-взнос"/>
+    <w:bookmarkEnd w:id="79"/>
+    <w:bookmarkStart w:id="80" w:name="ежегодный-регистрационный-взнос"/>
     <w:p>
       <w:pPr>
         <w:pStyle w:val="Heading3"/>
@@ -2027,7 +2194,7 @@
         <w:pStyle w:val="FirstParagraph"/>
       </w:pPr>
       <w:r>
-        <w:t xml:space="preserve">Участие в системе привязано к ежегодному регистрационному взносу. Система ведёт по каждому участнику состояние взноса за текущий год: оплачен, не оплачен, просрочен. Оплату проверяет бухгалтер и отмечает её в системе, после чего состояние видно и самому участнику, и его тренеру.</w:t>
+        <w:t xml:space="preserve">Система ведёт по каждому участнику состояние ежегодного взноса за текущий год: оплачен, не оплачен, просрочен. Оплату проверяет бухгалтер и отмечает её в системе, после чего состояние видно и самому участнику, и его тренеру.</w:t>
       </w:r>
     </w:p>
     <w:p>
@@ -2035,7 +2202,25 @@
         <w:pStyle w:val="BodyText"/>
       </w:pPr>
       <w:r>
-        <w:t xml:space="preserve">Состояние взноса влияет на допуск: заявка на турнир от участника с неоплаченным взносом не проходит. Тренер, подавая список игроков, видит по каждому состояние взноса до отправки заявки, чтобы не отправлять заведомо непроходную заявку.</w:t>
+        <w:rPr>
+          <w:b/>
+          <w:bCs/>
+        </w:rPr>
+        <w:t xml:space="preserve">Взнос требуется не на всех турнирах.</w:t>
+      </w:r>
+      <w:r>
+        <w:t xml:space="preserve"> </w:t>
+      </w:r>
+      <w:r>
+        <w:t xml:space="preserve">Он нужен на республиканских турнирах и в лигах, а на любительские турниры вход свободный (§4.1). Требование включается настройкой турнира (§4.2), поэтому клубное соревнование можно при желании провести и со взносом.</w:t>
+      </w:r>
+    </w:p>
+    <w:p>
+      <w:pPr>
+        <w:pStyle w:val="BodyText"/>
+      </w:pPr>
+      <w:r>
+        <w:t xml:space="preserve">Там, где взнос требуется, он влияет на допуск: заявка или запись от участника с неоплаченным взносом не проходит. Тренер, записывая своих игроков, видит по каждому состояние взноса заранее, чтобы не отправлять заведомо непроходную заявку.</w:t>
       </w:r>
     </w:p>
     <w:p>
@@ -2045,9 +2230,9 @@
         </w:pict>
       </w:r>
     </w:p>
-    <w:bookmarkEnd w:id="79"/>
     <w:bookmarkEnd w:id="80"/>
-    <w:bookmarkStart w:id="81" w:name="мобильное-приложение-игрока-android-ios"/>
+    <w:bookmarkEnd w:id="81"/>
+    <w:bookmarkStart w:id="82" w:name="мобильное-приложение-игрока-android-ios"/>
     <w:p>
       <w:pPr>
         <w:pStyle w:val="Heading2"/>
@@ -2079,8 +2264,8 @@
         </w:pict>
       </w:r>
     </w:p>
-    <w:bookmarkEnd w:id="81"/>
-    <w:bookmarkStart w:id="82" w:name="технологические-принципы"/>
+    <w:bookmarkEnd w:id="82"/>
+    <w:bookmarkStart w:id="83" w:name="технологические-принципы"/>
     <w:p>
       <w:pPr>
         <w:pStyle w:val="Heading2"/>
@@ -2112,8 +2297,8 @@
         </w:pict>
       </w:r>
     </w:p>
-    <w:bookmarkEnd w:id="82"/>
-    <w:bookmarkStart w:id="83" w:name="нефункциональные-требования"/>
+    <w:bookmarkEnd w:id="83"/>
+    <w:bookmarkStart w:id="84" w:name="нефункциональные-требования"/>
     <w:p>
       <w:pPr>
         <w:pStyle w:val="Heading2"/>
@@ -2127,7 +2312,7 @@
         <w:pStyle w:val="Compact"/>
         <w:numPr>
           <w:ilvl w:val="0"/>
-          <w:numId w:val="1001"/>
+          <w:numId w:val="1002"/>
         </w:numPr>
       </w:pPr>
       <w:r>
@@ -2139,7 +2324,7 @@
         <w:pStyle w:val="Compact"/>
         <w:numPr>
           <w:ilvl w:val="0"/>
-          <w:numId w:val="1001"/>
+          <w:numId w:val="1002"/>
         </w:numPr>
       </w:pPr>
       <w:r>
@@ -2151,7 +2336,7 @@
         <w:pStyle w:val="Compact"/>
         <w:numPr>
           <w:ilvl w:val="0"/>
-          <w:numId w:val="1001"/>
+          <w:numId w:val="1002"/>
         </w:numPr>
       </w:pPr>
       <w:r>
@@ -2163,7 +2348,7 @@
         <w:pStyle w:val="Compact"/>
         <w:numPr>
           <w:ilvl w:val="0"/>
-          <w:numId w:val="1001"/>
+          <w:numId w:val="1002"/>
         </w:numPr>
       </w:pPr>
       <w:r>
@@ -2175,7 +2360,7 @@
         <w:pStyle w:val="Compact"/>
         <w:numPr>
           <w:ilvl w:val="0"/>
-          <w:numId w:val="1001"/>
+          <w:numId w:val="1002"/>
         </w:numPr>
       </w:pPr>
       <w:r>
@@ -2187,7 +2372,7 @@
         <w:pStyle w:val="Compact"/>
         <w:numPr>
           <w:ilvl w:val="0"/>
-          <w:numId w:val="1001"/>
+          <w:numId w:val="1002"/>
         </w:numPr>
       </w:pPr>
       <w:r>
@@ -2199,7 +2384,7 @@
         <w:pStyle w:val="Compact"/>
         <w:numPr>
           <w:ilvl w:val="0"/>
-          <w:numId w:val="1001"/>
+          <w:numId w:val="1002"/>
         </w:numPr>
       </w:pPr>
       <w:r>
@@ -2211,7 +2396,7 @@
         <w:pStyle w:val="Compact"/>
         <w:numPr>
           <w:ilvl w:val="0"/>
-          <w:numId w:val="1001"/>
+          <w:numId w:val="1002"/>
         </w:numPr>
       </w:pPr>
       <w:r>
@@ -2223,7 +2408,7 @@
         <w:pStyle w:val="Compact"/>
         <w:numPr>
           <w:ilvl w:val="0"/>
-          <w:numId w:val="1001"/>
+          <w:numId w:val="1002"/>
         </w:numPr>
       </w:pPr>
       <w:r>
@@ -2237,8 +2422,8 @@
         </w:pict>
       </w:r>
     </w:p>
-    <w:bookmarkEnd w:id="83"/>
-    <w:bookmarkStart w:id="86" w:name="этапы-разработки"/>
+    <w:bookmarkEnd w:id="84"/>
+    <w:bookmarkStart w:id="87" w:name="этапы-разработки"/>
     <w:p>
       <w:pPr>
         <w:pStyle w:val="Heading2"/>
@@ -2247,7 +2432,7 @@
         <w:t xml:space="preserve">13. Этапы разработки</w:t>
       </w:r>
     </w:p>
-    <w:bookmarkStart w:id="84" w:name="порядок-работы-по-этапам"/>
+    <w:bookmarkStart w:id="85" w:name="порядок-работы-по-этапам"/>
     <w:p>
       <w:pPr>
         <w:pStyle w:val="Heading3"/>
@@ -2290,8 +2475,8 @@
         <w:t xml:space="preserve">По ходу текста встречаются прямые отсылки к этому порядку. Так помечены места, где решение осознанно не принято: методика рейтинга, границы правки результата, разрешение расхождений при обрыве связи, площадка хранения персональных данных, ход турниров без судей на столах. Это не пробелы, а вопросы, которые честнее решить с фактами на руках, чем угадать сейчас и переделывать позже.</w:t>
       </w:r>
     </w:p>
-    <w:bookmarkEnd w:id="84"/>
-    <w:bookmarkStart w:id="85" w:name="план"/>
+    <w:bookmarkEnd w:id="85"/>
+    <w:bookmarkStart w:id="86" w:name="план"/>
     <w:p>
       <w:pPr>
         <w:pStyle w:val="Heading3"/>
@@ -2779,8 +2964,8 @@
         </w:tc>
       </w:tr>
     </w:tbl>
-    <w:bookmarkEnd w:id="85"/>
     <w:bookmarkEnd w:id="86"/>
+    <w:bookmarkEnd w:id="87"/>
     <w:sectPr>
       <w:footerReference r:id="rId40" w:type="default"/>
       <w:footnotePr>
@@ -3034,6 +3219,9 @@
     <w:abstractNumId w:val="990"/>
   </w:num>
   <w:num w:numId="1001">
+    <w:abstractNumId w:val="991"/>
+  </w:num>
+  <w:num w:numId="1002">
     <w:abstractNumId w:val="991"/>
   </w:num>
 </w:numbering>

--- a/ТЗ_ФНТ_РК.docx
+++ b/ТЗ_ФНТ_РК.docx
@@ -2026,8 +2026,7 @@
     <w:tbl>
       <w:tblPr>
         <w:tblStyle w:val="Table"/>
-        <w:tblW w:type="pct" w:w="5000"/>
-        <w:tblLayout w:type="fixed"/>
+        <w:tblW w:type="auto" w:w="0"/>
         <w:tblLook w:firstRow="1" w:lastRow="0" w:firstColumn="0" w:lastColumn="0" w:noHBand="0" w:noVBand="0" w:val="0020"/>
       </w:tblPr>
       <w:tblGrid>
@@ -2080,7 +2079,7 @@
               <w:pStyle w:val="Compact"/>
             </w:pPr>
             <w:r>
-              <w:t xml:space="preserve">сам игрок или тренер</w:t>
+              <w:t xml:space="preserve">сам игрок или его тренер</w:t>
             </w:r>
           </w:p>
         </w:tc>
@@ -2104,12 +2103,20 @@
               <w:pStyle w:val="Compact"/>
             </w:pPr>
             <w:r>
-              <w:t xml:space="preserve">только главный тренер региона или представитель федерации</w:t>
+              <w:t xml:space="preserve">только главный тренер региона</w:t>
             </w:r>
           </w:p>
         </w:tc>
       </w:tr>
     </w:tbl>
+    <w:p>
+      <w:pPr>
+        <w:pStyle w:val="BodyText"/>
+      </w:pPr>
+      <w:r>
+        <w:t xml:space="preserve">Игрок сам на республиканский турнир не заявляется: за состав отвечает главный тренер региона, он же подаёт список. Роль «Федерация» (§2) заявок не подаёт вообще — она наблюдает.</w:t>
+      </w:r>
+    </w:p>
     <w:p>
       <w:pPr>
         <w:pStyle w:val="BodyText"/>

--- a/ТЗ_ФНТ_РК.docx
+++ b/ТЗ_ФНТ_РК.docx
@@ -1776,13 +1776,13 @@
     </w:p>
     <w:bookmarkEnd w:id="66"/>
     <w:bookmarkEnd w:id="67"/>
-    <w:bookmarkStart w:id="71" w:name="интерфейс-судьи-стола-адаптивный-сайт"/>
+    <w:bookmarkStart w:id="73" w:name="ввод-счёта"/>
     <w:p>
       <w:pPr>
         <w:pStyle w:val="Heading2"/>
       </w:pPr>
       <w:r>
-        <w:t xml:space="preserve">6. Интерфейс судьи стола (адаптивный сайт)</w:t>
+        <w:t xml:space="preserve">6. Ввод счёта</w:t>
       </w:r>
     </w:p>
     <w:p>
@@ -1790,10 +1790,28 @@
         <w:pStyle w:val="FirstParagraph"/>
       </w:pPr>
       <w:r>
+        <w:t xml:space="preserve">Счёт ведётся по-разному в зависимости от того, есть ли на турнире судьи столов (§4.2). Это два разных сценария, а не два режима одного: где судья есть, счёт ведёт и подтверждает он (§6.1–6.3); где судей нет, счёт вводят сами игроки (§6.4).</w:t>
+      </w:r>
+    </w:p>
+    <w:bookmarkStart w:id="68" w:name="интерфейс-судьи-стола-адаптивный-сайт"/>
+    <w:p>
+      <w:pPr>
+        <w:pStyle w:val="Heading3"/>
+      </w:pPr>
+      <w:r>
+        <w:t xml:space="preserve">Интерфейс судьи стола (адаптивный сайт)</w:t>
+      </w:r>
+    </w:p>
+    <w:p>
+      <w:pPr>
+        <w:pStyle w:val="FirstParagraph"/>
+      </w:pPr>
+      <w:r>
         <w:t xml:space="preserve">Судья работает с адаптивного сайта на любом устройстве, вход по логину и паролю или короткому коду. Задача интерфейса: быстро и без ошибок фиксировать счёт и передавать результат.</w:t>
       </w:r>
     </w:p>
-    <w:bookmarkStart w:id="68" w:name="ввод-по-партиям"/>
+    <w:bookmarkEnd w:id="68"/>
+    <w:bookmarkStart w:id="69" w:name="ввод-по-партиям"/>
     <w:p>
       <w:pPr>
         <w:pStyle w:val="Heading3"/>
@@ -1810,8 +1828,8 @@
         <w:t xml:space="preserve">Судья вводит итог каждой партии, итог матча вычисляется из партий и вручную не задаётся. Ошибочный ввод исправляется, каждая правка пишется в журнал с автором и временем. Готовый результат уходит главному судье турнира и в базу.</w:t>
       </w:r>
     </w:p>
-    <w:bookmarkEnd w:id="68"/>
-    <w:bookmarkStart w:id="69" w:name="ввод-по-очкам-в-реальном-времени"/>
+    <w:bookmarkEnd w:id="69"/>
+    <w:bookmarkStart w:id="70" w:name="ввод-по-очкам-в-реальном-времени"/>
     <w:p>
       <w:pPr>
         <w:pStyle w:val="Heading3"/>
@@ -1828,8 +1846,8 @@
         <w:t xml:space="preserve">Для крупных турниров главный судья турнира включает этот режим, и судья ведёт счёт по каждому очку с возможностью отменить последнее. Публично счёт виден в блоке «Прямой эфир» на сайте и обновляется в реальном времени. Каждое очко сохраняется для аналитики и трансляции.</w:t>
       </w:r>
     </w:p>
-    <w:bookmarkEnd w:id="69"/>
-    <w:bookmarkStart w:id="70" w:name="X935e39f4f62e54152a9a7fe9490481b97fbbab0"/>
+    <w:bookmarkEnd w:id="70"/>
+    <w:bookmarkStart w:id="71" w:name="X935e39f4f62e54152a9a7fe9490481b97fbbab0"/>
     <w:p>
       <w:pPr>
         <w:pStyle w:val="Heading3"/>
@@ -1844,6 +1862,32 @@
       </w:pPr>
       <w:r>
         <w:t xml:space="preserve">Матчи крупных турниров транслируются на YouTube: видео со столов с наложенным на картинку счётом. Камеры на столах выводят видео, а счёт накладывается на картинку автоматически из ввода судьи, без оператора. Трансляция встраивается на страницу турнира рядом со счётом в реальном времени и сеткой, и открыта для всех: зрителей, игроков и гостей.</w:t>
+      </w:r>
+    </w:p>
+    <w:bookmarkEnd w:id="71"/>
+    <w:bookmarkStart w:id="72" w:name="турниры-без-судей-на-столах"/>
+    <w:p>
+      <w:pPr>
+        <w:pStyle w:val="Heading3"/>
+      </w:pPr>
+      <w:r>
+        <w:t xml:space="preserve">6.4. Турниры без судей на столах</w:t>
+      </w:r>
+    </w:p>
+    <w:p>
+      <w:pPr>
+        <w:pStyle w:val="FirstParagraph"/>
+      </w:pPr>
+      <w:r>
+        <w:t xml:space="preserve">На лигах и любительских турнирах судей на столах нет (§4.1), и счёт вводят сами игроки со своего устройства. Ввод по партиям, как в §6.1: итог матча вычисляется из партий. Прямой эфир и трансляция на YouTube на такие турниры не распространяются.</w:t>
+      </w:r>
+    </w:p>
+    <w:p>
+      <w:pPr>
+        <w:pStyle w:val="BodyText"/>
+      </w:pPr>
+      <w:r>
+        <w:t xml:space="preserve">Порядок здесь описан не полностью, и это осознанный пропуск, а не упущение: без судейства неясно, кто подтверждает введённый счёт, кто правит ошибку и кто вызывает пару на стол. Эти вопросы вынесены в отдельный список (QUESTIONS 10) и должны быть закрыты до реализации раздела.</w:t>
       </w:r>
     </w:p>
     <w:p>
@@ -1853,9 +1897,9 @@
         </w:pict>
       </w:r>
     </w:p>
-    <w:bookmarkEnd w:id="70"/>
-    <w:bookmarkEnd w:id="71"/>
-    <w:bookmarkStart w:id="74" w:name="система-рейтинга"/>
+    <w:bookmarkEnd w:id="72"/>
+    <w:bookmarkEnd w:id="73"/>
+    <w:bookmarkStart w:id="76" w:name="система-рейтинга"/>
     <w:p>
       <w:pPr>
         <w:pStyle w:val="Heading2"/>
@@ -1864,7 +1908,7 @@
         <w:t xml:space="preserve">7. Система рейтинга</w:t>
       </w:r>
     </w:p>
-    <w:bookmarkStart w:id="72" w:name="рейтинг-игроков"/>
+    <w:bookmarkStart w:id="74" w:name="рейтинг-игроков"/>
     <w:p>
       <w:pPr>
         <w:pStyle w:val="Heading3"/>
@@ -1889,8 +1933,8 @@
         <w:t xml:space="preserve">Сама методика не выбрана. Её выбор, коэффициенты и стартовое значение рейтинга у нового игрока определяются отдельно (§13.1).</w:t>
       </w:r>
     </w:p>
-    <w:bookmarkEnd w:id="72"/>
-    <w:bookmarkStart w:id="73" w:name="оценка-судей"/>
+    <w:bookmarkEnd w:id="74"/>
+    <w:bookmarkStart w:id="75" w:name="оценка-судей"/>
     <w:p>
       <w:pPr>
         <w:pStyle w:val="Heading3"/>
@@ -1940,9 +1984,9 @@
         </w:pict>
       </w:r>
     </w:p>
-    <w:bookmarkEnd w:id="73"/>
-    <w:bookmarkEnd w:id="74"/>
-    <w:bookmarkStart w:id="78" w:name="онлайн-заявки"/>
+    <w:bookmarkEnd w:id="75"/>
+    <w:bookmarkEnd w:id="76"/>
+    <w:bookmarkStart w:id="80" w:name="онлайн-заявки"/>
     <w:p>
       <w:pPr>
         <w:pStyle w:val="Heading2"/>
@@ -1959,7 +2003,7 @@
         <w:t xml:space="preserve">Попасть в турнир можно двумя путями, и они сильно разной тяжести.</w:t>
       </w:r>
     </w:p>
-    <w:bookmarkStart w:id="75" w:name="запись-на-лигу-и-любительский-турнир"/>
+    <w:bookmarkStart w:id="77" w:name="запись-на-лигу-и-любительский-турнир"/>
     <w:p>
       <w:pPr>
         <w:pStyle w:val="Heading3"/>
@@ -2005,8 +2049,8 @@
         <w:t xml:space="preserve">Так и должно быть: клубный турнир не требует проверки допуска, и обставлять его бумагами значит закрыть систему для тех, ради кого она делается (§4.1).</w:t>
       </w:r>
     </w:p>
-    <w:bookmarkEnd w:id="75"/>
-    <w:bookmarkStart w:id="76" w:name="заявка-на-республиканский-турнир"/>
+    <w:bookmarkEnd w:id="77"/>
+    <w:bookmarkStart w:id="78" w:name="заявка-на-республиканский-турнир"/>
     <w:p>
       <w:pPr>
         <w:pStyle w:val="Heading3"/>
@@ -2133,8 +2177,8 @@
         <w:t xml:space="preserve">Заявки рассматривает главный судья турнира. Отклонённая заявка возвращается с причиной, заявитель правит её и подаёт снова, пока приём заявок не закрыт.</w:t>
       </w:r>
     </w:p>
-    <w:bookmarkEnd w:id="76"/>
-    <w:bookmarkStart w:id="77" w:name="общее-для-обоих-путей"/>
+    <w:bookmarkEnd w:id="78"/>
+    <w:bookmarkStart w:id="79" w:name="общее-для-обоих-путей"/>
     <w:p>
       <w:pPr>
         <w:pStyle w:val="Heading3"/>
@@ -2158,9 +2202,9 @@
         </w:pict>
       </w:r>
     </w:p>
-    <w:bookmarkEnd w:id="77"/>
-    <w:bookmarkEnd w:id="78"/>
-    <w:bookmarkStart w:id="81" w:name="реестры-и-регистрационные-взносы"/>
+    <w:bookmarkEnd w:id="79"/>
+    <w:bookmarkEnd w:id="80"/>
+    <w:bookmarkStart w:id="83" w:name="реестры-и-регистрационные-взносы"/>
     <w:p>
       <w:pPr>
         <w:pStyle w:val="Heading2"/>
@@ -2169,7 +2213,7 @@
         <w:t xml:space="preserve">9. Реестры и регистрационные взносы</w:t>
       </w:r>
     </w:p>
-    <w:bookmarkStart w:id="79" w:name="реестры"/>
+    <w:bookmarkStart w:id="81" w:name="реестры"/>
     <w:p>
       <w:pPr>
         <w:pStyle w:val="Heading3"/>
@@ -2186,8 +2230,8 @@
         <w:t xml:space="preserve">Система ведёт реестры участников. По каждому игроку хранятся профиль, разряд, клуб, тренер и рейтинг с историей. По судье хранятся профиль, категория, история судейства и оценка (§7.2), а по тренеру ведутся профиль, подопечные и права подачи заявок. Отдельно ведётся реестр организаций: спортшколы, клубы и федерации регионов.</w:t>
       </w:r>
     </w:p>
-    <w:bookmarkEnd w:id="79"/>
-    <w:bookmarkStart w:id="80" w:name="ежегодный-регистрационный-взнос"/>
+    <w:bookmarkEnd w:id="81"/>
+    <w:bookmarkStart w:id="82" w:name="ежегодный-регистрационный-взнос"/>
     <w:p>
       <w:pPr>
         <w:pStyle w:val="Heading3"/>
@@ -2237,9 +2281,9 @@
         </w:pict>
       </w:r>
     </w:p>
-    <w:bookmarkEnd w:id="80"/>
-    <w:bookmarkEnd w:id="81"/>
-    <w:bookmarkStart w:id="82" w:name="мобильное-приложение-игрока-android-ios"/>
+    <w:bookmarkEnd w:id="82"/>
+    <w:bookmarkEnd w:id="83"/>
+    <w:bookmarkStart w:id="84" w:name="мобильное-приложение-игрока-android-ios"/>
     <w:p>
       <w:pPr>
         <w:pStyle w:val="Heading2"/>
@@ -2271,8 +2315,8 @@
         </w:pict>
       </w:r>
     </w:p>
-    <w:bookmarkEnd w:id="82"/>
-    <w:bookmarkStart w:id="83" w:name="технологические-принципы"/>
+    <w:bookmarkEnd w:id="84"/>
+    <w:bookmarkStart w:id="85" w:name="технологические-принципы"/>
     <w:p>
       <w:pPr>
         <w:pStyle w:val="Heading2"/>
@@ -2304,8 +2348,8 @@
         </w:pict>
       </w:r>
     </w:p>
-    <w:bookmarkEnd w:id="83"/>
-    <w:bookmarkStart w:id="84" w:name="нефункциональные-требования"/>
+    <w:bookmarkEnd w:id="85"/>
+    <w:bookmarkStart w:id="86" w:name="нефункциональные-требования"/>
     <w:p>
       <w:pPr>
         <w:pStyle w:val="Heading2"/>
@@ -2429,8 +2473,8 @@
         </w:pict>
       </w:r>
     </w:p>
-    <w:bookmarkEnd w:id="84"/>
-    <w:bookmarkStart w:id="87" w:name="этапы-разработки"/>
+    <w:bookmarkEnd w:id="86"/>
+    <w:bookmarkStart w:id="89" w:name="этапы-разработки"/>
     <w:p>
       <w:pPr>
         <w:pStyle w:val="Heading2"/>
@@ -2439,7 +2483,7 @@
         <w:t xml:space="preserve">13. Этапы разработки</w:t>
       </w:r>
     </w:p>
-    <w:bookmarkStart w:id="85" w:name="порядок-работы-по-этапам"/>
+    <w:bookmarkStart w:id="87" w:name="порядок-работы-по-этапам"/>
     <w:p>
       <w:pPr>
         <w:pStyle w:val="Heading3"/>
@@ -2482,8 +2526,8 @@
         <w:t xml:space="preserve">По ходу текста встречаются прямые отсылки к этому порядку. Так помечены места, где решение осознанно не принято: методика рейтинга, границы правки результата, разрешение расхождений при обрыве связи, площадка хранения персональных данных, ход турниров без судей на столах. Это не пробелы, а вопросы, которые честнее решить с фактами на руках, чем угадать сейчас и переделывать позже.</w:t>
       </w:r>
     </w:p>
-    <w:bookmarkEnd w:id="85"/>
-    <w:bookmarkStart w:id="86" w:name="план"/>
+    <w:bookmarkEnd w:id="87"/>
+    <w:bookmarkStart w:id="88" w:name="план"/>
     <w:p>
       <w:pPr>
         <w:pStyle w:val="Heading3"/>
@@ -2971,8 +3015,8 @@
         </w:tc>
       </w:tr>
     </w:tbl>
-    <w:bookmarkEnd w:id="86"/>
-    <w:bookmarkEnd w:id="87"/>
+    <w:bookmarkEnd w:id="88"/>
+    <w:bookmarkEnd w:id="89"/>
     <w:sectPr>
       <w:footerReference r:id="rId40" w:type="default"/>
       <w:footnotePr>

--- a/ТЗ_ФНТ_РК.docx
+++ b/ТЗ_ФНТ_РК.docx
@@ -1887,7 +1887,23 @@
         <w:pStyle w:val="BodyText"/>
       </w:pPr>
       <w:r>
-        <w:t xml:space="preserve">Порядок здесь описан не полностью, и это осознанный пропуск, а не упущение: без судейства неясно, кто подтверждает введённый счёт, кто правит ошибку и кто вызывает пару на стол. Эти вопросы вынесены в отдельный список (QUESTIONS 10) и должны быть закрыты до реализации раздела.</w:t>
+        <w:t xml:space="preserve">Счёт вводит один игрок, второй его подтверждает со своего устройства, и только после подтверждения результат считается зафиксированным. Односторонний ввод результатом не становится.</w:t>
+      </w:r>
+    </w:p>
+    <w:p>
+      <w:pPr>
+        <w:pStyle w:val="BodyText"/>
+      </w:pPr>
+      <w:r>
+        <w:t xml:space="preserve">Главный судья турнира на таких турнирах есть: он следит за ходом соревнования, вызывает пары на стол и решает спор, если второй игрок счёт не подтверждает. Его решение фиксирует результат. Отличие от республиканских турниров не в отсутствии судейства, а в том, что судей на столах нет и судейская коллегия не участвует.</w:t>
+      </w:r>
+    </w:p>
+    <w:p>
+      <w:pPr>
+        <w:pStyle w:val="BodyText"/>
+      </w:pPr>
+      <w:r>
+        <w:t xml:space="preserve">Открытым остаётся один вопрос: кто назначает главного судью на лигу и любительский турнир. Конкурс заявок судей (§4.3) проводит судейская коллегия, а в этих категориях она не участвует (§4.1), поэтому механизм назначения нужно определить отдельно (QUESTIONS 10.1).</w:t>
       </w:r>
     </w:p>
     <w:p>

--- a/ТЗ_ФНТ_РК.docx
+++ b/ТЗ_ФНТ_РК.docx
@@ -2299,7 +2299,7 @@
     </w:p>
     <w:bookmarkEnd w:id="82"/>
     <w:bookmarkEnd w:id="83"/>
-    <w:bookmarkStart w:id="84" w:name="мобильное-приложение-игрока-android-ios"/>
+    <w:bookmarkStart w:id="85" w:name="мобильное-приложение-игрока-android-ios"/>
     <w:p>
       <w:pPr>
         <w:pStyle w:val="Heading2"/>
@@ -2313,7 +2313,7 @@
         <w:pStyle w:val="FirstParagraph"/>
       </w:pPr>
       <w:r>
-        <w:t xml:space="preserve">Помимо сайта, игроку доступно нативное приложение под Android и iOS как дополнительный удобный канал; болельщики и гости пользуются публичным сайтом. В приложении игрок видит свой профиль и рейтинг, свои турниры и матчи (ближайший турнир, статус заявки, текущий матч), может подать заявку и следить за матчами в реальном времени. Уведомления сообщают о вызове на стол, статусе заявки и результатах.</w:t>
+        <w:t xml:space="preserve">Помимо сайта, игроку доступно нативное приложение под Android и iOS как дополнительный удобный канал; болельщики и гости пользуются публичным сайтом. В приложении игрок видит свой профиль и рейтинг, свои турниры и матчи (ближайший турнир, статус заявки, текущий матч), может подать заявку и следить за матчами в реальном времени.</w:t>
       </w:r>
     </w:p>
     <w:p>
@@ -2324,21 +2324,13 @@
         <w:t xml:space="preserve">Данные и вход общие с сайтом.</w:t>
       </w:r>
     </w:p>
-    <w:p>
-      <w:r>
-        <w:pict>
-          <v:rect style="width:0;height:1.5pt" o:hralign="center" o:hrstd="t" o:hr="t"/>
-        </w:pict>
-      </w:r>
-    </w:p>
-    <w:bookmarkEnd w:id="84"/>
-    <w:bookmarkStart w:id="85" w:name="технологические-принципы"/>
-    <w:p>
-      <w:pPr>
-        <w:pStyle w:val="Heading2"/>
-      </w:pPr>
-      <w:r>
-        <w:t xml:space="preserve">11. Технологические принципы</w:t>
+    <w:bookmarkStart w:id="84" w:name="push-уведомления"/>
+    <w:p>
+      <w:pPr>
+        <w:pStyle w:val="Heading3"/>
+      </w:pPr>
+      <w:r>
+        <w:t xml:space="preserve">10.1. Push-уведомления</w:t>
       </w:r>
     </w:p>
     <w:p>
@@ -2346,218 +2338,7 @@
         <w:pStyle w:val="FirstParagraph"/>
       </w:pPr>
       <w:r>
-        <w:t xml:space="preserve">Технические решения описаны на уровне принципов, без деталей реализации. Продукт это адаптивное веб-приложение; обновления мгновенные, счёт в реальном времени и панели судей отражают изменения без перезагрузки страницы. Три языка заложены с первой версии. Доступ разграничен по ролям, соединение защищено, пароли хранятся зашифрованными. Документы и фотографии хранятся с ежедневными резервными копиями. Конструктор сеток и методика рейтинга меняются настройками, без переписывания системы.</w:t>
-      </w:r>
-    </w:p>
-    <w:p>
-      <w:pPr>
-        <w:pStyle w:val="BodyText"/>
-      </w:pPr>
-      <w:r>
-        <w:t xml:space="preserve">Где физически хранятся персональные данные и приложенные к заявкам документы, здесь не решается. Закон РК №94-V предъявляет к этому требования, и выбор площадки делается по итогам отдельной проработки вместе с федерацией (§13.1), а не по умолчанию в пользу первого удобного облака.</w:t>
-      </w:r>
-    </w:p>
-    <w:p>
-      <w:r>
-        <w:pict>
-          <v:rect style="width:0;height:1.5pt" o:hralign="center" o:hrstd="t" o:hr="t"/>
-        </w:pict>
-      </w:r>
-    </w:p>
-    <w:bookmarkEnd w:id="85"/>
-    <w:bookmarkStart w:id="86" w:name="нефункциональные-требования"/>
-    <w:p>
-      <w:pPr>
-        <w:pStyle w:val="Heading2"/>
-      </w:pPr>
-      <w:r>
-        <w:t xml:space="preserve">12. Нефункциональные требования</w:t>
-      </w:r>
-    </w:p>
-    <w:p>
-      <w:pPr>
-        <w:pStyle w:val="Compact"/>
-        <w:numPr>
-          <w:ilvl w:val="0"/>
-          <w:numId w:val="1002"/>
-        </w:numPr>
-      </w:pPr>
-      <w:r>
-        <w:t xml:space="preserve">Счёт обновляется в реальном времени, загрузка страницы быстрая, рейтинг-таблица до 500 игроков открывается постранично.</w:t>
-      </w:r>
-    </w:p>
-    <w:p>
-      <w:pPr>
-        <w:pStyle w:val="Compact"/>
-        <w:numPr>
-          <w:ilvl w:val="0"/>
-          <w:numId w:val="1002"/>
-        </w:numPr>
-      </w:pPr>
-      <w:r>
-        <w:t xml:space="preserve">Резервное копирование ежедневное, целевая доступность 99,5% в месяц, результаты матчей не удаляются.</w:t>
-      </w:r>
-    </w:p>
-    <w:p>
-      <w:pPr>
-        <w:pStyle w:val="Compact"/>
-        <w:numPr>
-          <w:ilvl w:val="0"/>
-          <w:numId w:val="1002"/>
-        </w:numPr>
-      </w:pPr>
-      <w:r>
-        <w:t xml:space="preserve">Соединение защищённое, пароли хранятся зашифрованными, доступ по ролям, соблюдается Закон РК №94-V.</w:t>
-      </w:r>
-    </w:p>
-    <w:p>
-      <w:pPr>
-        <w:pStyle w:val="Compact"/>
-        <w:numPr>
-          <w:ilvl w:val="0"/>
-          <w:numId w:val="1002"/>
-        </w:numPr>
-      </w:pPr>
-      <w:r>
-        <w:t xml:space="preserve">Система именная: каждое значимое действие записывается вместе с тем, кто его совершил и когда. Видно не только текущее состояние, но и кто его создал: кто завёл турнир, кто утвердил систему проведения, кто ввёл и кто исправил счёт, кто отметил оплату взноса. Записи журнала не редактируются и не удаляются, поэтому полный доступ федерации (§2) не создаёт анонимных действий.</w:t>
-      </w:r>
-    </w:p>
-    <w:p>
-      <w:pPr>
-        <w:pStyle w:val="Compact"/>
-        <w:numPr>
-          <w:ilvl w:val="0"/>
-          <w:numId w:val="1002"/>
-        </w:numPr>
-      </w:pPr>
-      <w:r>
-        <w:t xml:space="preserve">Веб-платформа адаптивная и полноценно работает и в десктоп-версии, и в мобильной, подстраиваясь под размер экрана. Администратор и оба главных судьи работают преимущественно с десктопа, судья стола с мобильного устройства, а игроки, тренеры и зрители пользуются любой из версий на своё усмотрение.</w:t>
-      </w:r>
-    </w:p>
-    <w:p>
-      <w:pPr>
-        <w:pStyle w:val="Compact"/>
-        <w:numPr>
-          <w:ilvl w:val="0"/>
-          <w:numId w:val="1002"/>
-        </w:numPr>
-      </w:pPr>
-      <w:r>
-        <w:t xml:space="preserve">Интерфейс судьи адаптивный и работает на любом устройстве, сайт можно добавить на главный экран.</w:t>
-      </w:r>
-    </w:p>
-    <w:p>
-      <w:pPr>
-        <w:pStyle w:val="Compact"/>
-        <w:numPr>
-          <w:ilvl w:val="0"/>
-          <w:numId w:val="1002"/>
-        </w:numPr>
-      </w:pPr>
-      <w:r>
-        <w:t xml:space="preserve">При обрыве сети приложение судьи продолжает работать локально и постоянно пытается восстановить связь; после восстановления накопленные события уходят на сервер. Как разрешается расхождение, если во время обрыва один и тот же матч изменили с двух устройств, определяется отдельно (§13.1): без явного правила «синхронизация без потерь» остаётся обещанием, а не свойством.</w:t>
-      </w:r>
-    </w:p>
-    <w:p>
-      <w:pPr>
-        <w:pStyle w:val="Compact"/>
-        <w:numPr>
-          <w:ilvl w:val="0"/>
-          <w:numId w:val="1002"/>
-        </w:numPr>
-      </w:pPr>
-      <w:r>
-        <w:t xml:space="preserve">Счёт в реальном времени работает на нескольких столах одновременно.</w:t>
-      </w:r>
-    </w:p>
-    <w:p>
-      <w:pPr>
-        <w:pStyle w:val="Compact"/>
-        <w:numPr>
-          <w:ilvl w:val="0"/>
-          <w:numId w:val="1002"/>
-        </w:numPr>
-      </w:pPr>
-      <w:r>
-        <w:t xml:space="preserve">Поддерживаются три языка (RU, KZ, EN), казахский в кириллице и латинице.</w:t>
-      </w:r>
-    </w:p>
-    <w:p>
-      <w:r>
-        <w:pict>
-          <v:rect style="width:0;height:1.5pt" o:hralign="center" o:hrstd="t" o:hr="t"/>
-        </w:pict>
-      </w:r>
-    </w:p>
-    <w:bookmarkEnd w:id="86"/>
-    <w:bookmarkStart w:id="89" w:name="этапы-разработки"/>
-    <w:p>
-      <w:pPr>
-        <w:pStyle w:val="Heading2"/>
-      </w:pPr>
-      <w:r>
-        <w:t xml:space="preserve">13. Этапы разработки</w:t>
-      </w:r>
-    </w:p>
-    <w:bookmarkStart w:id="87" w:name="порядок-работы-по-этапам"/>
-    <w:p>
-      <w:pPr>
-        <w:pStyle w:val="Heading3"/>
-      </w:pPr>
-      <w:r>
-        <w:t xml:space="preserve">13.1. Порядок работы по этапам</w:t>
-      </w:r>
-    </w:p>
-    <w:p>
-      <w:pPr>
-        <w:pStyle w:val="FirstParagraph"/>
-      </w:pPr>
-      <w:r>
-        <w:rPr>
-          <w:b/>
-          <w:bCs/>
-        </w:rPr>
-        <w:t xml:space="preserve">Настоящий документ является общим техническим заданием.</w:t>
-      </w:r>
-      <w:r>
-        <w:t xml:space="preserve"> </w:t>
-      </w:r>
-      <w:r>
-        <w:t xml:space="preserve">Он описывает систему в целом, задаёт рамку работ и состав того, что должно получиться. Довести его сразу до уровня отдельных шагов невозможно: значительная часть решений выясняется только при обследовании и интервью с теми, кто будет системой пользоваться.</w:t>
-      </w:r>
-    </w:p>
-    <w:p>
-      <w:pPr>
-        <w:pStyle w:val="BodyText"/>
-      </w:pPr>
-      <w:r>
-        <w:t xml:space="preserve">Поэтому по каждому этапу из плана ниже работа идёт так. Перед началом этапа исполнитель проводит обследование, интервью с ключевыми пользователями и анализ, после чего пишет отдельное подробное техническое задание на этот этап, с детализацией до шагов. Такое задание согласуется с заказчиком, и только после согласования этап берётся в разработку. Настоящее задание остаётся рамочным и не подменяется.</w:t>
-      </w:r>
-    </w:p>
-    <w:p>
-      <w:pPr>
-        <w:pStyle w:val="BodyText"/>
-      </w:pPr>
-      <w:r>
-        <w:t xml:space="preserve">По ходу текста встречаются прямые отсылки к этому порядку. Так помечены места, где решение осознанно не принято: методика рейтинга, границы правки результата, разрешение расхождений при обрыве связи, площадка хранения персональных данных, ход турниров без судей на столах. Это не пробелы, а вопросы, которые честнее решить с фактами на руках, чем угадать сейчас и переделывать позже.</w:t>
-      </w:r>
-    </w:p>
-    <w:bookmarkEnd w:id="87"/>
-    <w:bookmarkStart w:id="88" w:name="план"/>
-    <w:p>
-      <w:pPr>
-        <w:pStyle w:val="Heading3"/>
-      </w:pPr>
-      <w:r>
-        <w:t xml:space="preserve">13.2. План</w:t>
-      </w:r>
-    </w:p>
-    <w:p>
-      <w:pPr>
-        <w:pStyle w:val="FirstParagraph"/>
-      </w:pPr>
-      <w:r>
-        <w:t xml:space="preserve">Помесячный план на 12 месяцев.</w:t>
+        <w:t xml:space="preserve">Уведомление приходит в тот момент, когда от человека требуется действие или когда решение принято не им.</w:t>
       </w:r>
     </w:p>
     <w:tbl>
@@ -2583,6 +2364,547 @@
               <w:pStyle w:val="Compact"/>
             </w:pPr>
             <w:r>
+              <w:t xml:space="preserve">Событие</w:t>
+            </w:r>
+          </w:p>
+        </w:tc>
+        <w:tc>
+          <w:tcPr/>
+          <w:p>
+            <w:pPr>
+              <w:pStyle w:val="Compact"/>
+            </w:pPr>
+            <w:r>
+              <w:t xml:space="preserve">Кому</w:t>
+            </w:r>
+          </w:p>
+        </w:tc>
+        <w:tc>
+          <w:tcPr/>
+          <w:p>
+            <w:pPr>
+              <w:pStyle w:val="Compact"/>
+            </w:pPr>
+            <w:r>
+              <w:t xml:space="preserve">Зачем</w:t>
+            </w:r>
+          </w:p>
+        </w:tc>
+      </w:tr>
+      <w:tr>
+        <w:tc>
+          <w:tcPr/>
+          <w:p>
+            <w:pPr>
+              <w:pStyle w:val="Compact"/>
+            </w:pPr>
+            <w:r>
+              <w:t xml:space="preserve">Решение по заявке на судейство</w:t>
+            </w:r>
+          </w:p>
+        </w:tc>
+        <w:tc>
+          <w:tcPr/>
+          <w:p>
+            <w:pPr>
+              <w:pStyle w:val="Compact"/>
+            </w:pPr>
+            <w:r>
+              <w:t xml:space="preserve">судье, подавшему заявку</w:t>
+            </w:r>
+          </w:p>
+        </w:tc>
+        <w:tc>
+          <w:tcPr/>
+          <w:p>
+            <w:pPr>
+              <w:pStyle w:val="Compact"/>
+            </w:pPr>
+            <w:r>
+              <w:t xml:space="preserve">выбран он или нет; при отказе можно подать снова, пока приём открыт (§4.3)</w:t>
+            </w:r>
+          </w:p>
+        </w:tc>
+      </w:tr>
+      <w:tr>
+        <w:tc>
+          <w:tcPr/>
+          <w:p>
+            <w:pPr>
+              <w:pStyle w:val="Compact"/>
+            </w:pPr>
+            <w:r>
+              <w:t xml:space="preserve">Система проведения утверждена или возвращена</w:t>
+            </w:r>
+          </w:p>
+        </w:tc>
+        <w:tc>
+          <w:tcPr/>
+          <w:p>
+            <w:pPr>
+              <w:pStyle w:val="Compact"/>
+            </w:pPr>
+            <w:r>
+              <w:t xml:space="preserve">главному судье турнира</w:t>
+            </w:r>
+          </w:p>
+        </w:tc>
+        <w:tc>
+          <w:tcPr/>
+          <w:p>
+            <w:pPr>
+              <w:pStyle w:val="Compact"/>
+            </w:pPr>
+            <w:r>
+              <w:t xml:space="preserve">возврат требует правок, без них турнир не публикуется (§4.5)</w:t>
+            </w:r>
+          </w:p>
+        </w:tc>
+      </w:tr>
+      <w:tr>
+        <w:tc>
+          <w:tcPr/>
+          <w:p>
+            <w:pPr>
+              <w:pStyle w:val="Compact"/>
+            </w:pPr>
+            <w:r>
+              <w:t xml:space="preserve">Заявка принята или отклонена</w:t>
+            </w:r>
+          </w:p>
+        </w:tc>
+        <w:tc>
+          <w:tcPr/>
+          <w:p>
+            <w:pPr>
+              <w:pStyle w:val="Compact"/>
+            </w:pPr>
+            <w:r>
+              <w:t xml:space="preserve">заявителю: игроку или тренеру</w:t>
+            </w:r>
+          </w:p>
+        </w:tc>
+        <w:tc>
+          <w:tcPr/>
+          <w:p>
+            <w:pPr>
+              <w:pStyle w:val="Compact"/>
+            </w:pPr>
+            <w:r>
+              <w:t xml:space="preserve">при отказе заявку правят и подают снова (§8)</w:t>
+            </w:r>
+          </w:p>
+        </w:tc>
+      </w:tr>
+      <w:tr>
+        <w:tc>
+          <w:tcPr/>
+          <w:p>
+            <w:pPr>
+              <w:pStyle w:val="Compact"/>
+            </w:pPr>
+            <w:r>
+              <w:t xml:space="preserve">Пара вызвана на стол</w:t>
+            </w:r>
+          </w:p>
+        </w:tc>
+        <w:tc>
+          <w:tcPr/>
+          <w:p>
+            <w:pPr>
+              <w:pStyle w:val="Compact"/>
+            </w:pPr>
+            <w:r>
+              <w:t xml:space="preserve">обоим игрокам и судье стола</w:t>
+            </w:r>
+          </w:p>
+        </w:tc>
+        <w:tc>
+          <w:tcPr/>
+          <w:p>
+            <w:pPr>
+              <w:pStyle w:val="Compact"/>
+            </w:pPr>
+            <w:r>
+              <w:t xml:space="preserve">матч начинается сейчас; судья получает вызов мгновенно (§4.6)</w:t>
+            </w:r>
+          </w:p>
+        </w:tc>
+      </w:tr>
+      <w:tr>
+        <w:tc>
+          <w:tcPr/>
+          <w:p>
+            <w:pPr>
+              <w:pStyle w:val="Compact"/>
+            </w:pPr>
+            <w:r>
+              <w:t xml:space="preserve">Счёт введён соперником</w:t>
+            </w:r>
+          </w:p>
+        </w:tc>
+        <w:tc>
+          <w:tcPr/>
+          <w:p>
+            <w:pPr>
+              <w:pStyle w:val="Compact"/>
+            </w:pPr>
+            <w:r>
+              <w:t xml:space="preserve">второму игроку</w:t>
+            </w:r>
+          </w:p>
+        </w:tc>
+        <w:tc>
+          <w:tcPr/>
+          <w:p>
+            <w:pPr>
+              <w:pStyle w:val="Compact"/>
+            </w:pPr>
+            <w:r>
+              <w:t xml:space="preserve">без его подтверждения результат не фиксируется (§6.4)</w:t>
+            </w:r>
+          </w:p>
+        </w:tc>
+      </w:tr>
+      <w:tr>
+        <w:tc>
+          <w:tcPr/>
+          <w:p>
+            <w:pPr>
+              <w:pStyle w:val="Compact"/>
+            </w:pPr>
+            <w:r>
+              <w:t xml:space="preserve">Турнир завершён, рейтинг пересчитан</w:t>
+            </w:r>
+          </w:p>
+        </w:tc>
+        <w:tc>
+          <w:tcPr/>
+          <w:p>
+            <w:pPr>
+              <w:pStyle w:val="Compact"/>
+            </w:pPr>
+            <w:r>
+              <w:t xml:space="preserve">участникам турнира</w:t>
+            </w:r>
+          </w:p>
+        </w:tc>
+        <w:tc>
+          <w:tcPr/>
+          <w:p>
+            <w:pPr>
+              <w:pStyle w:val="Compact"/>
+            </w:pPr>
+            <w:r>
+              <w:t xml:space="preserve">результат и новый рейтинг (§7.1)</w:t>
+            </w:r>
+          </w:p>
+        </w:tc>
+      </w:tr>
+      <w:tr>
+        <w:tc>
+          <w:tcPr/>
+          <w:p>
+            <w:pPr>
+              <w:pStyle w:val="Compact"/>
+            </w:pPr>
+            <w:r>
+              <w:t xml:space="preserve">Турнир отменён или перенесён</w:t>
+            </w:r>
+          </w:p>
+        </w:tc>
+        <w:tc>
+          <w:tcPr/>
+          <w:p>
+            <w:pPr>
+              <w:pStyle w:val="Compact"/>
+            </w:pPr>
+            <w:r>
+              <w:t xml:space="preserve">всем, кто подал заявку</w:t>
+            </w:r>
+          </w:p>
+        </w:tc>
+        <w:tc>
+          <w:tcPr/>
+          <w:p>
+            <w:pPr>
+              <w:pStyle w:val="Compact"/>
+            </w:pPr>
+            <w:r>
+              <w:t xml:space="preserve">заявки сохраняются (§4.3)</w:t>
+            </w:r>
+          </w:p>
+        </w:tc>
+      </w:tr>
+    </w:tbl>
+    <w:p>
+      <w:pPr>
+        <w:pStyle w:val="BodyText"/>
+      </w:pPr>
+      <w:r>
+        <w:t xml:space="preserve">Приложение есть только у игрока (§10). Судьи, тренеры и председатель судейской коллегии работают с адаптивного сайта, а доставка push в браузер это отдельная технология со своими ограничениями. Куда именно приходят уведомления этим ролям и можно ли их отключать, определяется отдельно (QUESTIONS 11).</w:t>
+      </w:r>
+    </w:p>
+    <w:p>
+      <w:r>
+        <w:pict>
+          <v:rect style="width:0;height:1.5pt" o:hralign="center" o:hrstd="t" o:hr="t"/>
+        </w:pict>
+      </w:r>
+    </w:p>
+    <w:bookmarkEnd w:id="84"/>
+    <w:bookmarkEnd w:id="85"/>
+    <w:bookmarkStart w:id="86" w:name="технологические-принципы"/>
+    <w:p>
+      <w:pPr>
+        <w:pStyle w:val="Heading2"/>
+      </w:pPr>
+      <w:r>
+        <w:t xml:space="preserve">11. Технологические принципы</w:t>
+      </w:r>
+    </w:p>
+    <w:p>
+      <w:pPr>
+        <w:pStyle w:val="FirstParagraph"/>
+      </w:pPr>
+      <w:r>
+        <w:t xml:space="preserve">Технические решения описаны на уровне принципов, без деталей реализации. Продукт это адаптивное веб-приложение; обновления мгновенные, счёт в реальном времени и панели судей отражают изменения без перезагрузки страницы. Три языка заложены с первой версии. Доступ разграничен по ролям, соединение защищено, пароли хранятся зашифрованными. Документы и фотографии хранятся с ежедневными резервными копиями. Конструктор сеток и методика рейтинга меняются настройками, без переписывания системы.</w:t>
+      </w:r>
+    </w:p>
+    <w:p>
+      <w:pPr>
+        <w:pStyle w:val="BodyText"/>
+      </w:pPr>
+      <w:r>
+        <w:t xml:space="preserve">Где физически хранятся персональные данные и приложенные к заявкам документы, здесь не решается. Закон РК №94-V предъявляет к этому требования, и выбор площадки делается по итогам отдельной проработки вместе с федерацией (§13.1), а не по умолчанию в пользу первого удобного облака.</w:t>
+      </w:r>
+    </w:p>
+    <w:p>
+      <w:r>
+        <w:pict>
+          <v:rect style="width:0;height:1.5pt" o:hralign="center" o:hrstd="t" o:hr="t"/>
+        </w:pict>
+      </w:r>
+    </w:p>
+    <w:bookmarkEnd w:id="86"/>
+    <w:bookmarkStart w:id="87" w:name="нефункциональные-требования"/>
+    <w:p>
+      <w:pPr>
+        <w:pStyle w:val="Heading2"/>
+      </w:pPr>
+      <w:r>
+        <w:t xml:space="preserve">12. Нефункциональные требования</w:t>
+      </w:r>
+    </w:p>
+    <w:p>
+      <w:pPr>
+        <w:pStyle w:val="Compact"/>
+        <w:numPr>
+          <w:ilvl w:val="0"/>
+          <w:numId w:val="1002"/>
+        </w:numPr>
+      </w:pPr>
+      <w:r>
+        <w:t xml:space="preserve">Счёт обновляется в реальном времени, загрузка страницы быстрая, рейтинг-таблица до 500 игроков открывается постранично.</w:t>
+      </w:r>
+    </w:p>
+    <w:p>
+      <w:pPr>
+        <w:pStyle w:val="Compact"/>
+        <w:numPr>
+          <w:ilvl w:val="0"/>
+          <w:numId w:val="1002"/>
+        </w:numPr>
+      </w:pPr>
+      <w:r>
+        <w:t xml:space="preserve">Резервное копирование ежедневное, целевая доступность 99,5% в месяц, результаты матчей не удаляются.</w:t>
+      </w:r>
+    </w:p>
+    <w:p>
+      <w:pPr>
+        <w:pStyle w:val="Compact"/>
+        <w:numPr>
+          <w:ilvl w:val="0"/>
+          <w:numId w:val="1002"/>
+        </w:numPr>
+      </w:pPr>
+      <w:r>
+        <w:t xml:space="preserve">Соединение защищённое, пароли хранятся зашифрованными, доступ по ролям, соблюдается Закон РК №94-V.</w:t>
+      </w:r>
+    </w:p>
+    <w:p>
+      <w:pPr>
+        <w:pStyle w:val="Compact"/>
+        <w:numPr>
+          <w:ilvl w:val="0"/>
+          <w:numId w:val="1002"/>
+        </w:numPr>
+      </w:pPr>
+      <w:r>
+        <w:t xml:space="preserve">Система именная: каждое значимое действие записывается вместе с тем, кто его совершил и когда. Видно не только текущее состояние, но и кто его создал: кто завёл турнир, кто утвердил систему проведения, кто ввёл и кто исправил счёт, кто отметил оплату взноса. Записи журнала не редактируются и не удаляются, поэтому полный доступ федерации (§2) не создаёт анонимных действий.</w:t>
+      </w:r>
+    </w:p>
+    <w:p>
+      <w:pPr>
+        <w:pStyle w:val="Compact"/>
+        <w:numPr>
+          <w:ilvl w:val="0"/>
+          <w:numId w:val="1002"/>
+        </w:numPr>
+      </w:pPr>
+      <w:r>
+        <w:t xml:space="preserve">Веб-платформа адаптивная и полноценно работает и в десктоп-версии, и в мобильной, подстраиваясь под размер экрана. Администратор и оба главных судьи работают преимущественно с десктопа, судья стола с мобильного устройства, а игроки, тренеры и зрители пользуются любой из версий на своё усмотрение.</w:t>
+      </w:r>
+    </w:p>
+    <w:p>
+      <w:pPr>
+        <w:pStyle w:val="Compact"/>
+        <w:numPr>
+          <w:ilvl w:val="0"/>
+          <w:numId w:val="1002"/>
+        </w:numPr>
+      </w:pPr>
+      <w:r>
+        <w:t xml:space="preserve">Интерфейс судьи адаптивный и работает на любом устройстве, сайт можно добавить на главный экран.</w:t>
+      </w:r>
+    </w:p>
+    <w:p>
+      <w:pPr>
+        <w:pStyle w:val="Compact"/>
+        <w:numPr>
+          <w:ilvl w:val="0"/>
+          <w:numId w:val="1002"/>
+        </w:numPr>
+      </w:pPr>
+      <w:r>
+        <w:t xml:space="preserve">При обрыве сети приложение судьи продолжает работать локально и постоянно пытается восстановить связь; после восстановления накопленные события уходят на сервер. Как разрешается расхождение, если во время обрыва один и тот же матч изменили с двух устройств, определяется отдельно (§13.1): без явного правила «синхронизация без потерь» остаётся обещанием, а не свойством.</w:t>
+      </w:r>
+    </w:p>
+    <w:p>
+      <w:pPr>
+        <w:pStyle w:val="Compact"/>
+        <w:numPr>
+          <w:ilvl w:val="0"/>
+          <w:numId w:val="1002"/>
+        </w:numPr>
+      </w:pPr>
+      <w:r>
+        <w:t xml:space="preserve">Счёт в реальном времени работает на нескольких столах одновременно.</w:t>
+      </w:r>
+    </w:p>
+    <w:p>
+      <w:pPr>
+        <w:pStyle w:val="Compact"/>
+        <w:numPr>
+          <w:ilvl w:val="0"/>
+          <w:numId w:val="1002"/>
+        </w:numPr>
+      </w:pPr>
+      <w:r>
+        <w:t xml:space="preserve">Поддерживаются три языка (RU, KZ, EN), казахский в кириллице и латинице.</w:t>
+      </w:r>
+    </w:p>
+    <w:p>
+      <w:r>
+        <w:pict>
+          <v:rect style="width:0;height:1.5pt" o:hralign="center" o:hrstd="t" o:hr="t"/>
+        </w:pict>
+      </w:r>
+    </w:p>
+    <w:bookmarkEnd w:id="87"/>
+    <w:bookmarkStart w:id="90" w:name="этапы-разработки"/>
+    <w:p>
+      <w:pPr>
+        <w:pStyle w:val="Heading2"/>
+      </w:pPr>
+      <w:r>
+        <w:t xml:space="preserve">13. Этапы разработки</w:t>
+      </w:r>
+    </w:p>
+    <w:bookmarkStart w:id="88" w:name="порядок-работы-по-этапам"/>
+    <w:p>
+      <w:pPr>
+        <w:pStyle w:val="Heading3"/>
+      </w:pPr>
+      <w:r>
+        <w:t xml:space="preserve">13.1. Порядок работы по этапам</w:t>
+      </w:r>
+    </w:p>
+    <w:p>
+      <w:pPr>
+        <w:pStyle w:val="FirstParagraph"/>
+      </w:pPr>
+      <w:r>
+        <w:rPr>
+          <w:b/>
+          <w:bCs/>
+        </w:rPr>
+        <w:t xml:space="preserve">Настоящий документ является общим техническим заданием.</w:t>
+      </w:r>
+      <w:r>
+        <w:t xml:space="preserve"> </w:t>
+      </w:r>
+      <w:r>
+        <w:t xml:space="preserve">Он описывает систему в целом, задаёт рамку работ и состав того, что должно получиться. Довести его сразу до уровня отдельных шагов невозможно: значительная часть решений выясняется только при обследовании и интервью с теми, кто будет системой пользоваться.</w:t>
+      </w:r>
+    </w:p>
+    <w:p>
+      <w:pPr>
+        <w:pStyle w:val="BodyText"/>
+      </w:pPr>
+      <w:r>
+        <w:t xml:space="preserve">Поэтому по каждому этапу из плана ниже работа идёт так. Перед началом этапа исполнитель проводит обследование, интервью с ключевыми пользователями и анализ, после чего пишет отдельное подробное техническое задание на этот этап, с детализацией до шагов. Такое задание согласуется с заказчиком, и только после согласования этап берётся в разработку. Настоящее задание остаётся рамочным и не подменяется.</w:t>
+      </w:r>
+    </w:p>
+    <w:p>
+      <w:pPr>
+        <w:pStyle w:val="BodyText"/>
+      </w:pPr>
+      <w:r>
+        <w:t xml:space="preserve">По ходу текста встречаются прямые отсылки к этому порядку. Так помечены места, где решение осознанно не принято: методика рейтинга, границы правки результата, разрешение расхождений при обрыве связи, площадка хранения персональных данных, ход турниров без судей на столах. Это не пробелы, а вопросы, которые честнее решить с фактами на руках, чем угадать сейчас и переделывать позже.</w:t>
+      </w:r>
+    </w:p>
+    <w:bookmarkEnd w:id="88"/>
+    <w:bookmarkStart w:id="89" w:name="план"/>
+    <w:p>
+      <w:pPr>
+        <w:pStyle w:val="Heading3"/>
+      </w:pPr>
+      <w:r>
+        <w:t xml:space="preserve">13.2. План</w:t>
+      </w:r>
+    </w:p>
+    <w:p>
+      <w:pPr>
+        <w:pStyle w:val="FirstParagraph"/>
+      </w:pPr>
+      <w:r>
+        <w:t xml:space="preserve">Помесячный план на 12 месяцев.</w:t>
+      </w:r>
+    </w:p>
+    <w:tbl>
+      <w:tblPr>
+        <w:tblStyle w:val="Table"/>
+        <w:tblW w:type="pct" w:w="5000"/>
+        <w:tblLayout w:type="fixed"/>
+        <w:tblLook w:firstRow="1" w:lastRow="0" w:firstColumn="0" w:lastColumn="0" w:noHBand="0" w:noVBand="0" w:val="0020"/>
+      </w:tblPr>
+      <w:tblGrid>
+        <w:gridCol w:w="2640"/>
+        <w:gridCol w:w="2640"/>
+        <w:gridCol w:w="2640"/>
+      </w:tblGrid>
+      <w:tr>
+        <w:trPr>
+          <w:tblHeader w:val="on"/>
+        </w:trPr>
+        <w:tc>
+          <w:tcPr/>
+          <w:p>
+            <w:pPr>
+              <w:pStyle w:val="Compact"/>
+            </w:pPr>
+            <w:r>
               <w:t xml:space="preserve">Месяц</w:t>
             </w:r>
           </w:p>
@@ -3031,8 +3353,8 @@
         </w:tc>
       </w:tr>
     </w:tbl>
-    <w:bookmarkEnd w:id="88"/>
     <w:bookmarkEnd w:id="89"/>
+    <w:bookmarkEnd w:id="90"/>
     <w:sectPr>
       <w:footerReference r:id="rId40" w:type="default"/>
       <w:footnotePr>

--- a/ТЗ_ФНТ_РК.docx
+++ b/ТЗ_ФНТ_РК.docx
@@ -1446,7 +1446,23 @@
         <w:pStyle w:val="BodyText"/>
       </w:pPr>
       <w:r>
-        <w:t xml:space="preserve">Судейство распределяется через заявки. Турнир открывается для заявок, судьи подают их, а председатель судейской коллегии выбирает одного из заявившихся: в списке заявок видны оценка судьи, его категория и история судейства. Отклонённая заявка возвращается с причиной, и судья может подать её снова, пока приём открыт.</w:t>
+        <w:t xml:space="preserve">Судейство распределяется через заявки, и происходит это до публикации турнира: пока главный судья не назначен, заявки игроков рассматривать некому (§8).</w:t>
+      </w:r>
+    </w:p>
+    <w:p>
+      <w:pPr>
+        <w:pStyle w:val="BodyText"/>
+      </w:pPr>
+      <w:r>
+        <w:t xml:space="preserve">Председатель судейской коллегии открывает приём заявок. Судья видит список турниров, открытых для заявок на судейство, и подаёт заявку на выбранный. Поданные заявки собираются в списке у коллегии, где по каждой видны оценка судьи, его категория и история судейства. Председатель выбирает одного из заявившихся, и он становится главным судьёй турнира. Решение уходит заявителю уведомлением (§10.1). Отклонённая заявка возвращается с причиной, и судья может подать её снова, пока приём открыт.</w:t>
+      </w:r>
+    </w:p>
+    <w:p>
+      <w:pPr>
+        <w:pStyle w:val="BodyText"/>
+      </w:pPr>
+      <w:r>
+        <w:t xml:space="preserve">Не определены условия допуска к подаче: вправе ли подать заявку любой судья в реестре или есть ограничение по категории, региону или уровню турнира, нужны ли документы и есть ли срок приёма. Не определено и то, что происходит, если заявок не поступило вовсе. Эти вопросы вынесены отдельно (QUESTIONS 3).</w:t>
       </w:r>
     </w:p>
     <w:bookmarkEnd w:id="58"/>

--- a/ТЗ_ФНТ_РК.docx
+++ b/ТЗ_ФНТ_РК.docx
@@ -607,7 +607,7 @@
     </w:p>
     <w:bookmarkEnd w:id="53"/>
     <w:bookmarkEnd w:id="54"/>
-    <w:bookmarkStart w:id="63" w:name="управление-турнирами"/>
+    <w:bookmarkStart w:id="64" w:name="управление-турнирами"/>
     <w:p>
       <w:pPr>
         <w:pStyle w:val="Heading2"/>
@@ -987,7 +987,7 @@
         </w:numPr>
       </w:pPr>
       <w:r>
-        <w:t xml:space="preserve">нужны ли судьи на столах, и значит действует ли правило «матч не стартует без судьи» (§4.6);</w:t>
+        <w:t xml:space="preserve">нужны ли судьи на столах, и значит действует ли правило «матч не стартует без судьи» (§4.7);</w:t>
       </w:r>
     </w:p>
     <w:p>
@@ -1223,6 +1223,41 @@
               <w:pStyle w:val="Compact"/>
             </w:pPr>
             <w:r>
+              <w:t xml:space="preserve">Набор судей столов</w:t>
+            </w:r>
+          </w:p>
+        </w:tc>
+        <w:tc>
+          <w:tcPr/>
+          <w:p>
+            <w:pPr>
+              <w:pStyle w:val="Compact"/>
+            </w:pPr>
+            <w:r>
+              <w:t xml:space="preserve">Главный судья турнира, судьи</w:t>
+            </w:r>
+          </w:p>
+        </w:tc>
+        <w:tc>
+          <w:tcPr/>
+          <w:p>
+            <w:pPr>
+              <w:pStyle w:val="Compact"/>
+            </w:pPr>
+            <w:r>
+              <w:t xml:space="preserve">судьи подают заявки на столы, главный судья набирает нужное число (§4.5, допущение)</w:t>
+            </w:r>
+          </w:p>
+        </w:tc>
+      </w:tr>
+      <w:tr>
+        <w:tc>
+          <w:tcPr/>
+          <w:p>
+            <w:pPr>
+              <w:pStyle w:val="Compact"/>
+            </w:pPr>
+            <w:r>
               <w:t xml:space="preserve">Система проведения на утверждении</w:t>
             </w:r>
           </w:p>
@@ -1466,13 +1501,31 @@
       </w:r>
     </w:p>
     <w:bookmarkEnd w:id="58"/>
-    <w:bookmarkStart w:id="59" w:name="система-проведения-и-её-утверждение"/>
+    <w:bookmarkStart w:id="59" w:name="набор-судей-столов"/>
     <w:p>
       <w:pPr>
         <w:pStyle w:val="Heading3"/>
       </w:pPr>
       <w:r>
-        <w:t xml:space="preserve">4.5. Система проведения и её утверждение</w:t>
+        <w:t xml:space="preserve">4.5. Набор судей столов</w:t>
+      </w:r>
+    </w:p>
+    <w:p>
+      <w:pPr>
+        <w:pStyle w:val="BlockText"/>
+      </w:pPr>
+      <w:r>
+        <w:rPr>
+          <w:b/>
+          <w:bCs/>
+        </w:rPr>
+        <w:t xml:space="preserve">Это допущение, а не согласованный порядок.</w:t>
+      </w:r>
+      <w:r>
+        <w:t xml:space="preserve"> </w:t>
+      </w:r>
+      <w:r>
+        <w:t xml:space="preserve">Раздел написан по аналогии с конкурсом на главного судью (§4.3) и требует подтверждения (QUESTIONS 12). До подтверждения не считать его требованием.</w:t>
       </w:r>
     </w:p>
     <w:p>
@@ -1480,7 +1533,7 @@
         <w:pStyle w:val="FirstParagraph"/>
       </w:pPr>
       <w:r>
-        <w:t xml:space="preserve">Систему проведения выбирает назначенный главный судья турнира. Он задаёт формат сетки (из библиотеки или свой через конструктор, §5) и дисциплину (одиночная или парная); число партий; расписание по дням и столам. Он же назначает судей столов и отмечает столы с трансляцией в реальном времени. Участники добавляются из базы или вручную, с посевом или жеребьёвкой; пара сеётся по среднему рейтингу двух игроков. Подобрать систему проведения под число участников, столы и часы помогает подсказка системы (§5.3), но решение остаётся за судьёй.</w:t>
+        <w:t xml:space="preserve">Назначенный главный судья турнира открывает приём заявок на судейство столов. Судья видит турниры с открытым набором и подаёт заявку. Поданные заявки собираются в списке у главного судьи, где по каждой видны оценка судьи, категория и история судейства. Главный судья набирает столько судей, сколько столов заявлено на турнире. Отклонённая заявка возвращается с причиной, и судья может подать её снова, пока приём открыт; решение уходит заявителю уведомлением (§10.1).</w:t>
       </w:r>
     </w:p>
     <w:p>
@@ -1488,17 +1541,43 @@
         <w:pStyle w:val="BodyText"/>
       </w:pPr>
       <w:r>
+        <w:t xml:space="preserve">Набор идёт до сборки системы проведения: расставить судей по конкретным столам можно только из набранных.</w:t>
+      </w:r>
+    </w:p>
+    <w:bookmarkEnd w:id="59"/>
+    <w:bookmarkStart w:id="60" w:name="система-проведения-и-её-утверждение"/>
+    <w:p>
+      <w:pPr>
+        <w:pStyle w:val="Heading3"/>
+      </w:pPr>
+      <w:r>
+        <w:t xml:space="preserve">4.6. Система проведения и её утверждение</w:t>
+      </w:r>
+    </w:p>
+    <w:p>
+      <w:pPr>
+        <w:pStyle w:val="FirstParagraph"/>
+      </w:pPr>
+      <w:r>
+        <w:t xml:space="preserve">Систему проведения выбирает назначенный главный судья турнира. Он задаёт формат сетки (из библиотеки или свой через конструктор, §5) и дисциплину (одиночная или парная); число партий; расписание по дням и столам. Он же расставляет набранных судей (§4.5) по столам и отмечает столы с трансляцией в реальном времени. Участники добавляются из базы или вручную, с посевом или жеребьёвкой; пара сеётся по среднему рейтингу двух игроков. Подобрать систему проведения под число участников, столы и часы помогает подсказка системы (§5.3), но решение остаётся за судьёй.</w:t>
+      </w:r>
+    </w:p>
+    <w:p>
+      <w:pPr>
+        <w:pStyle w:val="BodyText"/>
+      </w:pPr>
+      <w:r>
         <w:t xml:space="preserve">Готовую систему проведения судья отправляет на утверждение. Председатель судейской коллегии либо утверждает её, и тогда турнир публикуется и открывается приём заявок, либо возвращает с причиной на доработку. Без утверждения турнир не публикуется и не стартует.</w:t>
       </w:r>
     </w:p>
-    <w:bookmarkEnd w:id="59"/>
-    <w:bookmarkStart w:id="60" w:name="ход-турнира"/>
+    <w:bookmarkEnd w:id="60"/>
+    <w:bookmarkStart w:id="61" w:name="ход-турнира"/>
     <w:p>
       <w:pPr>
         <w:pStyle w:val="Heading3"/>
       </w:pPr>
       <w:r>
-        <w:t xml:space="preserve">4.6. Ход турнира</w:t>
+        <w:t xml:space="preserve">4.7. Ход турнира</w:t>
       </w:r>
     </w:p>
     <w:p>
@@ -1517,14 +1596,14 @@
         <w:t xml:space="preserve">Результат можно скорректировать, каждая правка пишется в журнал. Границы правки при этом не свободные, и определить их нужно отдельно (§13.1): результат, уже вошедший в пересчитанный рейтинг, задевает не только свой турнир, а рейтинг всех соперников и последующие турниры, где этот рейтинг использовался. Здесь же решается, что происходит при расхождении: если один и тот же матч правили с двух устройств, чей ввод остаётся.</w:t>
       </w:r>
     </w:p>
-    <w:bookmarkEnd w:id="60"/>
-    <w:bookmarkStart w:id="61" w:name="итоговый-протокол-и-его-утверждение"/>
+    <w:bookmarkEnd w:id="61"/>
+    <w:bookmarkStart w:id="62" w:name="итоговый-протокол-и-его-утверждение"/>
     <w:p>
       <w:pPr>
         <w:pStyle w:val="Heading3"/>
       </w:pPr>
       <w:r>
-        <w:t xml:space="preserve">4.7. Итоговый протокол и его утверждение</w:t>
+        <w:t xml:space="preserve">4.8. Итоговый протокол и его утверждение</w:t>
       </w:r>
     </w:p>
     <w:p>
@@ -1543,14 +1622,14 @@
         <w:t xml:space="preserve">Утверждение это не публикация. Результаты видны публично по ходу турнира, сразу после каждого матча, а утверждение фиксирует итог и решает, попадёт ли турнир в рейтинг.</w:t>
       </w:r>
     </w:p>
-    <w:bookmarkEnd w:id="61"/>
-    <w:bookmarkStart w:id="62" w:name="печать-протоколов"/>
+    <w:bookmarkEnd w:id="62"/>
+    <w:bookmarkStart w:id="63" w:name="печать-протоколов"/>
     <w:p>
       <w:pPr>
         <w:pStyle w:val="Heading3"/>
       </w:pPr>
       <w:r>
-        <w:t xml:space="preserve">4.8. Печать протоколов</w:t>
+        <w:t xml:space="preserve">4.9. Печать протоколов</w:t>
       </w:r>
     </w:p>
     <w:p>
@@ -1568,9 +1647,9 @@
         </w:pict>
       </w:r>
     </w:p>
-    <w:bookmarkEnd w:id="62"/>
     <w:bookmarkEnd w:id="63"/>
-    <w:bookmarkStart w:id="67" w:name="форматы-турнирных-сеток-и-конструктор"/>
+    <w:bookmarkEnd w:id="64"/>
+    <w:bookmarkStart w:id="68" w:name="форматы-турнирных-сеток-и-конструктор"/>
     <w:p>
       <w:pPr>
         <w:pStyle w:val="Heading2"/>
@@ -1579,7 +1658,7 @@
         <w:t xml:space="preserve">5. Форматы турнирных сеток и конструктор</w:t>
       </w:r>
     </w:p>
-    <w:bookmarkStart w:id="64" w:name="стандартные-форматы-библиотека"/>
+    <w:bookmarkStart w:id="65" w:name="стандартные-форматы-библиотека"/>
     <w:p>
       <w:pPr>
         <w:pStyle w:val="Heading3"/>
@@ -1723,8 +1802,8 @@
         </w:tc>
       </w:tr>
     </w:tbl>
-    <w:bookmarkEnd w:id="64"/>
-    <w:bookmarkStart w:id="65" w:name="конструктор-нестандартных-сеток"/>
+    <w:bookmarkEnd w:id="65"/>
+    <w:bookmarkStart w:id="66" w:name="конструктор-нестандартных-сеток"/>
     <w:p>
       <w:pPr>
         <w:pStyle w:val="Heading3"/>
@@ -1749,8 +1828,8 @@
         <w:t xml:space="preserve">Любая сетка интерактивна, обновляется после каждого результата и масштабируется под экран.</w:t>
       </w:r>
     </w:p>
-    <w:bookmarkEnd w:id="65"/>
-    <w:bookmarkStart w:id="66" w:name="подсказка-по-системе-проведения"/>
+    <w:bookmarkEnd w:id="66"/>
+    <w:bookmarkStart w:id="67" w:name="подсказка-по-системе-проведения"/>
     <w:p>
       <w:pPr>
         <w:pStyle w:val="Heading3"/>
@@ -1790,9 +1869,9 @@
         </w:pict>
       </w:r>
     </w:p>
-    <w:bookmarkEnd w:id="66"/>
     <w:bookmarkEnd w:id="67"/>
-    <w:bookmarkStart w:id="73" w:name="ввод-счёта"/>
+    <w:bookmarkEnd w:id="68"/>
+    <w:bookmarkStart w:id="74" w:name="ввод-счёта"/>
     <w:p>
       <w:pPr>
         <w:pStyle w:val="Heading2"/>
@@ -1809,7 +1888,7 @@
         <w:t xml:space="preserve">Счёт ведётся по-разному в зависимости от того, есть ли на турнире судьи столов (§4.2). Это два разных сценария, а не два режима одного: где судья есть, счёт ведёт и подтверждает он (§6.1–6.3); где судей нет, счёт вводят сами игроки (§6.4).</w:t>
       </w:r>
     </w:p>
-    <w:bookmarkStart w:id="68" w:name="интерфейс-судьи-стола-адаптивный-сайт"/>
+    <w:bookmarkStart w:id="69" w:name="интерфейс-судьи-стола-адаптивный-сайт"/>
     <w:p>
       <w:pPr>
         <w:pStyle w:val="Heading3"/>
@@ -1826,8 +1905,8 @@
         <w:t xml:space="preserve">Судья работает с адаптивного сайта на любом устройстве, вход по логину и паролю или короткому коду. Задача интерфейса: быстро и без ошибок фиксировать счёт и передавать результат.</w:t>
       </w:r>
     </w:p>
-    <w:bookmarkEnd w:id="68"/>
-    <w:bookmarkStart w:id="69" w:name="ввод-по-партиям"/>
+    <w:bookmarkEnd w:id="69"/>
+    <w:bookmarkStart w:id="70" w:name="ввод-по-партиям"/>
     <w:p>
       <w:pPr>
         <w:pStyle w:val="Heading3"/>
@@ -1844,8 +1923,8 @@
         <w:t xml:space="preserve">Судья вводит итог каждой партии, итог матча вычисляется из партий и вручную не задаётся. Ошибочный ввод исправляется, каждая правка пишется в журнал с автором и временем. Готовый результат уходит главному судье турнира и в базу.</w:t>
       </w:r>
     </w:p>
-    <w:bookmarkEnd w:id="69"/>
-    <w:bookmarkStart w:id="70" w:name="ввод-по-очкам-в-реальном-времени"/>
+    <w:bookmarkEnd w:id="70"/>
+    <w:bookmarkStart w:id="71" w:name="ввод-по-очкам-в-реальном-времени"/>
     <w:p>
       <w:pPr>
         <w:pStyle w:val="Heading3"/>
@@ -1862,8 +1941,8 @@
         <w:t xml:space="preserve">Для крупных турниров главный судья турнира включает этот режим, и судья ведёт счёт по каждому очку с возможностью отменить последнее. Публично счёт виден в блоке «Прямой эфир» на сайте и обновляется в реальном времени. Каждое очко сохраняется для аналитики и трансляции.</w:t>
       </w:r>
     </w:p>
-    <w:bookmarkEnd w:id="70"/>
-    <w:bookmarkStart w:id="71" w:name="X935e39f4f62e54152a9a7fe9490481b97fbbab0"/>
+    <w:bookmarkEnd w:id="71"/>
+    <w:bookmarkStart w:id="72" w:name="X935e39f4f62e54152a9a7fe9490481b97fbbab0"/>
     <w:p>
       <w:pPr>
         <w:pStyle w:val="Heading3"/>
@@ -1880,8 +1959,8 @@
         <w:t xml:space="preserve">Матчи крупных турниров транслируются на YouTube: видео со столов с наложенным на картинку счётом. Камеры на столах выводят видео, а счёт накладывается на картинку автоматически из ввода судьи, без оператора. Трансляция встраивается на страницу турнира рядом со счётом в реальном времени и сеткой, и открыта для всех: зрителей, игроков и гостей.</w:t>
       </w:r>
     </w:p>
-    <w:bookmarkEnd w:id="71"/>
-    <w:bookmarkStart w:id="72" w:name="турниры-без-судей-на-столах"/>
+    <w:bookmarkEnd w:id="72"/>
+    <w:bookmarkStart w:id="73" w:name="турниры-без-судей-на-столах"/>
     <w:p>
       <w:pPr>
         <w:pStyle w:val="Heading3"/>
@@ -1929,9 +2008,9 @@
         </w:pict>
       </w:r>
     </w:p>
-    <w:bookmarkEnd w:id="72"/>
     <w:bookmarkEnd w:id="73"/>
-    <w:bookmarkStart w:id="76" w:name="система-рейтинга"/>
+    <w:bookmarkEnd w:id="74"/>
+    <w:bookmarkStart w:id="77" w:name="система-рейтинга"/>
     <w:p>
       <w:pPr>
         <w:pStyle w:val="Heading2"/>
@@ -1940,7 +2019,7 @@
         <w:t xml:space="preserve">7. Система рейтинга</w:t>
       </w:r>
     </w:p>
-    <w:bookmarkStart w:id="74" w:name="рейтинг-игроков"/>
+    <w:bookmarkStart w:id="75" w:name="рейтинг-игроков"/>
     <w:p>
       <w:pPr>
         <w:pStyle w:val="Heading3"/>
@@ -1965,8 +2044,8 @@
         <w:t xml:space="preserve">Сама методика не выбрана. Её выбор, коэффициенты и стартовое значение рейтинга у нового игрока определяются отдельно (§13.1).</w:t>
       </w:r>
     </w:p>
-    <w:bookmarkEnd w:id="74"/>
-    <w:bookmarkStart w:id="75" w:name="оценка-судей"/>
+    <w:bookmarkEnd w:id="75"/>
+    <w:bookmarkStart w:id="76" w:name="оценка-судей"/>
     <w:p>
       <w:pPr>
         <w:pStyle w:val="Heading3"/>
@@ -2016,9 +2095,9 @@
         </w:pict>
       </w:r>
     </w:p>
-    <w:bookmarkEnd w:id="75"/>
     <w:bookmarkEnd w:id="76"/>
-    <w:bookmarkStart w:id="80" w:name="онлайн-заявки"/>
+    <w:bookmarkEnd w:id="77"/>
+    <w:bookmarkStart w:id="81" w:name="онлайн-заявки"/>
     <w:p>
       <w:pPr>
         <w:pStyle w:val="Heading2"/>
@@ -2035,7 +2114,7 @@
         <w:t xml:space="preserve">Попасть в турнир можно двумя путями, и они сильно разной тяжести.</w:t>
       </w:r>
     </w:p>
-    <w:bookmarkStart w:id="77" w:name="запись-на-лигу-и-любительский-турнир"/>
+    <w:bookmarkStart w:id="78" w:name="запись-на-лигу-и-любительский-турнир"/>
     <w:p>
       <w:pPr>
         <w:pStyle w:val="Heading3"/>
@@ -2081,8 +2160,8 @@
         <w:t xml:space="preserve">Так и должно быть: клубный турнир не требует проверки допуска, и обставлять его бумагами значит закрыть систему для тех, ради кого она делается (§4.1).</w:t>
       </w:r>
     </w:p>
-    <w:bookmarkEnd w:id="77"/>
-    <w:bookmarkStart w:id="78" w:name="заявка-на-республиканский-турнир"/>
+    <w:bookmarkEnd w:id="78"/>
+    <w:bookmarkStart w:id="79" w:name="заявка-на-республиканский-турнир"/>
     <w:p>
       <w:pPr>
         <w:pStyle w:val="Heading3"/>
@@ -2209,8 +2288,8 @@
         <w:t xml:space="preserve">Заявки рассматривает главный судья турнира. Отклонённая заявка возвращается с причиной, заявитель правит её и подаёт снова, пока приём заявок не закрыт.</w:t>
       </w:r>
     </w:p>
-    <w:bookmarkEnd w:id="78"/>
-    <w:bookmarkStart w:id="79" w:name="общее-для-обоих-путей"/>
+    <w:bookmarkEnd w:id="79"/>
+    <w:bookmarkStart w:id="80" w:name="общее-для-обоих-путей"/>
     <w:p>
       <w:pPr>
         <w:pStyle w:val="Heading3"/>
@@ -2234,9 +2313,9 @@
         </w:pict>
       </w:r>
     </w:p>
-    <w:bookmarkEnd w:id="79"/>
     <w:bookmarkEnd w:id="80"/>
-    <w:bookmarkStart w:id="83" w:name="реестры-и-регистрационные-взносы"/>
+    <w:bookmarkEnd w:id="81"/>
+    <w:bookmarkStart w:id="84" w:name="реестры-и-регистрационные-взносы"/>
     <w:p>
       <w:pPr>
         <w:pStyle w:val="Heading2"/>
@@ -2245,7 +2324,7 @@
         <w:t xml:space="preserve">9. Реестры и регистрационные взносы</w:t>
       </w:r>
     </w:p>
-    <w:bookmarkStart w:id="81" w:name="реестры"/>
+    <w:bookmarkStart w:id="82" w:name="реестры"/>
     <w:p>
       <w:pPr>
         <w:pStyle w:val="Heading3"/>
@@ -2262,8 +2341,8 @@
         <w:t xml:space="preserve">Система ведёт реестры участников. По каждому игроку хранятся профиль, разряд, клуб, тренер и рейтинг с историей. По судье хранятся профиль, категория, история судейства и оценка (§7.2), а по тренеру ведутся профиль, подопечные и права подачи заявок. Отдельно ведётся реестр организаций: спортшколы, клубы и федерации регионов.</w:t>
       </w:r>
     </w:p>
-    <w:bookmarkEnd w:id="81"/>
-    <w:bookmarkStart w:id="82" w:name="ежегодный-регистрационный-взнос"/>
+    <w:bookmarkEnd w:id="82"/>
+    <w:bookmarkStart w:id="83" w:name="ежегодный-регистрационный-взнос"/>
     <w:p>
       <w:pPr>
         <w:pStyle w:val="Heading3"/>
@@ -2313,9 +2392,9 @@
         </w:pict>
       </w:r>
     </w:p>
-    <w:bookmarkEnd w:id="82"/>
     <w:bookmarkEnd w:id="83"/>
-    <w:bookmarkStart w:id="85" w:name="мобильное-приложение-игрока-android-ios"/>
+    <w:bookmarkEnd w:id="84"/>
+    <w:bookmarkStart w:id="86" w:name="мобильное-приложение-игрока-android-ios"/>
     <w:p>
       <w:pPr>
         <w:pStyle w:val="Heading2"/>
@@ -2340,7 +2419,7 @@
         <w:t xml:space="preserve">Данные и вход общие с сайтом.</w:t>
       </w:r>
     </w:p>
-    <w:bookmarkStart w:id="84" w:name="push-уведомления"/>
+    <w:bookmarkStart w:id="85" w:name="push-уведомления"/>
     <w:p>
       <w:pPr>
         <w:pStyle w:val="Heading3"/>
@@ -2668,9 +2747,9 @@
         </w:pict>
       </w:r>
     </w:p>
-    <w:bookmarkEnd w:id="84"/>
     <w:bookmarkEnd w:id="85"/>
-    <w:bookmarkStart w:id="86" w:name="технологические-принципы"/>
+    <w:bookmarkEnd w:id="86"/>
+    <w:bookmarkStart w:id="87" w:name="технологические-принципы"/>
     <w:p>
       <w:pPr>
         <w:pStyle w:val="Heading2"/>
@@ -2702,8 +2781,8 @@
         </w:pict>
       </w:r>
     </w:p>
-    <w:bookmarkEnd w:id="86"/>
-    <w:bookmarkStart w:id="87" w:name="нефункциональные-требования"/>
+    <w:bookmarkEnd w:id="87"/>
+    <w:bookmarkStart w:id="88" w:name="нефункциональные-требования"/>
     <w:p>
       <w:pPr>
         <w:pStyle w:val="Heading2"/>
@@ -2827,8 +2906,8 @@
         </w:pict>
       </w:r>
     </w:p>
-    <w:bookmarkEnd w:id="87"/>
-    <w:bookmarkStart w:id="90" w:name="этапы-разработки"/>
+    <w:bookmarkEnd w:id="88"/>
+    <w:bookmarkStart w:id="91" w:name="этапы-разработки"/>
     <w:p>
       <w:pPr>
         <w:pStyle w:val="Heading2"/>
@@ -2837,7 +2916,7 @@
         <w:t xml:space="preserve">13. Этапы разработки</w:t>
       </w:r>
     </w:p>
-    <w:bookmarkStart w:id="88" w:name="порядок-работы-по-этапам"/>
+    <w:bookmarkStart w:id="89" w:name="порядок-работы-по-этапам"/>
     <w:p>
       <w:pPr>
         <w:pStyle w:val="Heading3"/>
@@ -2880,8 +2959,8 @@
         <w:t xml:space="preserve">По ходу текста встречаются прямые отсылки к этому порядку. Так помечены места, где решение осознанно не принято: методика рейтинга, границы правки результата, разрешение расхождений при обрыве связи, площадка хранения персональных данных, ход турниров без судей на столах. Это не пробелы, а вопросы, которые честнее решить с фактами на руках, чем угадать сейчас и переделывать позже.</w:t>
       </w:r>
     </w:p>
-    <w:bookmarkEnd w:id="88"/>
-    <w:bookmarkStart w:id="89" w:name="план"/>
+    <w:bookmarkEnd w:id="89"/>
+    <w:bookmarkStart w:id="90" w:name="план"/>
     <w:p>
       <w:pPr>
         <w:pStyle w:val="Heading3"/>
@@ -3369,8 +3448,8 @@
         </w:tc>
       </w:tr>
     </w:tbl>
-    <w:bookmarkEnd w:id="89"/>
     <w:bookmarkEnd w:id="90"/>
+    <w:bookmarkEnd w:id="91"/>
     <w:sectPr>
       <w:footerReference r:id="rId40" w:type="default"/>
       <w:footnotePr>

--- a/ТЗ_ФНТ_РК.docx
+++ b/ТЗ_ФНТ_РК.docx
@@ -2408,7 +2408,23 @@
         <w:pStyle w:val="FirstParagraph"/>
       </w:pPr>
       <w:r>
-        <w:t xml:space="preserve">Помимо сайта, игроку доступно нативное приложение под Android и iOS как дополнительный удобный канал; болельщики и гости пользуются публичным сайтом. В приложении игрок видит свой профиль и рейтинг, свои турниры и матчи (ближайший турнир, статус заявки, текущий матч), может подать заявку и следить за матчами в реальном времени.</w:t>
+        <w:t xml:space="preserve">Игрок работает с системой</w:t>
+      </w:r>
+      <w:r>
+        <w:t xml:space="preserve"> </w:t>
+      </w:r>
+      <w:r>
+        <w:rPr>
+          <w:b/>
+          <w:bCs/>
+        </w:rPr>
+        <w:t xml:space="preserve">через два канала: сайт и нативное приложение</w:t>
+      </w:r>
+      <w:r>
+        <w:t xml:space="preserve"> </w:t>
+      </w:r>
+      <w:r>
+        <w:t xml:space="preserve">под Android и iOS. Это не выбор одного из двух: дома и с чужого компьютера удобнее сайт, в зале между матчами — приложение, и пользуется человек обоими.</w:t>
       </w:r>
     </w:p>
     <w:p>
@@ -2416,7 +2432,23 @@
         <w:pStyle w:val="BodyText"/>
       </w:pPr>
       <w:r>
-        <w:t xml:space="preserve">Данные и вход общие с сайтом.</w:t>
+        <w:t xml:space="preserve">Поэтому оба канала полноценные. Приложение не урезанная версия сайта, а сайт не заглушка с предложением скачать приложение: профиль и рейтинг, свои турниры и матчи (ближайший турнир, статус заявки, текущий матч), подача заявки, счёт в реальном времени и аналитика доступны и там, и там. Аккаунт, данные и вход общие.</w:t>
+      </w:r>
+    </w:p>
+    <w:p>
+      <w:pPr>
+        <w:pStyle w:val="BodyText"/>
+      </w:pPr>
+      <w:r>
+        <w:t xml:space="preserve">Единственное настоящее различие между каналами — push-уведомления (§10.1): в приложении они штатные, а доставка в браузер это отдельная технология со своими ограничениями.</w:t>
+      </w:r>
+    </w:p>
+    <w:p>
+      <w:pPr>
+        <w:pStyle w:val="BodyText"/>
+      </w:pPr>
+      <w:r>
+        <w:t xml:space="preserve">Болельщики и гости пользуются публичным сайтом (§3).</w:t>
       </w:r>
     </w:p>
     <w:bookmarkStart w:id="85" w:name="push-уведомления"/>

--- a/ТЗ_ФНТ_РК.docx
+++ b/ТЗ_ФНТ_РК.docx
@@ -2939,7 +2939,7 @@
       </w:r>
     </w:p>
     <w:bookmarkEnd w:id="88"/>
-    <w:bookmarkStart w:id="91" w:name="этапы-разработки"/>
+    <w:bookmarkStart w:id="92" w:name="этапы-разработки"/>
     <w:p>
       <w:pPr>
         <w:pStyle w:val="Heading2"/>
@@ -3006,7 +3006,17 @@
         <w:pStyle w:val="FirstParagraph"/>
       </w:pPr>
       <w:r>
-        <w:t xml:space="preserve">Помесячный план на 12 месяцев.</w:t>
+        <w:rPr>
+          <w:b/>
+          <w:bCs/>
+        </w:rPr>
+        <w:t xml:space="preserve">Дата начала работ — 20 июля 2026 года.</w:t>
+      </w:r>
+      <w:r>
+        <w:t xml:space="preserve"> </w:t>
+      </w:r>
+      <w:r>
+        <w:t xml:space="preserve">План рассчитан на 12 месяцев, завершение — 20 июля 2027 года. Этап считается сданным после приёмки заказчиком. Если срок приходится на выходной или праздничный день, он переносится на следующий рабочий день.</w:t>
       </w:r>
     </w:p>
     <w:tbl>
@@ -3017,9 +3027,10 @@
         <w:tblLook w:firstRow="1" w:lastRow="0" w:firstColumn="0" w:lastColumn="0" w:noHBand="0" w:noVBand="0" w:val="0020"/>
       </w:tblPr>
       <w:tblGrid>
-        <w:gridCol w:w="2640"/>
-        <w:gridCol w:w="2640"/>
-        <w:gridCol w:w="2640"/>
+        <w:gridCol w:w="1980"/>
+        <w:gridCol w:w="1980"/>
+        <w:gridCol w:w="1980"/>
+        <w:gridCol w:w="1980"/>
       </w:tblGrid>
       <w:tr>
         <w:trPr>
@@ -3032,7 +3043,7 @@
               <w:pStyle w:val="Compact"/>
             </w:pPr>
             <w:r>
-              <w:t xml:space="preserve">Месяц</w:t>
+              <w:t xml:space="preserve">№</w:t>
             </w:r>
           </w:p>
         </w:tc>
@@ -3054,6 +3065,17 @@
               <w:pStyle w:val="Compact"/>
             </w:pPr>
             <w:r>
+              <w:t xml:space="preserve">Срок сдачи</w:t>
+            </w:r>
+          </w:p>
+        </w:tc>
+        <w:tc>
+          <w:tcPr/>
+          <w:p>
+            <w:pPr>
+              <w:pStyle w:val="Compact"/>
+            </w:pPr>
+            <w:r>
               <w:t xml:space="preserve">Задачи</w:t>
             </w:r>
           </w:p>
@@ -3089,6 +3111,17 @@
               <w:pStyle w:val="Compact"/>
             </w:pPr>
             <w:r>
+              <w:t xml:space="preserve">20.08.2026</w:t>
+            </w:r>
+          </w:p>
+        </w:tc>
+        <w:tc>
+          <w:tcPr/>
+          <w:p>
+            <w:pPr>
+              <w:pStyle w:val="Compact"/>
+            </w:pPr>
+            <w:r>
               <w:t xml:space="preserve">путь пользователей, общая архитектура, черновые экраны, среда для хранения и версий кода</w:t>
             </w:r>
           </w:p>
@@ -3124,6 +3157,17 @@
               <w:pStyle w:val="Compact"/>
             </w:pPr>
             <w:r>
+              <w:t xml:space="preserve">20.09.2026</w:t>
+            </w:r>
+          </w:p>
+        </w:tc>
+        <w:tc>
+          <w:tcPr/>
+          <w:p>
+            <w:pPr>
+              <w:pStyle w:val="Compact"/>
+            </w:pPr>
+            <w:r>
               <w:t xml:space="preserve">дизайн всех экранов, кликабельный прототип, среда для тестирования и запуска</w:t>
             </w:r>
           </w:p>
@@ -3159,6 +3203,17 @@
               <w:pStyle w:val="Compact"/>
             </w:pPr>
             <w:r>
+              <w:t xml:space="preserve">20.10.2026</w:t>
+            </w:r>
+          </w:p>
+        </w:tc>
+        <w:tc>
+          <w:tcPr/>
+          <w:p>
+            <w:pPr>
+              <w:pStyle w:val="Compact"/>
+            </w:pPr>
+            <w:r>
               <w:t xml:space="preserve">вход и безопасность, хранилище и резервное копирование, базовая структура ролей и пользователей</w:t>
             </w:r>
           </w:p>
@@ -3194,6 +3249,17 @@
               <w:pStyle w:val="Compact"/>
             </w:pPr>
             <w:r>
+              <w:t xml:space="preserve">20.11.2026</w:t>
+            </w:r>
+          </w:p>
+        </w:tc>
+        <w:tc>
+          <w:tcPr/>
+          <w:p>
+            <w:pPr>
+              <w:pStyle w:val="Compact"/>
+            </w:pPr>
+            <w:r>
               <w:t xml:space="preserve">профили пользователей, создание турниров, календарь и планирование, обработка заявок</w:t>
             </w:r>
           </w:p>
@@ -3229,6 +3295,17 @@
               <w:pStyle w:val="Compact"/>
             </w:pPr>
             <w:r>
+              <w:t xml:space="preserve">20.12.2026</w:t>
+            </w:r>
+          </w:p>
+        </w:tc>
+        <w:tc>
+          <w:tcPr/>
+          <w:p>
+            <w:pPr>
+              <w:pStyle w:val="Compact"/>
+            </w:pPr>
+            <w:r>
               <w:t xml:space="preserve">сетки разного формата, нагрузочное тестирование</w:t>
             </w:r>
           </w:p>
@@ -3264,6 +3341,17 @@
               <w:pStyle w:val="Compact"/>
             </w:pPr>
             <w:r>
+              <w:t xml:space="preserve">20.01.2027</w:t>
+            </w:r>
+          </w:p>
+        </w:tc>
+        <w:tc>
+          <w:tcPr/>
+          <w:p>
+            <w:pPr>
+              <w:pStyle w:val="Compact"/>
+            </w:pPr>
+            <w:r>
               <w:t xml:space="preserve">назначение судей, расчёт рейтинга игроков и судей, уведомления</w:t>
             </w:r>
           </w:p>
@@ -3299,6 +3387,17 @@
               <w:pStyle w:val="Compact"/>
             </w:pPr>
             <w:r>
+              <w:t xml:space="preserve">20.02.2027</w:t>
+            </w:r>
+          </w:p>
+        </w:tc>
+        <w:tc>
+          <w:tcPr/>
+          <w:p>
+            <w:pPr>
+              <w:pStyle w:val="Compact"/>
+            </w:pPr>
+            <w:r>
               <w:t xml:space="preserve">интеграционное тестирование, оптимизация производительности, ранняя подача в Google Play и App Store</w:t>
             </w:r>
           </w:p>
@@ -3334,6 +3433,17 @@
               <w:pStyle w:val="Compact"/>
             </w:pPr>
             <w:r>
+              <w:t xml:space="preserve">20.03.2027</w:t>
+            </w:r>
+          </w:p>
+        </w:tc>
+        <w:tc>
+          <w:tcPr/>
+          <w:p>
+            <w:pPr>
+              <w:pStyle w:val="Compact"/>
+            </w:pPr>
+            <w:r>
               <w:t xml:space="preserve">приложение для судей за столом, ведение счёта по каждому матчу, протоколирование результатов</w:t>
             </w:r>
           </w:p>
@@ -3369,6 +3479,17 @@
               <w:pStyle w:val="Compact"/>
             </w:pPr>
             <w:r>
+              <w:t xml:space="preserve">20.04.2027</w:t>
+            </w:r>
+          </w:p>
+        </w:tc>
+        <w:tc>
+          <w:tcPr/>
+          <w:p>
+            <w:pPr>
+              <w:pStyle w:val="Compact"/>
+            </w:pPr>
+            <w:r>
               <w:t xml:space="preserve">статистика по матчам, история встреч, динамика рейтинга</w:t>
             </w:r>
           </w:p>
@@ -3404,6 +3525,17 @@
               <w:pStyle w:val="Compact"/>
             </w:pPr>
             <w:r>
+              <w:t xml:space="preserve">20.05.2027</w:t>
+            </w:r>
+          </w:p>
+        </w:tc>
+        <w:tc>
+          <w:tcPr/>
+          <w:p>
+            <w:pPr>
+              <w:pStyle w:val="Compact"/>
+            </w:pPr>
+            <w:r>
               <w:t xml:space="preserve">трансляция столов на YouTube, работа с камерами, режим просмотра для всех ролей, публичный доступ</w:t>
             </w:r>
           </w:p>
@@ -3439,6 +3571,17 @@
               <w:pStyle w:val="Compact"/>
             </w:pPr>
             <w:r>
+              <w:t xml:space="preserve">20.06.2027</w:t>
+            </w:r>
+          </w:p>
+        </w:tc>
+        <w:tc>
+          <w:tcPr/>
+          <w:p>
+            <w:pPr>
+              <w:pStyle w:val="Compact"/>
+            </w:pPr>
+            <w:r>
               <w:t xml:space="preserve">приложения для iOS и Android, тестирование, подача в App Store и Google Play, мультиязычность</w:t>
             </w:r>
           </w:p>
@@ -3474,14 +3617,295 @@
               <w:pStyle w:val="Compact"/>
             </w:pPr>
             <w:r>
+              <w:t xml:space="preserve">20.07.2027</w:t>
+            </w:r>
+          </w:p>
+        </w:tc>
+        <w:tc>
+          <w:tcPr/>
+          <w:p>
+            <w:pPr>
+              <w:pStyle w:val="Compact"/>
+            </w:pPr>
+            <w:r>
               <w:t xml:space="preserve">устойчивость при слабом интернете, аудит безопасности, документация и инструкции, обучение команды</w:t>
             </w:r>
           </w:p>
         </w:tc>
       </w:tr>
     </w:tbl>
+    <w:p>
+      <w:pPr>
+        <w:pStyle w:val="BodyText"/>
+      </w:pPr>
+      <w:r>
+        <w:t xml:space="preserve">Сроки твёрдые. При этом §13.1 требует, чтобы перед каждым этапом исполнитель провёл обследование и согласовал с заказчиком отдельное подробное задание на этот этап. Согласование входит в срок этапа, поэтому от скорости ответов заказчика напрямую зависит, сколько времени остаётся на саму разработку.</w:t>
+      </w:r>
+    </w:p>
+    <w:p>
+      <w:pPr>
+        <w:pStyle w:val="BodyText"/>
+      </w:pPr>
+      <w:r>
+        <w:t xml:space="preserve">Отдельно про шестой этап: он приходится на 20 декабря — 20 января и попадает на новогодние праздники. Рабочих дней в нём меньше, чем в остальных, а состав работ при этом самый тяжёлый — расчёт рейтинга игроков и судей. Планируя нагрузку, это надо учитывать с обеих сторон.</w:t>
+      </w:r>
+    </w:p>
     <w:bookmarkEnd w:id="90"/>
+    <w:bookmarkStart w:id="91" w:name="стоимость-работ-и-порядок-расчётов"/>
+    <w:p>
+      <w:pPr>
+        <w:pStyle w:val="Heading3"/>
+      </w:pPr>
+      <w:r>
+        <w:t xml:space="preserve">13.3. Стоимость работ и порядок расчётов</w:t>
+      </w:r>
+    </w:p>
+    <w:p>
+      <w:pPr>
+        <w:pStyle w:val="FirstParagraph"/>
+      </w:pPr>
+      <w:r>
+        <w:rPr>
+          <w:b/>
+          <w:bCs/>
+        </w:rPr>
+        <w:t xml:space="preserve">Стоимость работ по настоящему заданию — 25 500 000 тенге.</w:t>
+      </w:r>
+      <w:r>
+        <w:t xml:space="preserve"> </w:t>
+      </w:r>
+      <w:r>
+        <w:t xml:space="preserve">Сумма покрывает все двенадцать этапов плана §13.2 целиком.</w:t>
+      </w:r>
+    </w:p>
+    <w:p>
+      <w:pPr>
+        <w:pStyle w:val="BodyText"/>
+      </w:pPr>
+      <w:r>
+        <w:rPr>
+          <w:b/>
+          <w:bCs/>
+        </w:rPr>
+        <w:t xml:space="preserve">Расчёты идут по модели возвратных инвестиций.</w:t>
+      </w:r>
+      <w:r>
+        <w:t xml:space="preserve"> </w:t>
+      </w:r>
+      <w:r>
+        <w:t xml:space="preserve">Исполнитель финансирует разработку за свой счёт, а заказчик возмещает вложения равными долями в течение 24 месяцев с момента запуска проекта. При запуске 20 июля 2027 года возмещение идёт по 20 июля 2029 года.</w:t>
+      </w:r>
+    </w:p>
+    <w:tbl>
+      <w:tblPr>
+        <w:tblStyle w:val="Table"/>
+        <w:tblW w:type="auto" w:w="0"/>
+        <w:tblLook w:firstRow="1" w:lastRow="0" w:firstColumn="0" w:lastColumn="0" w:noHBand="0" w:noVBand="0" w:val="0020"/>
+      </w:tblPr>
+      <w:tblGrid>
+        <w:gridCol w:w="3960"/>
+        <w:gridCol w:w="3960"/>
+      </w:tblGrid>
+      <w:tr>
+        <w:trPr>
+          <w:tblHeader w:val="on"/>
+        </w:trPr>
+        <w:tc>
+          <w:tcPr/>
+          <w:p>
+            <w:pPr>
+              <w:pStyle w:val="Compact"/>
+            </w:pPr>
+            <w:r>
+              <w:t xml:space="preserve">Показатель</w:t>
+            </w:r>
+          </w:p>
+        </w:tc>
+        <w:tc>
+          <w:tcPr/>
+          <w:p>
+            <w:pPr>
+              <w:pStyle w:val="Compact"/>
+            </w:pPr>
+            <w:r>
+              <w:t xml:space="preserve">Значение</w:t>
+            </w:r>
+          </w:p>
+        </w:tc>
+      </w:tr>
+      <w:tr>
+        <w:tc>
+          <w:tcPr/>
+          <w:p>
+            <w:pPr>
+              <w:pStyle w:val="Compact"/>
+            </w:pPr>
+            <w:r>
+              <w:t xml:space="preserve">Стоимость работ</w:t>
+            </w:r>
+          </w:p>
+        </w:tc>
+        <w:tc>
+          <w:tcPr/>
+          <w:p>
+            <w:pPr>
+              <w:pStyle w:val="Compact"/>
+            </w:pPr>
+            <w:r>
+              <w:t xml:space="preserve">25 500 000 ₸</w:t>
+            </w:r>
+          </w:p>
+        </w:tc>
+      </w:tr>
+      <w:tr>
+        <w:tc>
+          <w:tcPr/>
+          <w:p>
+            <w:pPr>
+              <w:pStyle w:val="Compact"/>
+            </w:pPr>
+            <w:r>
+              <w:t xml:space="preserve">Начало работ</w:t>
+            </w:r>
+          </w:p>
+        </w:tc>
+        <w:tc>
+          <w:tcPr/>
+          <w:p>
+            <w:pPr>
+              <w:pStyle w:val="Compact"/>
+            </w:pPr>
+            <w:r>
+              <w:t xml:space="preserve">20.07.2026</w:t>
+            </w:r>
+          </w:p>
+        </w:tc>
+      </w:tr>
+      <w:tr>
+        <w:tc>
+          <w:tcPr/>
+          <w:p>
+            <w:pPr>
+              <w:pStyle w:val="Compact"/>
+            </w:pPr>
+            <w:r>
+              <w:t xml:space="preserve">Завершение разработки</w:t>
+            </w:r>
+          </w:p>
+        </w:tc>
+        <w:tc>
+          <w:tcPr/>
+          <w:p>
+            <w:pPr>
+              <w:pStyle w:val="Compact"/>
+            </w:pPr>
+            <w:r>
+              <w:t xml:space="preserve">20.07.2027 (12 месяцев)</w:t>
+            </w:r>
+          </w:p>
+        </w:tc>
+      </w:tr>
+      <w:tr>
+        <w:tc>
+          <w:tcPr/>
+          <w:p>
+            <w:pPr>
+              <w:pStyle w:val="Compact"/>
+            </w:pPr>
+            <w:r>
+              <w:t xml:space="preserve">Период возмещения</w:t>
+            </w:r>
+          </w:p>
+        </w:tc>
+        <w:tc>
+          <w:tcPr/>
+          <w:p>
+            <w:pPr>
+              <w:pStyle w:val="Compact"/>
+            </w:pPr>
+            <w:r>
+              <w:t xml:space="preserve">24 месяца, до 20.07.2029</w:t>
+            </w:r>
+          </w:p>
+        </w:tc>
+      </w:tr>
+      <w:tr>
+        <w:tc>
+          <w:tcPr/>
+          <w:p>
+            <w:pPr>
+              <w:pStyle w:val="Compact"/>
+            </w:pPr>
+            <w:r>
+              <w:t xml:space="preserve">Ежемесячный платёж</w:t>
+            </w:r>
+          </w:p>
+        </w:tc>
+        <w:tc>
+          <w:tcPr/>
+          <w:p>
+            <w:pPr>
+              <w:pStyle w:val="Compact"/>
+            </w:pPr>
+            <w:r>
+              <w:t xml:space="preserve">1 062 500 ₸</w:t>
+            </w:r>
+          </w:p>
+        </w:tc>
+      </w:tr>
+      <w:tr>
+        <w:tc>
+          <w:tcPr/>
+          <w:p>
+            <w:pPr>
+              <w:pStyle w:val="Compact"/>
+            </w:pPr>
+            <w:r>
+              <w:t xml:space="preserve">Техническая поддержка</w:t>
+            </w:r>
+          </w:p>
+        </w:tc>
+        <w:tc>
+          <w:tcPr/>
+          <w:p>
+            <w:pPr>
+              <w:pStyle w:val="Compact"/>
+            </w:pPr>
+            <w:r>
+              <w:t xml:space="preserve">безвозмездно до 20.07.2029</w:t>
+            </w:r>
+          </w:p>
+        </w:tc>
+      </w:tr>
+    </w:tbl>
+    <w:p>
+      <w:pPr>
+        <w:pStyle w:val="BodyText"/>
+      </w:pPr>
+      <w:r>
+        <w:rPr>
+          <w:b/>
+          <w:bCs/>
+        </w:rPr>
+        <w:t xml:space="preserve">Техническая поддержка предоставляется на безвозмездной основе в течение всего периода возмещения инвестиционных затрат</w:t>
+      </w:r>
+      <w:r>
+        <w:t xml:space="preserve"> </w:t>
+      </w:r>
+      <w:r>
+        <w:t xml:space="preserve">— то есть 24 месяца после запуска. Отдельной платы за поддержку в этот период не возникает.</w:t>
+      </w:r>
+    </w:p>
+    <w:p>
+      <w:pPr>
+        <w:pStyle w:val="BodyText"/>
+      </w:pPr>
+      <w:r>
+        <w:t xml:space="preserve">Точные формулировки — что считается моментом запуска, с которого идёт отсчёт возмещения, и что входит в безвозмездную поддержку — фиксируются договором. От первого зависит начало платежей, от второго объём обязательств исполнителя, поэтому оба определения должны быть однозначными.</w:t>
+      </w:r>
+    </w:p>
     <w:bookmarkEnd w:id="91"/>
+    <w:bookmarkEnd w:id="92"/>
     <w:sectPr>
       <w:footerReference r:id="rId40" w:type="default"/>
       <w:footnotePr>

--- a/ТЗ_ФНТ_РК.docx
+++ b/ТЗ_ФНТ_РК.docx
@@ -3634,22 +3634,6 @@
         </w:tc>
       </w:tr>
     </w:tbl>
-    <w:p>
-      <w:pPr>
-        <w:pStyle w:val="BodyText"/>
-      </w:pPr>
-      <w:r>
-        <w:t xml:space="preserve">Сроки твёрдые. При этом §13.1 требует, чтобы перед каждым этапом исполнитель провёл обследование и согласовал с заказчиком отдельное подробное задание на этот этап. Согласование входит в срок этапа, поэтому от скорости ответов заказчика напрямую зависит, сколько времени остаётся на саму разработку.</w:t>
-      </w:r>
-    </w:p>
-    <w:p>
-      <w:pPr>
-        <w:pStyle w:val="BodyText"/>
-      </w:pPr>
-      <w:r>
-        <w:t xml:space="preserve">Отдельно про шестой этап: он приходится на 20 декабря — 20 января и попадает на новогодние праздники. Рабочих дней в нём меньше, чем в остальных, а состав работ при этом самый тяжёлый — расчёт рейтинга игроков и судей. Планируя нагрузку, это надо учитывать с обеих сторон.</w:t>
-      </w:r>
-    </w:p>
     <w:bookmarkEnd w:id="90"/>
     <w:bookmarkStart w:id="91" w:name="стоимость-работ-и-порядок-расчётов"/>
     <w:p>
